--- a/results/supplement/Table_S5.docx
+++ b/results/supplement/Table_S5.docx
@@ -116,18 +116,18 @@
               <w:jc w:val="center"/>
             </w:pPr>
             <w:r>
-              <w:t>  0.037</w:t>
-            </w:r>
-          </w:p>
-        </w:tc>
-        <w:tc>
-          <w:p>
-            <w:pPr>
-              <w:pStyle w:val="Normal"/>
-              <w:jc w:val="center"/>
-            </w:pPr>
-            <w:r>
-              <w:t>[0.03, 0.043]</w:t>
+              <w:t>  0.038</w:t>
+            </w:r>
+          </w:p>
+        </w:tc>
+        <w:tc>
+          <w:p>
+            <w:pPr>
+              <w:pStyle w:val="Normal"/>
+              <w:jc w:val="center"/>
+            </w:pPr>
+            <w:r>
+              <w:t>[0.025, 0.047]</w:t>
             </w:r>
           </w:p>
         </w:tc>
@@ -149,29 +149,29 @@
               <w:jc w:val="center"/>
             </w:pPr>
             <w:r>
-              <w:t>[-0.013, 0]</w:t>
-            </w:r>
-          </w:p>
-        </w:tc>
-        <w:tc>
-          <w:p>
-            <w:pPr>
-              <w:pStyle w:val="Normal"/>
-              <w:jc w:val="center"/>
-            </w:pPr>
-            <w:r>
-              <w:t>  -0.015</w:t>
-            </w:r>
-          </w:p>
-        </w:tc>
-        <w:tc>
-          <w:p>
-            <w:pPr>
-              <w:pStyle w:val="Normal"/>
-              <w:jc w:val="center"/>
-            </w:pPr>
-            <w:r>
-              <w:t>[-0.026, -0.011]</w:t>
+              <w:t>[-0.021, 0.012]</w:t>
+            </w:r>
+          </w:p>
+        </w:tc>
+        <w:tc>
+          <w:p>
+            <w:pPr>
+              <w:pStyle w:val="Normal"/>
+              <w:jc w:val="center"/>
+            </w:pPr>
+            <w:r>
+              <w:t>  -0.014</w:t>
+            </w:r>
+          </w:p>
+        </w:tc>
+        <w:tc>
+          <w:p>
+            <w:pPr>
+              <w:pStyle w:val="Normal"/>
+              <w:jc w:val="center"/>
+            </w:pPr>
+            <w:r>
+              <w:t>[-0.027, -0.003]</w:t>
             </w:r>
           </w:p>
         </w:tc>
@@ -195,18 +195,18 @@
               <w:jc w:val="center"/>
             </w:pPr>
             <w:r>
-              <w:t> -0.012</w:t>
-            </w:r>
-          </w:p>
-        </w:tc>
-        <w:tc>
-          <w:p>
-            <w:pPr>
-              <w:pStyle w:val="Normal"/>
-              <w:jc w:val="center"/>
-            </w:pPr>
-            <w:r>
-              <w:t>[-0.018, -0.005]</w:t>
+              <w:t> -0.010</w:t>
+            </w:r>
+          </w:p>
+        </w:tc>
+        <w:tc>
+          <w:p>
+            <w:pPr>
+              <w:pStyle w:val="Normal"/>
+              <w:jc w:val="center"/>
+            </w:pPr>
+            <w:r>
+              <w:t>[-0.023, -0.001]</w:t>
             </w:r>
           </w:p>
         </w:tc>
@@ -228,29 +228,29 @@
               <w:jc w:val="center"/>
             </w:pPr>
             <w:r>
-              <w:t>[-0.038, -0.025]</w:t>
-            </w:r>
-          </w:p>
-        </w:tc>
-        <w:tc>
-          <w:p>
-            <w:pPr>
-              <w:pStyle w:val="Normal"/>
-              <w:jc w:val="center"/>
-            </w:pPr>
-            <w:r>
-              <w:t>  -0.018</w:t>
-            </w:r>
-          </w:p>
-        </w:tc>
-        <w:tc>
-          <w:p>
-            <w:pPr>
-              <w:pStyle w:val="Normal"/>
-              <w:jc w:val="center"/>
-            </w:pPr>
-            <w:r>
-              <w:t>[-0.029, -0.015]</w:t>
+              <w:t>[-0.046, -0.013]</w:t>
+            </w:r>
+          </w:p>
+        </w:tc>
+        <w:tc>
+          <w:p>
+            <w:pPr>
+              <w:pStyle w:val="Normal"/>
+              <w:jc w:val="center"/>
+            </w:pPr>
+            <w:r>
+              <w:t>  -0.017</w:t>
+            </w:r>
+          </w:p>
+        </w:tc>
+        <w:tc>
+          <w:p>
+            <w:pPr>
+              <w:pStyle w:val="Normal"/>
+              <w:jc w:val="center"/>
+            </w:pPr>
+            <w:r>
+              <w:t>[-0.03, -0.006]</w:t>
             </w:r>
           </w:p>
         </w:tc>
@@ -274,18 +274,18 @@
               <w:jc w:val="center"/>
             </w:pPr>
             <w:r>
-              <w:t> -0.015</w:t>
-            </w:r>
-          </w:p>
-        </w:tc>
-        <w:tc>
-          <w:p>
-            <w:pPr>
-              <w:pStyle w:val="Normal"/>
-              <w:jc w:val="center"/>
-            </w:pPr>
-            <w:r>
-              <w:t>[-0.022, -0.009]</w:t>
+              <w:t> -0.014</w:t>
+            </w:r>
+          </w:p>
+        </w:tc>
+        <w:tc>
+          <w:p>
+            <w:pPr>
+              <w:pStyle w:val="Normal"/>
+              <w:jc w:val="center"/>
+            </w:pPr>
+            <w:r>
+              <w:t>[-0.026, -0.005]</w:t>
             </w:r>
           </w:p>
         </w:tc>
@@ -307,29 +307,29 @@
               <w:jc w:val="center"/>
             </w:pPr>
             <w:r>
-              <w:t>[-0.029, -0.016]</w:t>
-            </w:r>
-          </w:p>
-        </w:tc>
-        <w:tc>
-          <w:p>
-            <w:pPr>
-              <w:pStyle w:val="Normal"/>
-              <w:jc w:val="center"/>
-            </w:pPr>
-            <w:r>
-              <w:t>  -0.010</w:t>
-            </w:r>
-          </w:p>
-        </w:tc>
-        <w:tc>
-          <w:p>
-            <w:pPr>
-              <w:pStyle w:val="Normal"/>
-              <w:jc w:val="center"/>
-            </w:pPr>
-            <w:r>
-              <w:t>[-0.021, -0.006]</w:t>
+              <w:t>[-0.036, -0.005]</w:t>
+            </w:r>
+          </w:p>
+        </w:tc>
+        <w:tc>
+          <w:p>
+            <w:pPr>
+              <w:pStyle w:val="Normal"/>
+              <w:jc w:val="center"/>
+            </w:pPr>
+            <w:r>
+              <w:t>  -0.009</w:t>
+            </w:r>
+          </w:p>
+        </w:tc>
+        <w:tc>
+          <w:p>
+            <w:pPr>
+              <w:pStyle w:val="Normal"/>
+              <w:jc w:val="center"/>
+            </w:pPr>
+            <w:r>
+              <w:t>[-0.022, 0.002]</w:t>
             </w:r>
           </w:p>
         </w:tc>
@@ -353,62 +353,62 @@
               <w:jc w:val="center"/>
             </w:pPr>
             <w:r>
-              <w:t> -0.016</w:t>
-            </w:r>
-          </w:p>
-        </w:tc>
-        <w:tc>
-          <w:p>
-            <w:pPr>
-              <w:pStyle w:val="Normal"/>
-              <w:jc w:val="center"/>
-            </w:pPr>
-            <w:r>
-              <w:t>[-0.023, -0.01]</w:t>
-            </w:r>
-          </w:p>
-        </w:tc>
-        <w:tc>
-          <w:p>
-            <w:pPr>
-              <w:pStyle w:val="Normal"/>
-              <w:jc w:val="center"/>
-            </w:pPr>
-            <w:r>
-              <w:t>-0.035</w:t>
-            </w:r>
-          </w:p>
-        </w:tc>
-        <w:tc>
-          <w:p>
-            <w:pPr>
-              <w:pStyle w:val="Normal"/>
-              <w:jc w:val="center"/>
-            </w:pPr>
-            <w:r>
-              <w:t>[-0.041, -0.029]</w:t>
-            </w:r>
-          </w:p>
-        </w:tc>
-        <w:tc>
-          <w:p>
-            <w:pPr>
-              <w:pStyle w:val="Normal"/>
-              <w:jc w:val="center"/>
-            </w:pPr>
-            <w:r>
-              <w:t>  -0.017</w:t>
-            </w:r>
-          </w:p>
-        </w:tc>
-        <w:tc>
-          <w:p>
-            <w:pPr>
-              <w:pStyle w:val="Normal"/>
-              <w:jc w:val="center"/>
-            </w:pPr>
-            <w:r>
-              <w:t>[-0.027, -0.013]</w:t>
+              <w:t> -0.015</w:t>
+            </w:r>
+          </w:p>
+        </w:tc>
+        <w:tc>
+          <w:p>
+            <w:pPr>
+              <w:pStyle w:val="Normal"/>
+              <w:jc w:val="center"/>
+            </w:pPr>
+            <w:r>
+              <w:t>[-0.028, -0.005]</w:t>
+            </w:r>
+          </w:p>
+        </w:tc>
+        <w:tc>
+          <w:p>
+            <w:pPr>
+              <w:pStyle w:val="Normal"/>
+              <w:jc w:val="center"/>
+            </w:pPr>
+            <w:r>
+              <w:t>-0.034</w:t>
+            </w:r>
+          </w:p>
+        </w:tc>
+        <w:tc>
+          <w:p>
+            <w:pPr>
+              <w:pStyle w:val="Normal"/>
+              <w:jc w:val="center"/>
+            </w:pPr>
+            <w:r>
+              <w:t>[-0.048, -0.017]</w:t>
+            </w:r>
+          </w:p>
+        </w:tc>
+        <w:tc>
+          <w:p>
+            <w:pPr>
+              <w:pStyle w:val="Normal"/>
+              <w:jc w:val="center"/>
+            </w:pPr>
+            <w:r>
+              <w:t>  -0.015</w:t>
+            </w:r>
+          </w:p>
+        </w:tc>
+        <w:tc>
+          <w:p>
+            <w:pPr>
+              <w:pStyle w:val="Normal"/>
+              <w:jc w:val="center"/>
+            </w:pPr>
+            <w:r>
+              <w:t>[-0.028, -0.004]</w:t>
             </w:r>
           </w:p>
         </w:tc>
@@ -432,18 +432,18 @@
               <w:jc w:val="center"/>
             </w:pPr>
             <w:r>
-              <w:t> -0.016</w:t>
-            </w:r>
-          </w:p>
-        </w:tc>
-        <w:tc>
-          <w:p>
-            <w:pPr>
-              <w:pStyle w:val="Normal"/>
-              <w:jc w:val="center"/>
-            </w:pPr>
-            <w:r>
-              <w:t>[-0.023, -0.009]</w:t>
+              <w:t> -0.015</w:t>
+            </w:r>
+          </w:p>
+        </w:tc>
+        <w:tc>
+          <w:p>
+            <w:pPr>
+              <w:pStyle w:val="Normal"/>
+              <w:jc w:val="center"/>
+            </w:pPr>
+            <w:r>
+              <w:t>[-0.028, -0.005]</w:t>
             </w:r>
           </w:p>
         </w:tc>
@@ -465,29 +465,29 @@
               <w:jc w:val="center"/>
             </w:pPr>
             <w:r>
-              <w:t>[-0.023, -0.011]</w:t>
-            </w:r>
-          </w:p>
-        </w:tc>
-        <w:tc>
-          <w:p>
-            <w:pPr>
-              <w:pStyle w:val="Normal"/>
-              <w:jc w:val="center"/>
-            </w:pPr>
-            <w:r>
-              <w:t>  -0.011</w:t>
-            </w:r>
-          </w:p>
-        </w:tc>
-        <w:tc>
-          <w:p>
-            <w:pPr>
-              <w:pStyle w:val="Normal"/>
-              <w:jc w:val="center"/>
-            </w:pPr>
-            <w:r>
-              <w:t>[-0.022, -0.008]</w:t>
+              <w:t>[-0.03, 0]</w:t>
+            </w:r>
+          </w:p>
+        </w:tc>
+        <w:tc>
+          <w:p>
+            <w:pPr>
+              <w:pStyle w:val="Normal"/>
+              <w:jc w:val="center"/>
+            </w:pPr>
+            <w:r>
+              <w:t>  -0.010</w:t>
+            </w:r>
+          </w:p>
+        </w:tc>
+        <w:tc>
+          <w:p>
+            <w:pPr>
+              <w:pStyle w:val="Normal"/>
+              <w:jc w:val="center"/>
+            </w:pPr>
+            <w:r>
+              <w:t>[-0.023, 0]</w:t>
             </w:r>
           </w:p>
         </w:tc>
@@ -511,40 +511,40 @@
               <w:jc w:val="center"/>
             </w:pPr>
             <w:r>
-              <w:t> -0.021</w:t>
-            </w:r>
-          </w:p>
-        </w:tc>
-        <w:tc>
-          <w:p>
-            <w:pPr>
-              <w:pStyle w:val="Normal"/>
-              <w:jc w:val="center"/>
-            </w:pPr>
-            <w:r>
-              <w:t>[-0.028, -0.014]</w:t>
-            </w:r>
-          </w:p>
-        </w:tc>
-        <w:tc>
-          <w:p>
-            <w:pPr>
-              <w:pStyle w:val="Normal"/>
-              <w:jc w:val="center"/>
-            </w:pPr>
-            <w:r>
-              <w:t>-0.040</w:t>
-            </w:r>
-          </w:p>
-        </w:tc>
-        <w:tc>
-          <w:p>
-            <w:pPr>
-              <w:pStyle w:val="Normal"/>
-              <w:jc w:val="center"/>
-            </w:pPr>
-            <w:r>
-              <w:t>[-0.046, -0.034]</w:t>
+              <w:t> -0.020</w:t>
+            </w:r>
+          </w:p>
+        </w:tc>
+        <w:tc>
+          <w:p>
+            <w:pPr>
+              <w:pStyle w:val="Normal"/>
+              <w:jc w:val="center"/>
+            </w:pPr>
+            <w:r>
+              <w:t>[-0.034, -0.01]</w:t>
+            </w:r>
+          </w:p>
+        </w:tc>
+        <w:tc>
+          <w:p>
+            <w:pPr>
+              <w:pStyle w:val="Normal"/>
+              <w:jc w:val="center"/>
+            </w:pPr>
+            <w:r>
+              <w:t>-0.039</w:t>
+            </w:r>
+          </w:p>
+        </w:tc>
+        <w:tc>
+          <w:p>
+            <w:pPr>
+              <w:pStyle w:val="Normal"/>
+              <w:jc w:val="center"/>
+            </w:pPr>
+            <w:r>
+              <w:t>[-0.051, -0.024]</w:t>
             </w:r>
           </w:p>
         </w:tc>
@@ -566,7 +566,7 @@
               <w:jc w:val="center"/>
             </w:pPr>
             <w:r>
-              <w:t>[-0.027, -0.013]</w:t>
+              <w:t>[-0.028, -0.005]</w:t>
             </w:r>
           </w:p>
         </w:tc>
@@ -601,51 +601,51 @@
               <w:jc w:val="center"/>
             </w:pPr>
             <w:r>
-              <w:t>[-0.027, -0.013]</w:t>
-            </w:r>
-          </w:p>
-        </w:tc>
-        <w:tc>
-          <w:p>
-            <w:pPr>
-              <w:pStyle w:val="Normal"/>
-              <w:jc w:val="center"/>
-            </w:pPr>
-            <w:r>
-              <w:t>-0.025</w:t>
-            </w:r>
-          </w:p>
-        </w:tc>
-        <w:tc>
-          <w:p>
-            <w:pPr>
-              <w:pStyle w:val="Normal"/>
-              <w:jc w:val="center"/>
-            </w:pPr>
-            <w:r>
-              <w:t>[-0.03, -0.02]</w:t>
-            </w:r>
-          </w:p>
-        </w:tc>
-        <w:tc>
-          <w:p>
-            <w:pPr>
-              <w:pStyle w:val="Normal"/>
-              <w:jc w:val="center"/>
-            </w:pPr>
-            <w:r>
-              <w:t>  -0.022</w:t>
-            </w:r>
-          </w:p>
-        </w:tc>
-        <w:tc>
-          <w:p>
-            <w:pPr>
-              <w:pStyle w:val="Normal"/>
-              <w:jc w:val="center"/>
-            </w:pPr>
-            <w:r>
-              <w:t>[-0.033, -0.019]</w:t>
+              <w:t>[-0.034, -0.009]</w:t>
+            </w:r>
+          </w:p>
+        </w:tc>
+        <w:tc>
+          <w:p>
+            <w:pPr>
+              <w:pStyle w:val="Normal"/>
+              <w:jc w:val="center"/>
+            </w:pPr>
+            <w:r>
+              <w:t>-0.024</w:t>
+            </w:r>
+          </w:p>
+        </w:tc>
+        <w:tc>
+          <w:p>
+            <w:pPr>
+              <w:pStyle w:val="Normal"/>
+              <w:jc w:val="center"/>
+            </w:pPr>
+            <w:r>
+              <w:t>[-0.035, -0.01]</w:t>
+            </w:r>
+          </w:p>
+        </w:tc>
+        <w:tc>
+          <w:p>
+            <w:pPr>
+              <w:pStyle w:val="Normal"/>
+              <w:jc w:val="center"/>
+            </w:pPr>
+            <w:r>
+              <w:t>  -0.023</w:t>
+            </w:r>
+          </w:p>
+        </w:tc>
+        <w:tc>
+          <w:p>
+            <w:pPr>
+              <w:pStyle w:val="Normal"/>
+              <w:jc w:val="center"/>
+            </w:pPr>
+            <w:r>
+              <w:t>[-0.034, -0.013]</w:t>
             </w:r>
           </w:p>
         </w:tc>
@@ -669,62 +669,62 @@
               <w:jc w:val="center"/>
             </w:pPr>
             <w:r>
-              <w:t> -0.023</w:t>
-            </w:r>
-          </w:p>
-        </w:tc>
-        <w:tc>
-          <w:p>
-            <w:pPr>
-              <w:pStyle w:val="Normal"/>
-              <w:jc w:val="center"/>
-            </w:pPr>
-            <w:r>
-              <w:t>[-0.031, -0.015]</w:t>
-            </w:r>
-          </w:p>
-        </w:tc>
-        <w:tc>
-          <w:p>
-            <w:pPr>
-              <w:pStyle w:val="Normal"/>
-              <w:jc w:val="center"/>
-            </w:pPr>
-            <w:r>
-              <w:t>-0.047</w:t>
-            </w:r>
-          </w:p>
-        </w:tc>
-        <w:tc>
-          <w:p>
-            <w:pPr>
-              <w:pStyle w:val="Normal"/>
-              <w:jc w:val="center"/>
-            </w:pPr>
-            <w:r>
-              <w:t>[-0.051, -0.042]</w:t>
-            </w:r>
-          </w:p>
-        </w:tc>
-        <w:tc>
-          <w:p>
-            <w:pPr>
-              <w:pStyle w:val="Normal"/>
-              <w:jc w:val="center"/>
-            </w:pPr>
-            <w:r>
-              <w:t>  -0.024</w:t>
-            </w:r>
-          </w:p>
-        </w:tc>
-        <w:tc>
-          <w:p>
-            <w:pPr>
-              <w:pStyle w:val="Normal"/>
-              <w:jc w:val="center"/>
-            </w:pPr>
-            <w:r>
-              <w:t>[-0.034, -0.022]</w:t>
+              <w:t> -0.024</w:t>
+            </w:r>
+          </w:p>
+        </w:tc>
+        <w:tc>
+          <w:p>
+            <w:pPr>
+              <w:pStyle w:val="Normal"/>
+              <w:jc w:val="center"/>
+            </w:pPr>
+            <w:r>
+              <w:t>[-0.039, -0.012]</w:t>
+            </w:r>
+          </w:p>
+        </w:tc>
+        <w:tc>
+          <w:p>
+            <w:pPr>
+              <w:pStyle w:val="Normal"/>
+              <w:jc w:val="center"/>
+            </w:pPr>
+            <w:r>
+              <w:t>-0.046</w:t>
+            </w:r>
+          </w:p>
+        </w:tc>
+        <w:tc>
+          <w:p>
+            <w:pPr>
+              <w:pStyle w:val="Normal"/>
+              <w:jc w:val="center"/>
+            </w:pPr>
+            <w:r>
+              <w:t>[-0.054, -0.034]</w:t>
+            </w:r>
+          </w:p>
+        </w:tc>
+        <w:tc>
+          <w:p>
+            <w:pPr>
+              <w:pStyle w:val="Normal"/>
+              <w:jc w:val="center"/>
+            </w:pPr>
+            <w:r>
+              <w:t>  -0.026</w:t>
+            </w:r>
+          </w:p>
+        </w:tc>
+        <w:tc>
+          <w:p>
+            <w:pPr>
+              <w:pStyle w:val="Normal"/>
+              <w:jc w:val="center"/>
+            </w:pPr>
+            <w:r>
+              <w:t>[-0.036, -0.016]</w:t>
             </w:r>
           </w:p>
         </w:tc>
@@ -748,62 +748,62 @@
               <w:jc w:val="center"/>
             </w:pPr>
             <w:r>
-              <w:t> -0.015</w:t>
-            </w:r>
-          </w:p>
-        </w:tc>
-        <w:tc>
-          <w:p>
-            <w:pPr>
-              <w:pStyle w:val="Normal"/>
-              <w:jc w:val="center"/>
-            </w:pPr>
-            <w:r>
-              <w:t>[-0.025, -0.007]</w:t>
-            </w:r>
-          </w:p>
-        </w:tc>
-        <w:tc>
-          <w:p>
-            <w:pPr>
-              <w:pStyle w:val="Normal"/>
-              <w:jc w:val="center"/>
-            </w:pPr>
-            <w:r>
-              <w:t>-0.036</w:t>
-            </w:r>
-          </w:p>
-        </w:tc>
-        <w:tc>
-          <w:p>
-            <w:pPr>
-              <w:pStyle w:val="Normal"/>
-              <w:jc w:val="center"/>
-            </w:pPr>
-            <w:r>
-              <w:t>[-0.039, -0.034]</w:t>
-            </w:r>
-          </w:p>
-        </w:tc>
-        <w:tc>
-          <w:p>
-            <w:pPr>
-              <w:pStyle w:val="Normal"/>
-              <w:jc w:val="center"/>
-            </w:pPr>
-            <w:r>
-              <w:t>  -0.028</w:t>
-            </w:r>
-          </w:p>
-        </w:tc>
-        <w:tc>
-          <w:p>
-            <w:pPr>
-              <w:pStyle w:val="Normal"/>
-              <w:jc w:val="center"/>
-            </w:pPr>
-            <w:r>
-              <w:t>[-0.038, -0.026]</w:t>
+              <w:t> -0.019</w:t>
+            </w:r>
+          </w:p>
+        </w:tc>
+        <w:tc>
+          <w:p>
+            <w:pPr>
+              <w:pStyle w:val="Normal"/>
+              <w:jc w:val="center"/>
+            </w:pPr>
+            <w:r>
+              <w:t>[-0.037, -0.005]</w:t>
+            </w:r>
+          </w:p>
+        </w:tc>
+        <w:tc>
+          <w:p>
+            <w:pPr>
+              <w:pStyle w:val="Normal"/>
+              <w:jc w:val="center"/>
+            </w:pPr>
+            <w:r>
+              <w:t>-0.035</w:t>
+            </w:r>
+          </w:p>
+        </w:tc>
+        <w:tc>
+          <w:p>
+            <w:pPr>
+              <w:pStyle w:val="Normal"/>
+              <w:jc w:val="center"/>
+            </w:pPr>
+            <w:r>
+              <w:t>[-0.043, -0.026]</w:t>
+            </w:r>
+          </w:p>
+        </w:tc>
+        <w:tc>
+          <w:p>
+            <w:pPr>
+              <w:pStyle w:val="Normal"/>
+              <w:jc w:val="center"/>
+            </w:pPr>
+            <w:r>
+              <w:t>  -0.031</w:t>
+            </w:r>
+          </w:p>
+        </w:tc>
+        <w:tc>
+          <w:p>
+            <w:pPr>
+              <w:pStyle w:val="Normal"/>
+              <w:jc w:val="center"/>
+            </w:pPr>
+            <w:r>
+              <w:t>[-0.04, -0.023]</w:t>
             </w:r>
           </w:p>
         </w:tc>
@@ -827,62 +827,62 @@
               <w:jc w:val="center"/>
             </w:pPr>
             <w:r>
-              <w:t> -0.005</w:t>
-            </w:r>
-          </w:p>
-        </w:tc>
-        <w:tc>
-          <w:p>
-            <w:pPr>
-              <w:pStyle w:val="Normal"/>
-              <w:jc w:val="center"/>
-            </w:pPr>
-            <w:r>
-              <w:t>[-0.011, 0]</w:t>
-            </w:r>
-          </w:p>
-        </w:tc>
-        <w:tc>
-          <w:p>
-            <w:pPr>
-              <w:pStyle w:val="Normal"/>
-              <w:jc w:val="center"/>
-            </w:pPr>
-            <w:r>
-              <w:t> 0.007</w:t>
-            </w:r>
-          </w:p>
-        </w:tc>
-        <w:tc>
-          <w:p>
-            <w:pPr>
-              <w:pStyle w:val="Normal"/>
-              <w:jc w:val="center"/>
-            </w:pPr>
-            <w:r>
-              <w:t>[0.004, 0.01]</w:t>
-            </w:r>
-          </w:p>
-        </w:tc>
-        <w:tc>
-          <w:p>
-            <w:pPr>
-              <w:pStyle w:val="Normal"/>
-              <w:jc w:val="center"/>
-            </w:pPr>
-            <w:r>
-              <w:t>  -0.013</w:t>
-            </w:r>
-          </w:p>
-        </w:tc>
-        <w:tc>
-          <w:p>
-            <w:pPr>
-              <w:pStyle w:val="Normal"/>
-              <w:jc w:val="center"/>
-            </w:pPr>
-            <w:r>
-              <w:t>[-0.018, -0.013]</w:t>
+              <w:t> -0.009</w:t>
+            </w:r>
+          </w:p>
+        </w:tc>
+        <w:tc>
+          <w:p>
+            <w:pPr>
+              <w:pStyle w:val="Normal"/>
+              <w:jc w:val="center"/>
+            </w:pPr>
+            <w:r>
+              <w:t>[-0.02, 0]</w:t>
+            </w:r>
+          </w:p>
+        </w:tc>
+        <w:tc>
+          <w:p>
+            <w:pPr>
+              <w:pStyle w:val="Normal"/>
+              <w:jc w:val="center"/>
+            </w:pPr>
+            <w:r>
+              <w:t> 0.008</w:t>
+            </w:r>
+          </w:p>
+        </w:tc>
+        <w:tc>
+          <w:p>
+            <w:pPr>
+              <w:pStyle w:val="Normal"/>
+              <w:jc w:val="center"/>
+            </w:pPr>
+            <w:r>
+              <w:t>[-0.001, 0.016]</w:t>
+            </w:r>
+          </w:p>
+        </w:tc>
+        <w:tc>
+          <w:p>
+            <w:pPr>
+              <w:pStyle w:val="Normal"/>
+              <w:jc w:val="center"/>
+            </w:pPr>
+            <w:r>
+              <w:t>  -0.016</w:t>
+            </w:r>
+          </w:p>
+        </w:tc>
+        <w:tc>
+          <w:p>
+            <w:pPr>
+              <w:pStyle w:val="Normal"/>
+              <w:jc w:val="center"/>
+            </w:pPr>
+            <w:r>
+              <w:t>[-0.021, -0.012]</w:t>
             </w:r>
           </w:p>
         </w:tc>
@@ -906,62 +906,62 @@
               <w:jc w:val="center"/>
             </w:pPr>
             <w:r>
-              <w:t>  0.028</w:t>
-            </w:r>
-          </w:p>
-        </w:tc>
-        <w:tc>
-          <w:p>
-            <w:pPr>
-              <w:pStyle w:val="Normal"/>
-              <w:jc w:val="center"/>
-            </w:pPr>
-            <w:r>
-              <w:t>[0.022, 0.035]</w:t>
-            </w:r>
-          </w:p>
-        </w:tc>
-        <w:tc>
-          <w:p>
-            <w:pPr>
-              <w:pStyle w:val="Normal"/>
-              <w:jc w:val="center"/>
-            </w:pPr>
-            <w:r>
-              <w:t> 0.003</w:t>
-            </w:r>
-          </w:p>
-        </w:tc>
-        <w:tc>
-          <w:p>
-            <w:pPr>
-              <w:pStyle w:val="Normal"/>
-              <w:jc w:val="center"/>
-            </w:pPr>
-            <w:r>
-              <w:t>[-0.005, 0.012]</w:t>
-            </w:r>
-          </w:p>
-        </w:tc>
-        <w:tc>
-          <w:p>
-            <w:pPr>
-              <w:pStyle w:val="Normal"/>
-              <w:jc w:val="center"/>
-            </w:pPr>
-            <w:r>
-              <w:t>  -0.001</w:t>
-            </w:r>
-          </w:p>
-        </w:tc>
-        <w:tc>
-          <w:p>
-            <w:pPr>
-              <w:pStyle w:val="Normal"/>
-              <w:jc w:val="center"/>
-            </w:pPr>
-            <w:r>
-              <w:t>[-0.006, 0.004]</w:t>
+              <w:t>  0.024</w:t>
+            </w:r>
+          </w:p>
+        </w:tc>
+        <w:tc>
+          <w:p>
+            <w:pPr>
+              <w:pStyle w:val="Normal"/>
+              <w:jc w:val="center"/>
+            </w:pPr>
+            <w:r>
+              <w:t>[0.01, 0.035]</w:t>
+            </w:r>
+          </w:p>
+        </w:tc>
+        <w:tc>
+          <w:p>
+            <w:pPr>
+              <w:pStyle w:val="Normal"/>
+              <w:jc w:val="center"/>
+            </w:pPr>
+            <w:r>
+              <w:t> 0.005</w:t>
+            </w:r>
+          </w:p>
+        </w:tc>
+        <w:tc>
+          <w:p>
+            <w:pPr>
+              <w:pStyle w:val="Normal"/>
+              <w:jc w:val="center"/>
+            </w:pPr>
+            <w:r>
+              <w:t>[-0.021, 0.027]</w:t>
+            </w:r>
+          </w:p>
+        </w:tc>
+        <w:tc>
+          <w:p>
+            <w:pPr>
+              <w:pStyle w:val="Normal"/>
+              <w:jc w:val="center"/>
+            </w:pPr>
+            <w:r>
+              <w:t>  -0.007</w:t>
+            </w:r>
+          </w:p>
+        </w:tc>
+        <w:tc>
+          <w:p>
+            <w:pPr>
+              <w:pStyle w:val="Normal"/>
+              <w:jc w:val="center"/>
+            </w:pPr>
+            <w:r>
+              <w:t>[-0.017, 0.005]</w:t>
             </w:r>
           </w:p>
         </w:tc>
@@ -985,62 +985,62 @@
               <w:jc w:val="center"/>
             </w:pPr>
             <w:r>
-              <w:t>  0.023</w:t>
-            </w:r>
-          </w:p>
-        </w:tc>
-        <w:tc>
-          <w:p>
-            <w:pPr>
-              <w:pStyle w:val="Normal"/>
-              <w:jc w:val="center"/>
-            </w:pPr>
-            <w:r>
-              <w:t>[0.019, 0.027]</w:t>
-            </w:r>
-          </w:p>
-        </w:tc>
-        <w:tc>
-          <w:p>
-            <w:pPr>
-              <w:pStyle w:val="Normal"/>
-              <w:jc w:val="center"/>
-            </w:pPr>
-            <w:r>
-              <w:t> 0.014</w:t>
-            </w:r>
-          </w:p>
-        </w:tc>
-        <w:tc>
-          <w:p>
-            <w:pPr>
-              <w:pStyle w:val="Normal"/>
-              <w:jc w:val="center"/>
-            </w:pPr>
-            <w:r>
-              <w:t>[0.003, 0.025]</w:t>
-            </w:r>
-          </w:p>
-        </w:tc>
-        <w:tc>
-          <w:p>
-            <w:pPr>
-              <w:pStyle w:val="Normal"/>
-              <w:jc w:val="center"/>
-            </w:pPr>
-            <w:r>
-              <w:t>   0.012</w:t>
-            </w:r>
-          </w:p>
-        </w:tc>
-        <w:tc>
-          <w:p>
-            <w:pPr>
-              <w:pStyle w:val="Normal"/>
-              <w:jc w:val="center"/>
-            </w:pPr>
-            <w:r>
-              <w:t>[0.006, 0.022]</w:t>
+              <w:t>  0.019</w:t>
+            </w:r>
+          </w:p>
+        </w:tc>
+        <w:tc>
+          <w:p>
+            <w:pPr>
+              <w:pStyle w:val="Normal"/>
+              <w:jc w:val="center"/>
+            </w:pPr>
+            <w:r>
+              <w:t>[0.011, 0.026]</w:t>
+            </w:r>
+          </w:p>
+        </w:tc>
+        <w:tc>
+          <w:p>
+            <w:pPr>
+              <w:pStyle w:val="Normal"/>
+              <w:jc w:val="center"/>
+            </w:pPr>
+            <w:r>
+              <w:t> 0.013</w:t>
+            </w:r>
+          </w:p>
+        </w:tc>
+        <w:tc>
+          <w:p>
+            <w:pPr>
+              <w:pStyle w:val="Normal"/>
+              <w:jc w:val="center"/>
+            </w:pPr>
+            <w:r>
+              <w:t>[-0.02, 0.038]</w:t>
+            </w:r>
+          </w:p>
+        </w:tc>
+        <w:tc>
+          <w:p>
+            <w:pPr>
+              <w:pStyle w:val="Normal"/>
+              <w:jc w:val="center"/>
+            </w:pPr>
+            <w:r>
+              <w:t>   0.007</w:t>
+            </w:r>
+          </w:p>
+        </w:tc>
+        <w:tc>
+          <w:p>
+            <w:pPr>
+              <w:pStyle w:val="Normal"/>
+              <w:jc w:val="center"/>
+            </w:pPr>
+            <w:r>
+              <w:t>[-0.007, 0.025]</w:t>
             </w:r>
           </w:p>
         </w:tc>
@@ -1064,62 +1064,62 @@
               <w:jc w:val="center"/>
             </w:pPr>
             <w:r>
-              <w:t>  0.055</w:t>
-            </w:r>
-          </w:p>
-        </w:tc>
-        <w:tc>
-          <w:p>
-            <w:pPr>
-              <w:pStyle w:val="Normal"/>
-              <w:jc w:val="center"/>
-            </w:pPr>
-            <w:r>
-              <w:t>[-0.022, 0.135]</w:t>
-            </w:r>
-          </w:p>
-        </w:tc>
-        <w:tc>
-          <w:p>
-            <w:pPr>
-              <w:pStyle w:val="Normal"/>
-              <w:jc w:val="center"/>
-            </w:pPr>
-            <w:r>
-              <w:t> 0.236</w:t>
-            </w:r>
-          </w:p>
-        </w:tc>
-        <w:tc>
-          <w:p>
-            <w:pPr>
-              <w:pStyle w:val="Normal"/>
-              <w:jc w:val="center"/>
-            </w:pPr>
-            <w:r>
-              <w:t>[0.209, 0.268]</w:t>
-            </w:r>
-          </w:p>
-        </w:tc>
-        <w:tc>
-          <w:p>
-            <w:pPr>
-              <w:pStyle w:val="Normal"/>
-              <w:jc w:val="center"/>
-            </w:pPr>
-            <w:r>
-              <w:t>   0.164</w:t>
-            </w:r>
-          </w:p>
-        </w:tc>
-        <w:tc>
-          <w:p>
-            <w:pPr>
-              <w:pStyle w:val="Normal"/>
-              <w:jc w:val="center"/>
-            </w:pPr>
-            <w:r>
-              <w:t>[0.146, 0.251]</w:t>
+              <w:t>  0.063</w:t>
+            </w:r>
+          </w:p>
+        </w:tc>
+        <w:tc>
+          <w:p>
+            <w:pPr>
+              <w:pStyle w:val="Normal"/>
+              <w:jc w:val="center"/>
+            </w:pPr>
+            <w:r>
+              <w:t>[-0.057, 0.215]</w:t>
+            </w:r>
+          </w:p>
+        </w:tc>
+        <w:tc>
+          <w:p>
+            <w:pPr>
+              <w:pStyle w:val="Normal"/>
+              <w:jc w:val="center"/>
+            </w:pPr>
+            <w:r>
+              <w:t> 0.228</w:t>
+            </w:r>
+          </w:p>
+        </w:tc>
+        <w:tc>
+          <w:p>
+            <w:pPr>
+              <w:pStyle w:val="Normal"/>
+              <w:jc w:val="center"/>
+            </w:pPr>
+            <w:r>
+              <w:t>[0.157, 0.28]</w:t>
+            </w:r>
+          </w:p>
+        </w:tc>
+        <w:tc>
+          <w:p>
+            <w:pPr>
+              <w:pStyle w:val="Normal"/>
+              <w:jc w:val="center"/>
+            </w:pPr>
+            <w:r>
+              <w:t>   0.176</w:t>
+            </w:r>
+          </w:p>
+        </w:tc>
+        <w:tc>
+          <w:p>
+            <w:pPr>
+              <w:pStyle w:val="Normal"/>
+              <w:jc w:val="center"/>
+            </w:pPr>
+            <w:r>
+              <w:t>[0.104, 0.257]</w:t>
             </w:r>
           </w:p>
         </w:tc>
@@ -1143,62 +1143,62 @@
               <w:jc w:val="center"/>
             </w:pPr>
             <w:r>
-              <w:t>  0.101</w:t>
-            </w:r>
-          </w:p>
-        </w:tc>
-        <w:tc>
-          <w:p>
-            <w:pPr>
-              <w:pStyle w:val="Normal"/>
-              <w:jc w:val="center"/>
-            </w:pPr>
-            <w:r>
-              <w:t>[0.039, 0.166]</w:t>
-            </w:r>
-          </w:p>
-        </w:tc>
-        <w:tc>
-          <w:p>
-            <w:pPr>
-              <w:pStyle w:val="Normal"/>
-              <w:jc w:val="center"/>
-            </w:pPr>
-            <w:r>
-              <w:t> 0.260</w:t>
-            </w:r>
-          </w:p>
-        </w:tc>
-        <w:tc>
-          <w:p>
-            <w:pPr>
-              <w:pStyle w:val="Normal"/>
-              <w:jc w:val="center"/>
-            </w:pPr>
-            <w:r>
-              <w:t>[0.213, 0.308]</w:t>
-            </w:r>
-          </w:p>
-        </w:tc>
-        <w:tc>
-          <w:p>
-            <w:pPr>
-              <w:pStyle w:val="Normal"/>
-              <w:jc w:val="center"/>
-            </w:pPr>
-            <w:r>
-              <w:t>   0.161</w:t>
-            </w:r>
-          </w:p>
-        </w:tc>
-        <w:tc>
-          <w:p>
-            <w:pPr>
-              <w:pStyle w:val="Normal"/>
-              <w:jc w:val="center"/>
-            </w:pPr>
-            <w:r>
-              <w:t>[0.133, 0.255]</w:t>
+              <w:t>  0.098</w:t>
+            </w:r>
+          </w:p>
+        </w:tc>
+        <w:tc>
+          <w:p>
+            <w:pPr>
+              <w:pStyle w:val="Normal"/>
+              <w:jc w:val="center"/>
+            </w:pPr>
+            <w:r>
+              <w:t>[0.005, 0.222]</w:t>
+            </w:r>
+          </w:p>
+        </w:tc>
+        <w:tc>
+          <w:p>
+            <w:pPr>
+              <w:pStyle w:val="Normal"/>
+              <w:jc w:val="center"/>
+            </w:pPr>
+            <w:r>
+              <w:t> 0.254</w:t>
+            </w:r>
+          </w:p>
+        </w:tc>
+        <w:tc>
+          <w:p>
+            <w:pPr>
+              <w:pStyle w:val="Normal"/>
+              <w:jc w:val="center"/>
+            </w:pPr>
+            <w:r>
+              <w:t>[0.123, 0.355]</w:t>
+            </w:r>
+          </w:p>
+        </w:tc>
+        <w:tc>
+          <w:p>
+            <w:pPr>
+              <w:pStyle w:val="Normal"/>
+              <w:jc w:val="center"/>
+            </w:pPr>
+            <w:r>
+              <w:t>   0.160</w:t>
+            </w:r>
+          </w:p>
+        </w:tc>
+        <w:tc>
+          <w:p>
+            <w:pPr>
+              <w:pStyle w:val="Normal"/>
+              <w:jc w:val="center"/>
+            </w:pPr>
+            <w:r>
+              <w:t>[0.069, 0.265]</w:t>
             </w:r>
           </w:p>
         </w:tc>
@@ -1222,62 +1222,62 @@
               <w:jc w:val="center"/>
             </w:pPr>
             <w:r>
-              <w:t>  0.106</w:t>
-            </w:r>
-          </w:p>
-        </w:tc>
-        <w:tc>
-          <w:p>
-            <w:pPr>
-              <w:pStyle w:val="Normal"/>
-              <w:jc w:val="center"/>
-            </w:pPr>
-            <w:r>
-              <w:t>[0.039, 0.177]</w:t>
-            </w:r>
-          </w:p>
-        </w:tc>
-        <w:tc>
-          <w:p>
-            <w:pPr>
-              <w:pStyle w:val="Normal"/>
-              <w:jc w:val="center"/>
-            </w:pPr>
-            <w:r>
-              <w:t> 0.253</w:t>
-            </w:r>
-          </w:p>
-        </w:tc>
-        <w:tc>
-          <w:p>
-            <w:pPr>
-              <w:pStyle w:val="Normal"/>
-              <w:jc w:val="center"/>
-            </w:pPr>
-            <w:r>
-              <w:t>[0.209, 0.301]</w:t>
-            </w:r>
-          </w:p>
-        </w:tc>
-        <w:tc>
-          <w:p>
-            <w:pPr>
-              <w:pStyle w:val="Normal"/>
-              <w:jc w:val="center"/>
-            </w:pPr>
-            <w:r>
-              <w:t>   0.174</w:t>
-            </w:r>
-          </w:p>
-        </w:tc>
-        <w:tc>
-          <w:p>
-            <w:pPr>
-              <w:pStyle w:val="Normal"/>
-              <w:jc w:val="center"/>
-            </w:pPr>
-            <w:r>
-              <w:t>[0.146, 0.272]</w:t>
+              <w:t>  0.107</w:t>
+            </w:r>
+          </w:p>
+        </w:tc>
+        <w:tc>
+          <w:p>
+            <w:pPr>
+              <w:pStyle w:val="Normal"/>
+              <w:jc w:val="center"/>
+            </w:pPr>
+            <w:r>
+              <w:t>[0.006, 0.241]</w:t>
+            </w:r>
+          </w:p>
+        </w:tc>
+        <w:tc>
+          <w:p>
+            <w:pPr>
+              <w:pStyle w:val="Normal"/>
+              <w:jc w:val="center"/>
+            </w:pPr>
+            <w:r>
+              <w:t> 0.246</w:t>
+            </w:r>
+          </w:p>
+        </w:tc>
+        <w:tc>
+          <w:p>
+            <w:pPr>
+              <w:pStyle w:val="Normal"/>
+              <w:jc w:val="center"/>
+            </w:pPr>
+            <w:r>
+              <w:t>[0.119, 0.341]</w:t>
+            </w:r>
+          </w:p>
+        </w:tc>
+        <w:tc>
+          <w:p>
+            <w:pPr>
+              <w:pStyle w:val="Normal"/>
+              <w:jc w:val="center"/>
+            </w:pPr>
+            <w:r>
+              <w:t>   0.176</w:t>
+            </w:r>
+          </w:p>
+        </w:tc>
+        <w:tc>
+          <w:p>
+            <w:pPr>
+              <w:pStyle w:val="Normal"/>
+              <w:jc w:val="center"/>
+            </w:pPr>
+            <w:r>
+              <w:t>[0.086, 0.28]</w:t>
             </w:r>
           </w:p>
         </w:tc>
@@ -1301,40 +1301,40 @@
               <w:jc w:val="center"/>
             </w:pPr>
             <w:r>
-              <w:t>  0.158</w:t>
-            </w:r>
-          </w:p>
-        </w:tc>
-        <w:tc>
-          <w:p>
-            <w:pPr>
-              <w:pStyle w:val="Normal"/>
-              <w:jc w:val="center"/>
-            </w:pPr>
-            <w:r>
-              <w:t>[0.113, 0.22]</w:t>
-            </w:r>
-          </w:p>
-        </w:tc>
-        <w:tc>
-          <w:p>
-            <w:pPr>
-              <w:pStyle w:val="Normal"/>
-              <w:jc w:val="center"/>
-            </w:pPr>
-            <w:r>
-              <w:t> 0.488</w:t>
-            </w:r>
-          </w:p>
-        </w:tc>
-        <w:tc>
-          <w:p>
-            <w:pPr>
-              <w:pStyle w:val="Normal"/>
-              <w:jc w:val="center"/>
-            </w:pPr>
-            <w:r>
-              <w:t>[0.344, 0.586]</w:t>
+              <w:t>  0.154</w:t>
+            </w:r>
+          </w:p>
+        </w:tc>
+        <w:tc>
+          <w:p>
+            <w:pPr>
+              <w:pStyle w:val="Normal"/>
+              <w:jc w:val="center"/>
+            </w:pPr>
+            <w:r>
+              <w:t>[0.073, 0.264]</w:t>
+            </w:r>
+          </w:p>
+        </w:tc>
+        <w:tc>
+          <w:p>
+            <w:pPr>
+              <w:pStyle w:val="Normal"/>
+              <w:jc w:val="center"/>
+            </w:pPr>
+            <w:r>
+              <w:t> 0.478</w:t>
+            </w:r>
+          </w:p>
+        </w:tc>
+        <w:tc>
+          <w:p>
+            <w:pPr>
+              <w:pStyle w:val="Normal"/>
+              <w:jc w:val="center"/>
+            </w:pPr>
+            <w:r>
+              <w:t>[0.328, 0.611]</w:t>
             </w:r>
           </w:p>
         </w:tc>
@@ -1356,7 +1356,7 @@
               <w:jc w:val="center"/>
             </w:pPr>
             <w:r>
-              <w:t>[0.275, 0.367]</w:t>
+              <w:t>[0.199, 0.386]</w:t>
             </w:r>
           </w:p>
         </w:tc>
@@ -1380,62 +1380,62 @@
               <w:jc w:val="center"/>
             </w:pPr>
             <w:r>
-              <w:t>  0.177</w:t>
-            </w:r>
-          </w:p>
-        </w:tc>
-        <w:tc>
-          <w:p>
-            <w:pPr>
-              <w:pStyle w:val="Normal"/>
-              <w:jc w:val="center"/>
-            </w:pPr>
-            <w:r>
-              <w:t>[0.125, 0.251]</w:t>
-            </w:r>
-          </w:p>
-        </w:tc>
-        <w:tc>
-          <w:p>
-            <w:pPr>
-              <w:pStyle w:val="Normal"/>
-              <w:jc w:val="center"/>
-            </w:pPr>
-            <w:r>
-              <w:t> 0.556</w:t>
-            </w:r>
-          </w:p>
-        </w:tc>
-        <w:tc>
-          <w:p>
-            <w:pPr>
-              <w:pStyle w:val="Normal"/>
-              <w:jc w:val="center"/>
-            </w:pPr>
-            <w:r>
-              <w:t>[0.434, 0.656]</w:t>
-            </w:r>
-          </w:p>
-        </w:tc>
-        <w:tc>
-          <w:p>
-            <w:pPr>
-              <w:pStyle w:val="Normal"/>
-              <w:jc w:val="center"/>
-            </w:pPr>
-            <w:r>
-              <w:t>   0.336</w:t>
-            </w:r>
-          </w:p>
-        </w:tc>
-        <w:tc>
-          <w:p>
-            <w:pPr>
-              <w:pStyle w:val="Normal"/>
-              <w:jc w:val="center"/>
-            </w:pPr>
-            <w:r>
-              <w:t>[0.331, 0.439]</w:t>
+              <w:t>  0.179</w:t>
+            </w:r>
+          </w:p>
+        </w:tc>
+        <w:tc>
+          <w:p>
+            <w:pPr>
+              <w:pStyle w:val="Normal"/>
+              <w:jc w:val="center"/>
+            </w:pPr>
+            <w:r>
+              <w:t>[0.092, 0.306]</w:t>
+            </w:r>
+          </w:p>
+        </w:tc>
+        <w:tc>
+          <w:p>
+            <w:pPr>
+              <w:pStyle w:val="Normal"/>
+              <w:jc w:val="center"/>
+            </w:pPr>
+            <w:r>
+              <w:t> 0.542</w:t>
+            </w:r>
+          </w:p>
+        </w:tc>
+        <w:tc>
+          <w:p>
+            <w:pPr>
+              <w:pStyle w:val="Normal"/>
+              <w:jc w:val="center"/>
+            </w:pPr>
+            <w:r>
+              <w:t>[0.369, 0.708]</w:t>
+            </w:r>
+          </w:p>
+        </w:tc>
+        <w:tc>
+          <w:p>
+            <w:pPr>
+              <w:pStyle w:val="Normal"/>
+              <w:jc w:val="center"/>
+            </w:pPr>
+            <w:r>
+              <w:t>   0.343</w:t>
+            </w:r>
+          </w:p>
+        </w:tc>
+        <w:tc>
+          <w:p>
+            <w:pPr>
+              <w:pStyle w:val="Normal"/>
+              <w:jc w:val="center"/>
+            </w:pPr>
+            <w:r>
+              <w:t>[0.247, 0.461]</w:t>
             </w:r>
           </w:p>
         </w:tc>
@@ -1459,7 +1459,7 @@
               <w:jc w:val="center"/>
             </w:pPr>
             <w:r>
-              <w:t>279.000</w:t>
+              <w:t>283.000</w:t>
             </w:r>
           </w:p>
         </w:tc>
@@ -1538,7 +1538,7 @@
               <w:jc w:val="center"/>
             </w:pPr>
             <w:r>
-              <w:t>8220.000</w:t>
+              <w:t>8378.000</w:t>
             </w:r>
           </w:p>
         </w:tc>
@@ -1560,7 +1560,7 @@
               <w:jc w:val="center"/>
             </w:pPr>
             <w:r>
-              <w:t>818.000</w:t>
+              <w:t>816.000</w:t>
             </w:r>
           </w:p>
         </w:tc>
@@ -1582,7 +1582,7 @@
               <w:jc w:val="center"/>
             </w:pPr>
             <w:r>
-              <w:t>13115.000</w:t>
+              <w:t>13051.000</w:t>
             </w:r>
           </w:p>
         </w:tc>

--- a/results/supplement/Table_S5.docx
+++ b/results/supplement/Table_S5.docx
@@ -20,79 +20,51 @@
               <w:jc w:val="left"/>
             </w:pPr>
             <w:r>
-              <w:t>p-value interval</w:t>
-            </w:r>
-          </w:p>
-        </w:tc>
-        <w:tc>
-          <w:p>
-            <w:pPr>
-              <w:pStyle w:val="Normal"/>
-              <w:jc w:val="center"/>
-            </w:pPr>
-            <w:r>
-              <w:t>Health, Toxicology and Mutagenesis
-Difference</w:t>
-            </w:r>
-          </w:p>
-        </w:tc>
-        <w:tc>
-          <w:p>
-            <w:pPr>
-              <w:pStyle w:val="Normal"/>
-              <w:jc w:val="center"/>
-            </w:pPr>
-            <w:r>
-              <w:t>Health, Toxicology and Mutagenesis
-0.95 Confidence interval</w:t>
-            </w:r>
-          </w:p>
-        </w:tc>
-        <w:tc>
-          <w:p>
-            <w:pPr>
-              <w:pStyle w:val="Normal"/>
-              <w:jc w:val="center"/>
-            </w:pPr>
-            <w:r>
-              <w:t>Management, Monitoring, Policy and Law
-Difference</w:t>
-            </w:r>
-          </w:p>
-        </w:tc>
-        <w:tc>
-          <w:p>
-            <w:pPr>
-              <w:pStyle w:val="Normal"/>
-              <w:jc w:val="center"/>
-            </w:pPr>
-            <w:r>
-              <w:t>Management, Monitoring, Policy and Law
-0.95 Confidence interval</w:t>
-            </w:r>
-          </w:p>
-        </w:tc>
-        <w:tc>
-          <w:p>
-            <w:pPr>
-              <w:pStyle w:val="Normal"/>
-              <w:jc w:val="center"/>
-            </w:pPr>
-            <w:r>
-              <w:t>Nature and Landscape Conservation
-Difference</w:t>
-            </w:r>
-          </w:p>
-        </w:tc>
-        <w:tc>
-          <w:p>
-            <w:pPr>
-              <w:pStyle w:val="Normal"/>
-              <w:jc w:val="center"/>
-            </w:pPr>
-            <w:r>
-              <w:t>Nature and Landscape Conservation
-0.95 Confidence interval</w:t>
+              <w:t>Variable</w:t>
+            </w:r>
+          </w:p>
+        </w:tc>
+        <w:tc>
+          <w:p>
+            <w:pPr>
+              <w:pStyle w:val="Normal"/>
+              <w:jc w:val="center"/>
+            </w:pPr>
+            <w:r>
+              <w:t>0% heterogeneity: Model 1 Estimate (SE)</w:t>
+            </w:r>
+          </w:p>
+        </w:tc>
+        <w:tc>
+          <w:p>
+            <w:pPr>
+              <w:pStyle w:val="Normal"/>
+              <w:jc w:val="center"/>
+            </w:pPr>
+            <w:r>
+              <w:t>0% heterogeneity: Model 2 Estimate (SE)</w:t>
+            </w:r>
+          </w:p>
+        </w:tc>
+        <w:tc>
+          <w:p>
+            <w:pPr>
+              <w:pStyle w:val="Normal"/>
+              <w:jc w:val="center"/>
+            </w:pPr>
+            <w:r>
+              <w:t>50% heterogeneity: Model 1 Estimate (SE)</w:t>
+            </w:r>
+          </w:p>
+        </w:tc>
+        <w:tc>
+          <w:p>
+            <w:pPr>
+              <w:pStyle w:val="Normal"/>
+              <w:jc w:val="center"/>
+            </w:pPr>
+            <w:r>
+              <w:t>50% heterogeneity: Model 2 Estimate (SE)</w:t>
             </w:r>
           </w:p>
         </w:tc>
@@ -105,73 +77,51 @@
               <w:jc w:val="left"/>
             </w:pPr>
             <w:r>
-              <w:t>0.9 &lt; p</w:t>
-            </w:r>
-          </w:p>
-        </w:tc>
-        <w:tc>
-          <w:p>
-            <w:pPr>
-              <w:pStyle w:val="Normal"/>
-              <w:jc w:val="center"/>
-            </w:pPr>
-            <w:r>
-              <w:t>  0.038</w:t>
-            </w:r>
-          </w:p>
-        </w:tc>
-        <w:tc>
-          <w:p>
-            <w:pPr>
-              <w:pStyle w:val="Normal"/>
-              <w:jc w:val="center"/>
-            </w:pPr>
-            <w:r>
-              <w:t>[0.025, 0.047]</w:t>
-            </w:r>
-          </w:p>
-        </w:tc>
-        <w:tc>
-          <w:p>
-            <w:pPr>
-              <w:pStyle w:val="Normal"/>
-              <w:jc w:val="center"/>
-            </w:pPr>
-            <w:r>
-              <w:t>-0.006</w:t>
-            </w:r>
-          </w:p>
-        </w:tc>
-        <w:tc>
-          <w:p>
-            <w:pPr>
-              <w:pStyle w:val="Normal"/>
-              <w:jc w:val="center"/>
-            </w:pPr>
-            <w:r>
-              <w:t>[-0.021, 0.012]</w:t>
-            </w:r>
-          </w:p>
-        </w:tc>
-        <w:tc>
-          <w:p>
-            <w:pPr>
-              <w:pStyle w:val="Normal"/>
-              <w:jc w:val="center"/>
-            </w:pPr>
-            <w:r>
-              <w:t>  -0.014</w:t>
-            </w:r>
-          </w:p>
-        </w:tc>
-        <w:tc>
-          <w:p>
-            <w:pPr>
-              <w:pStyle w:val="Normal"/>
-              <w:jc w:val="center"/>
-            </w:pPr>
-            <w:r>
-              <w:t>[-0.027, -0.003]</w:t>
+              <w:t>Intercept</w:t>
+            </w:r>
+          </w:p>
+        </w:tc>
+        <w:tc>
+          <w:p>
+            <w:pPr>
+              <w:pStyle w:val="Normal"/>
+              <w:jc w:val="center"/>
+            </w:pPr>
+            <w:r>
+              <w:t>5.467 (9.849)</w:t>
+            </w:r>
+          </w:p>
+        </w:tc>
+        <w:tc>
+          <w:p>
+            <w:pPr>
+              <w:pStyle w:val="Normal"/>
+              <w:jc w:val="center"/>
+            </w:pPr>
+            <w:r>
+              <w:t>2.031 (10.238)</w:t>
+            </w:r>
+          </w:p>
+        </w:tc>
+        <w:tc>
+          <w:p>
+            <w:pPr>
+              <w:pStyle w:val="Normal"/>
+              <w:jc w:val="center"/>
+            </w:pPr>
+            <w:r>
+              <w:t>54.661 (33.477)</w:t>
+            </w:r>
+          </w:p>
+        </w:tc>
+        <w:tc>
+          <w:p>
+            <w:pPr>
+              <w:pStyle w:val="Normal"/>
+              <w:jc w:val="center"/>
+            </w:pPr>
+            <w:r>
+              <w:t>43.721 (34.893)</w:t>
             </w:r>
           </w:p>
         </w:tc>
@@ -184,73 +134,51 @@
               <w:jc w:val="left"/>
             </w:pPr>
             <w:r>
-              <w:t>0.8 &lt; p &lt; 0.9</w:t>
-            </w:r>
-          </w:p>
-        </w:tc>
-        <w:tc>
-          <w:p>
-            <w:pPr>
-              <w:pStyle w:val="Normal"/>
-              <w:jc w:val="center"/>
-            </w:pPr>
-            <w:r>
-              <w:t> -0.010</w:t>
-            </w:r>
-          </w:p>
-        </w:tc>
-        <w:tc>
-          <w:p>
-            <w:pPr>
-              <w:pStyle w:val="Normal"/>
-              <w:jc w:val="center"/>
-            </w:pPr>
-            <w:r>
-              <w:t>[-0.023, -0.001]</w:t>
-            </w:r>
-          </w:p>
-        </w:tc>
-        <w:tc>
-          <w:p>
-            <w:pPr>
-              <w:pStyle w:val="Normal"/>
-              <w:jc w:val="center"/>
-            </w:pPr>
-            <w:r>
-              <w:t>-0.031</w:t>
-            </w:r>
-          </w:p>
-        </w:tc>
-        <w:tc>
-          <w:p>
-            <w:pPr>
-              <w:pStyle w:val="Normal"/>
-              <w:jc w:val="center"/>
-            </w:pPr>
-            <w:r>
-              <w:t>[-0.046, -0.013]</w:t>
-            </w:r>
-          </w:p>
-        </w:tc>
-        <w:tc>
-          <w:p>
-            <w:pPr>
-              <w:pStyle w:val="Normal"/>
-              <w:jc w:val="center"/>
-            </w:pPr>
-            <w:r>
-              <w:t>  -0.017</w:t>
-            </w:r>
-          </w:p>
-        </w:tc>
-        <w:tc>
-          <w:p>
-            <w:pPr>
-              <w:pStyle w:val="Normal"/>
-              <w:jc w:val="center"/>
-            </w:pPr>
-            <w:r>
-              <w:t>[-0.03, -0.006]</w:t>
+              <w:t>Median power</w:t>
+            </w:r>
+          </w:p>
+        </w:tc>
+        <w:tc>
+          <w:p>
+            <w:pPr>
+              <w:pStyle w:val="Normal"/>
+              <w:jc w:val="center"/>
+            </w:pPr>
+            <w:r>
+              <w:t>-0.017*** (0.001)</w:t>
+            </w:r>
+          </w:p>
+        </w:tc>
+        <w:tc>
+          <w:p>
+            <w:pPr>
+              <w:pStyle w:val="Normal"/>
+              <w:jc w:val="center"/>
+            </w:pPr>
+            <w:r>
+              <w:t>-0.017*** (0.001)</w:t>
+            </w:r>
+          </w:p>
+        </w:tc>
+        <w:tc>
+          <w:p>
+            <w:pPr>
+              <w:pStyle w:val="Normal"/>
+              <w:jc w:val="center"/>
+            </w:pPr>
+            <w:r>
+              <w:t>-0.015*** (0.002)</w:t>
+            </w:r>
+          </w:p>
+        </w:tc>
+        <w:tc>
+          <w:p>
+            <w:pPr>
+              <w:pStyle w:val="Normal"/>
+              <w:jc w:val="center"/>
+            </w:pPr>
+            <w:r>
+              <w:t>-0.014*** (0.002)</w:t>
             </w:r>
           </w:p>
         </w:tc>
@@ -263,73 +191,51 @@
               <w:jc w:val="left"/>
             </w:pPr>
             <w:r>
-              <w:t>0.7 &lt; p &lt; 0.8</w:t>
-            </w:r>
-          </w:p>
-        </w:tc>
-        <w:tc>
-          <w:p>
-            <w:pPr>
-              <w:pStyle w:val="Normal"/>
-              <w:jc w:val="center"/>
-            </w:pPr>
-            <w:r>
-              <w:t> -0.014</w:t>
-            </w:r>
-          </w:p>
-        </w:tc>
-        <w:tc>
-          <w:p>
-            <w:pPr>
-              <w:pStyle w:val="Normal"/>
-              <w:jc w:val="center"/>
-            </w:pPr>
-            <w:r>
-              <w:t>[-0.026, -0.005]</w:t>
-            </w:r>
-          </w:p>
-        </w:tc>
-        <w:tc>
-          <w:p>
-            <w:pPr>
-              <w:pStyle w:val="Normal"/>
-              <w:jc w:val="center"/>
-            </w:pPr>
-            <w:r>
-              <w:t>-0.022</w:t>
-            </w:r>
-          </w:p>
-        </w:tc>
-        <w:tc>
-          <w:p>
-            <w:pPr>
-              <w:pStyle w:val="Normal"/>
-              <w:jc w:val="center"/>
-            </w:pPr>
-            <w:r>
-              <w:t>[-0.036, -0.005]</w:t>
-            </w:r>
-          </w:p>
-        </w:tc>
-        <w:tc>
-          <w:p>
-            <w:pPr>
-              <w:pStyle w:val="Normal"/>
-              <w:jc w:val="center"/>
-            </w:pPr>
-            <w:r>
-              <w:t>  -0.009</w:t>
-            </w:r>
-          </w:p>
-        </w:tc>
-        <w:tc>
-          <w:p>
-            <w:pPr>
-              <w:pStyle w:val="Normal"/>
-              <w:jc w:val="center"/>
-            </w:pPr>
-            <w:r>
-              <w:t>[-0.022, 0.002]</w:t>
+              <w:t>Experimental research design? (yes)</w:t>
+            </w:r>
+          </w:p>
+        </w:tc>
+        <w:tc>
+          <w:p>
+            <w:pPr>
+              <w:pStyle w:val="Normal"/>
+              <w:jc w:val="center"/>
+            </w:pPr>
+            <w:r>
+              <w:t>0.054* (0.031)</w:t>
+            </w:r>
+          </w:p>
+        </w:tc>
+        <w:tc>
+          <w:p>
+            <w:pPr>
+              <w:pStyle w:val="Normal"/>
+              <w:jc w:val="center"/>
+            </w:pPr>
+            <w:r>
+              <w:t>0.038 (0.035)</w:t>
+            </w:r>
+          </w:p>
+        </w:tc>
+        <w:tc>
+          <w:p>
+            <w:pPr>
+              <w:pStyle w:val="Normal"/>
+              <w:jc w:val="center"/>
+            </w:pPr>
+            <w:r>
+              <w:t>0.106 (0.095)</w:t>
+            </w:r>
+          </w:p>
+        </w:tc>
+        <w:tc>
+          <w:p>
+            <w:pPr>
+              <w:pStyle w:val="Normal"/>
+              <w:jc w:val="center"/>
+            </w:pPr>
+            <w:r>
+              <w:t>0.039 (0.078)</w:t>
             </w:r>
           </w:p>
         </w:tc>
@@ -342,73 +248,51 @@
               <w:jc w:val="left"/>
             </w:pPr>
             <w:r>
-              <w:t>0.6 &lt; p &lt; 0.7</w:t>
-            </w:r>
-          </w:p>
-        </w:tc>
-        <w:tc>
-          <w:p>
-            <w:pPr>
-              <w:pStyle w:val="Normal"/>
-              <w:jc w:val="center"/>
-            </w:pPr>
-            <w:r>
-              <w:t> -0.015</w:t>
-            </w:r>
-          </w:p>
-        </w:tc>
-        <w:tc>
-          <w:p>
-            <w:pPr>
-              <w:pStyle w:val="Normal"/>
-              <w:jc w:val="center"/>
-            </w:pPr>
-            <w:r>
-              <w:t>[-0.028, -0.005]</w:t>
-            </w:r>
-          </w:p>
-        </w:tc>
-        <w:tc>
-          <w:p>
-            <w:pPr>
-              <w:pStyle w:val="Normal"/>
-              <w:jc w:val="center"/>
-            </w:pPr>
-            <w:r>
-              <w:t>-0.034</w:t>
-            </w:r>
-          </w:p>
-        </w:tc>
-        <w:tc>
-          <w:p>
-            <w:pPr>
-              <w:pStyle w:val="Normal"/>
-              <w:jc w:val="center"/>
-            </w:pPr>
-            <w:r>
-              <w:t>[-0.048, -0.017]</w:t>
-            </w:r>
-          </w:p>
-        </w:tc>
-        <w:tc>
-          <w:p>
-            <w:pPr>
-              <w:pStyle w:val="Normal"/>
-              <w:jc w:val="center"/>
-            </w:pPr>
-            <w:r>
-              <w:t>  -0.015</w:t>
-            </w:r>
-          </w:p>
-        </w:tc>
-        <w:tc>
-          <w:p>
-            <w:pPr>
-              <w:pStyle w:val="Normal"/>
-              <w:jc w:val="center"/>
-            </w:pPr>
-            <w:r>
-              <w:t>[-0.028, -0.004]</w:t>
+              <w:t>Followed reporting guidelines? (yes)</w:t>
+            </w:r>
+          </w:p>
+        </w:tc>
+        <w:tc>
+          <w:p>
+            <w:pPr>
+              <w:pStyle w:val="Normal"/>
+              <w:jc w:val="center"/>
+            </w:pPr>
+            <w:r>
+              <w:t>0.025 (0.027)</w:t>
+            </w:r>
+          </w:p>
+        </w:tc>
+        <w:tc>
+          <w:p>
+            <w:pPr>
+              <w:pStyle w:val="Normal"/>
+              <w:jc w:val="center"/>
+            </w:pPr>
+            <w:r>
+              <w:t>0.028 (0.036)</w:t>
+            </w:r>
+          </w:p>
+        </w:tc>
+        <w:tc>
+          <w:p>
+            <w:pPr>
+              <w:pStyle w:val="Normal"/>
+              <w:jc w:val="center"/>
+            </w:pPr>
+            <w:r>
+              <w:t>0.092 (0.132)</w:t>
+            </w:r>
+          </w:p>
+        </w:tc>
+        <w:tc>
+          <w:p>
+            <w:pPr>
+              <w:pStyle w:val="Normal"/>
+              <w:jc w:val="center"/>
+            </w:pPr>
+            <w:r>
+              <w:t>0.127 (0.111)</w:t>
             </w:r>
           </w:p>
         </w:tc>
@@ -421,73 +305,51 @@
               <w:jc w:val="left"/>
             </w:pPr>
             <w:r>
-              <w:t>0.5 &lt; p &lt; 0.6</w:t>
-            </w:r>
-          </w:p>
-        </w:tc>
-        <w:tc>
-          <w:p>
-            <w:pPr>
-              <w:pStyle w:val="Normal"/>
-              <w:jc w:val="center"/>
-            </w:pPr>
-            <w:r>
-              <w:t> -0.015</w:t>
-            </w:r>
-          </w:p>
-        </w:tc>
-        <w:tc>
-          <w:p>
-            <w:pPr>
-              <w:pStyle w:val="Normal"/>
-              <w:jc w:val="center"/>
-            </w:pPr>
-            <w:r>
-              <w:t>[-0.028, -0.005]</w:t>
-            </w:r>
-          </w:p>
-        </w:tc>
-        <w:tc>
-          <w:p>
-            <w:pPr>
-              <w:pStyle w:val="Normal"/>
-              <w:jc w:val="center"/>
-            </w:pPr>
-            <w:r>
-              <w:t>-0.017</w:t>
-            </w:r>
-          </w:p>
-        </w:tc>
-        <w:tc>
-          <w:p>
-            <w:pPr>
-              <w:pStyle w:val="Normal"/>
-              <w:jc w:val="center"/>
-            </w:pPr>
-            <w:r>
-              <w:t>[-0.03, 0]</w:t>
-            </w:r>
-          </w:p>
-        </w:tc>
-        <w:tc>
-          <w:p>
-            <w:pPr>
-              <w:pStyle w:val="Normal"/>
-              <w:jc w:val="center"/>
-            </w:pPr>
-            <w:r>
-              <w:t>  -0.010</w:t>
-            </w:r>
-          </w:p>
-        </w:tc>
-        <w:tc>
-          <w:p>
-            <w:pPr>
-              <w:pStyle w:val="Normal"/>
-              <w:jc w:val="center"/>
-            </w:pPr>
-            <w:r>
-              <w:t>[-0.023, 0]</w:t>
+              <w:t>Protocol registered? (yes)</w:t>
+            </w:r>
+          </w:p>
+        </w:tc>
+        <w:tc>
+          <w:p>
+            <w:pPr>
+              <w:pStyle w:val="Normal"/>
+              <w:jc w:val="center"/>
+            </w:pPr>
+            <w:r>
+              <w:t>-0.044 (0.032)</w:t>
+            </w:r>
+          </w:p>
+        </w:tc>
+        <w:tc>
+          <w:p>
+            <w:pPr>
+              <w:pStyle w:val="Normal"/>
+              <w:jc w:val="center"/>
+            </w:pPr>
+            <w:r>
+              <w:t>-0.060 (0.038)</w:t>
+            </w:r>
+          </w:p>
+        </w:tc>
+        <w:tc>
+          <w:p>
+            <w:pPr>
+              <w:pStyle w:val="Normal"/>
+              <w:jc w:val="center"/>
+            </w:pPr>
+            <w:r>
+              <w:t>0.087 (0.083)</w:t>
+            </w:r>
+          </w:p>
+        </w:tc>
+        <w:tc>
+          <w:p>
+            <w:pPr>
+              <w:pStyle w:val="Normal"/>
+              <w:jc w:val="center"/>
+            </w:pPr>
+            <w:r>
+              <w:t>0.027 (0.089)</w:t>
             </w:r>
           </w:p>
         </w:tc>
@@ -500,73 +362,51 @@
               <w:jc w:val="left"/>
             </w:pPr>
             <w:r>
-              <w:t>0.4 &lt; p &lt; 0.5</w:t>
-            </w:r>
-          </w:p>
-        </w:tc>
-        <w:tc>
-          <w:p>
-            <w:pPr>
-              <w:pStyle w:val="Normal"/>
-              <w:jc w:val="center"/>
-            </w:pPr>
-            <w:r>
-              <w:t> -0.020</w:t>
-            </w:r>
-          </w:p>
-        </w:tc>
-        <w:tc>
-          <w:p>
-            <w:pPr>
-              <w:pStyle w:val="Normal"/>
-              <w:jc w:val="center"/>
-            </w:pPr>
-            <w:r>
-              <w:t>[-0.034, -0.01]</w:t>
-            </w:r>
-          </w:p>
-        </w:tc>
-        <w:tc>
-          <w:p>
-            <w:pPr>
-              <w:pStyle w:val="Normal"/>
-              <w:jc w:val="center"/>
-            </w:pPr>
-            <w:r>
-              <w:t>-0.039</w:t>
-            </w:r>
-          </w:p>
-        </w:tc>
-        <w:tc>
-          <w:p>
-            <w:pPr>
-              <w:pStyle w:val="Normal"/>
-              <w:jc w:val="center"/>
-            </w:pPr>
-            <w:r>
-              <w:t>[-0.051, -0.024]</w:t>
-            </w:r>
-          </w:p>
-        </w:tc>
-        <w:tc>
-          <w:p>
-            <w:pPr>
-              <w:pStyle w:val="Normal"/>
-              <w:jc w:val="center"/>
-            </w:pPr>
-            <w:r>
-              <w:t>  -0.016</w:t>
-            </w:r>
-          </w:p>
-        </w:tc>
-        <w:tc>
-          <w:p>
-            <w:pPr>
-              <w:pStyle w:val="Normal"/>
-              <w:jc w:val="center"/>
-            </w:pPr>
-            <w:r>
-              <w:t>[-0.028, -0.005]</w:t>
+              <w:t>Log number of independent studies</w:t>
+            </w:r>
+          </w:p>
+        </w:tc>
+        <w:tc>
+          <w:p>
+            <w:pPr>
+              <w:pStyle w:val="Normal"/>
+              <w:jc w:val="center"/>
+            </w:pPr>
+            <w:r>
+              <w:t>0.012 (0.016)</w:t>
+            </w:r>
+          </w:p>
+        </w:tc>
+        <w:tc>
+          <w:p>
+            <w:pPr>
+              <w:pStyle w:val="Normal"/>
+              <w:jc w:val="center"/>
+            </w:pPr>
+            <w:r>
+              <w:t>0.013 (0.017)</w:t>
+            </w:r>
+          </w:p>
+        </w:tc>
+        <w:tc>
+          <w:p>
+            <w:pPr>
+              <w:pStyle w:val="Normal"/>
+              <w:jc w:val="center"/>
+            </w:pPr>
+            <w:r>
+              <w:t>-0.158*** (0.053)</w:t>
+            </w:r>
+          </w:p>
+        </w:tc>
+        <w:tc>
+          <w:p>
+            <w:pPr>
+              <w:pStyle w:val="Normal"/>
+              <w:jc w:val="center"/>
+            </w:pPr>
+            <w:r>
+              <w:t>-0.134*** (0.042)</w:t>
             </w:r>
           </w:p>
         </w:tc>
@@ -579,73 +419,51 @@
               <w:jc w:val="left"/>
             </w:pPr>
             <w:r>
-              <w:t>0.3 &lt; p &lt; 0.4</w:t>
-            </w:r>
-          </w:p>
-        </w:tc>
-        <w:tc>
-          <w:p>
-            <w:pPr>
-              <w:pStyle w:val="Normal"/>
-              <w:jc w:val="center"/>
-            </w:pPr>
-            <w:r>
-              <w:t> -0.020</w:t>
-            </w:r>
-          </w:p>
-        </w:tc>
-        <w:tc>
-          <w:p>
-            <w:pPr>
-              <w:pStyle w:val="Normal"/>
-              <w:jc w:val="center"/>
-            </w:pPr>
-            <w:r>
-              <w:t>[-0.034, -0.009]</w:t>
-            </w:r>
-          </w:p>
-        </w:tc>
-        <w:tc>
-          <w:p>
-            <w:pPr>
-              <w:pStyle w:val="Normal"/>
-              <w:jc w:val="center"/>
-            </w:pPr>
-            <w:r>
-              <w:t>-0.024</w:t>
-            </w:r>
-          </w:p>
-        </w:tc>
-        <w:tc>
-          <w:p>
-            <w:pPr>
-              <w:pStyle w:val="Normal"/>
-              <w:jc w:val="center"/>
-            </w:pPr>
-            <w:r>
-              <w:t>[-0.035, -0.01]</w:t>
-            </w:r>
-          </w:p>
-        </w:tc>
-        <w:tc>
-          <w:p>
-            <w:pPr>
-              <w:pStyle w:val="Normal"/>
-              <w:jc w:val="center"/>
-            </w:pPr>
-            <w:r>
-              <w:t>  -0.023</w:t>
-            </w:r>
-          </w:p>
-        </w:tc>
-        <w:tc>
-          <w:p>
-            <w:pPr>
-              <w:pStyle w:val="Normal"/>
-              <w:jc w:val="center"/>
-            </w:pPr>
-            <w:r>
-              <w:t>[-0.034, -0.013]</w:t>
+              <w:t>Log journal impact factor</w:t>
+            </w:r>
+          </w:p>
+        </w:tc>
+        <w:tc>
+          <w:p>
+            <w:pPr>
+              <w:pStyle w:val="Normal"/>
+              <w:jc w:val="center"/>
+            </w:pPr>
+            <w:r>
+              <w:t>0.008 (0.032)</w:t>
+            </w:r>
+          </w:p>
+        </w:tc>
+        <w:tc>
+          <w:p>
+            <w:pPr>
+              <w:pStyle w:val="Normal"/>
+              <w:jc w:val="center"/>
+            </w:pPr>
+            <w:r>
+              <w:t>0.033 (0.034)</w:t>
+            </w:r>
+          </w:p>
+        </w:tc>
+        <w:tc>
+          <w:p>
+            <w:pPr>
+              <w:pStyle w:val="Normal"/>
+              <w:jc w:val="center"/>
+            </w:pPr>
+            <w:r>
+              <w:t>-0.032 (0.075)</w:t>
+            </w:r>
+          </w:p>
+        </w:tc>
+        <w:tc>
+          <w:p>
+            <w:pPr>
+              <w:pStyle w:val="Normal"/>
+              <w:jc w:val="center"/>
+            </w:pPr>
+            <w:r>
+              <w:t>-0.010 (0.076)</w:t>
             </w:r>
           </w:p>
         </w:tc>
@@ -658,73 +476,51 @@
               <w:jc w:val="left"/>
             </w:pPr>
             <w:r>
-              <w:t>0.2 &lt; p &lt; 0.3</w:t>
-            </w:r>
-          </w:p>
-        </w:tc>
-        <w:tc>
-          <w:p>
-            <w:pPr>
-              <w:pStyle w:val="Normal"/>
-              <w:jc w:val="center"/>
-            </w:pPr>
-            <w:r>
-              <w:t> -0.024</w:t>
-            </w:r>
-          </w:p>
-        </w:tc>
-        <w:tc>
-          <w:p>
-            <w:pPr>
-              <w:pStyle w:val="Normal"/>
-              <w:jc w:val="center"/>
-            </w:pPr>
-            <w:r>
-              <w:t>[-0.039, -0.012]</w:t>
-            </w:r>
-          </w:p>
-        </w:tc>
-        <w:tc>
-          <w:p>
-            <w:pPr>
-              <w:pStyle w:val="Normal"/>
-              <w:jc w:val="center"/>
-            </w:pPr>
-            <w:r>
-              <w:t>-0.046</w:t>
-            </w:r>
-          </w:p>
-        </w:tc>
-        <w:tc>
-          <w:p>
-            <w:pPr>
-              <w:pStyle w:val="Normal"/>
-              <w:jc w:val="center"/>
-            </w:pPr>
-            <w:r>
-              <w:t>[-0.054, -0.034]</w:t>
-            </w:r>
-          </w:p>
-        </w:tc>
-        <w:tc>
-          <w:p>
-            <w:pPr>
-              <w:pStyle w:val="Normal"/>
-              <w:jc w:val="center"/>
-            </w:pPr>
-            <w:r>
-              <w:t>  -0.026</w:t>
-            </w:r>
-          </w:p>
-        </w:tc>
-        <w:tc>
-          <w:p>
-            <w:pPr>
-              <w:pStyle w:val="Normal"/>
-              <w:jc w:val="center"/>
-            </w:pPr>
-            <w:r>
-              <w:t>[-0.036, -0.016]</w:t>
+              <w:t>Publication year</w:t>
+            </w:r>
+          </w:p>
+        </w:tc>
+        <w:tc>
+          <w:p>
+            <w:pPr>
+              <w:pStyle w:val="Normal"/>
+              <w:jc w:val="center"/>
+            </w:pPr>
+            <w:r>
+              <w:t>-0.003 (0.005)</w:t>
+            </w:r>
+          </w:p>
+        </w:tc>
+        <w:tc>
+          <w:p>
+            <w:pPr>
+              <w:pStyle w:val="Normal"/>
+              <w:jc w:val="center"/>
+            </w:pPr>
+            <w:r>
+              <w:t>-0.001 (0.005)</w:t>
+            </w:r>
+          </w:p>
+        </w:tc>
+        <w:tc>
+          <w:p>
+            <w:pPr>
+              <w:pStyle w:val="Normal"/>
+              <w:jc w:val="center"/>
+            </w:pPr>
+            <w:r>
+              <w:t>-0.027 (0.017)</w:t>
+            </w:r>
+          </w:p>
+        </w:tc>
+        <w:tc>
+          <w:p>
+            <w:pPr>
+              <w:pStyle w:val="Normal"/>
+              <w:jc w:val="center"/>
+            </w:pPr>
+            <w:r>
+              <w:t>-0.022 (0.017)</w:t>
             </w:r>
           </w:p>
         </w:tc>
@@ -737,73 +533,51 @@
               <w:jc w:val="left"/>
             </w:pPr>
             <w:r>
-              <w:t>0.1 &lt; p &lt; 0.2</w:t>
-            </w:r>
-          </w:p>
-        </w:tc>
-        <w:tc>
-          <w:p>
-            <w:pPr>
-              <w:pStyle w:val="Normal"/>
-              <w:jc w:val="center"/>
-            </w:pPr>
-            <w:r>
-              <w:t> -0.019</w:t>
-            </w:r>
-          </w:p>
-        </w:tc>
-        <w:tc>
-          <w:p>
-            <w:pPr>
-              <w:pStyle w:val="Normal"/>
-              <w:jc w:val="center"/>
-            </w:pPr>
-            <w:r>
-              <w:t>[-0.037, -0.005]</w:t>
-            </w:r>
-          </w:p>
-        </w:tc>
-        <w:tc>
-          <w:p>
-            <w:pPr>
-              <w:pStyle w:val="Normal"/>
-              <w:jc w:val="center"/>
-            </w:pPr>
-            <w:r>
-              <w:t>-0.035</w:t>
-            </w:r>
-          </w:p>
-        </w:tc>
-        <w:tc>
-          <w:p>
-            <w:pPr>
-              <w:pStyle w:val="Normal"/>
-              <w:jc w:val="center"/>
-            </w:pPr>
-            <w:r>
-              <w:t>[-0.043, -0.026]</w:t>
-            </w:r>
-          </w:p>
-        </w:tc>
-        <w:tc>
-          <w:p>
-            <w:pPr>
-              <w:pStyle w:val="Normal"/>
-              <w:jc w:val="center"/>
-            </w:pPr>
-            <w:r>
-              <w:t>  -0.031</w:t>
-            </w:r>
-          </w:p>
-        </w:tc>
-        <w:tc>
-          <w:p>
-            <w:pPr>
-              <w:pStyle w:val="Normal"/>
-              <w:jc w:val="center"/>
-            </w:pPr>
-            <w:r>
-              <w:t>[-0.04, -0.023]</w:t>
+              <w:t>Environmental Chemistry</w:t>
+            </w:r>
+          </w:p>
+        </w:tc>
+        <w:tc>
+          <w:p>
+            <w:pPr>
+              <w:pStyle w:val="Normal"/>
+              <w:jc w:val="center"/>
+            </w:pPr>
+            <w:r>
+              <w:t/>
+            </w:r>
+          </w:p>
+        </w:tc>
+        <w:tc>
+          <w:p>
+            <w:pPr>
+              <w:pStyle w:val="Normal"/>
+              <w:jc w:val="center"/>
+            </w:pPr>
+            <w:r>
+              <w:t>-0.087** (0.038)</w:t>
+            </w:r>
+          </w:p>
+        </w:tc>
+        <w:tc>
+          <w:p>
+            <w:pPr>
+              <w:pStyle w:val="Normal"/>
+              <w:jc w:val="center"/>
+            </w:pPr>
+            <w:r>
+              <w:t/>
+            </w:r>
+          </w:p>
+        </w:tc>
+        <w:tc>
+          <w:p>
+            <w:pPr>
+              <w:pStyle w:val="Normal"/>
+              <w:jc w:val="center"/>
+            </w:pPr>
+            <w:r>
+              <w:t>-0.205** (0.092)</w:t>
             </w:r>
           </w:p>
         </w:tc>
@@ -816,73 +590,51 @@
               <w:jc w:val="left"/>
             </w:pPr>
             <w:r>
-              <w:t>0.05 &lt; p &lt; 0.1</w:t>
-            </w:r>
-          </w:p>
-        </w:tc>
-        <w:tc>
-          <w:p>
-            <w:pPr>
-              <w:pStyle w:val="Normal"/>
-              <w:jc w:val="center"/>
-            </w:pPr>
-            <w:r>
-              <w:t> -0.009</w:t>
-            </w:r>
-          </w:p>
-        </w:tc>
-        <w:tc>
-          <w:p>
-            <w:pPr>
-              <w:pStyle w:val="Normal"/>
-              <w:jc w:val="center"/>
-            </w:pPr>
-            <w:r>
-              <w:t>[-0.02, 0]</w:t>
-            </w:r>
-          </w:p>
-        </w:tc>
-        <w:tc>
-          <w:p>
-            <w:pPr>
-              <w:pStyle w:val="Normal"/>
-              <w:jc w:val="center"/>
-            </w:pPr>
-            <w:r>
-              <w:t> 0.008</w:t>
-            </w:r>
-          </w:p>
-        </w:tc>
-        <w:tc>
-          <w:p>
-            <w:pPr>
-              <w:pStyle w:val="Normal"/>
-              <w:jc w:val="center"/>
-            </w:pPr>
-            <w:r>
-              <w:t>[-0.001, 0.016]</w:t>
-            </w:r>
-          </w:p>
-        </w:tc>
-        <w:tc>
-          <w:p>
-            <w:pPr>
-              <w:pStyle w:val="Normal"/>
-              <w:jc w:val="center"/>
-            </w:pPr>
-            <w:r>
-              <w:t>  -0.016</w:t>
-            </w:r>
-          </w:p>
-        </w:tc>
-        <w:tc>
-          <w:p>
-            <w:pPr>
-              <w:pStyle w:val="Normal"/>
-              <w:jc w:val="center"/>
-            </w:pPr>
-            <w:r>
-              <w:t>[-0.021, -0.012]</w:t>
+              <w:t>Environmental Engineering</w:t>
+            </w:r>
+          </w:p>
+        </w:tc>
+        <w:tc>
+          <w:p>
+            <w:pPr>
+              <w:pStyle w:val="Normal"/>
+              <w:jc w:val="center"/>
+            </w:pPr>
+            <w:r>
+              <w:t/>
+            </w:r>
+          </w:p>
+        </w:tc>
+        <w:tc>
+          <w:p>
+            <w:pPr>
+              <w:pStyle w:val="Normal"/>
+              <w:jc w:val="center"/>
+            </w:pPr>
+            <w:r>
+              <w:t>-0.048 (0.057)</w:t>
+            </w:r>
+          </w:p>
+        </w:tc>
+        <w:tc>
+          <w:p>
+            <w:pPr>
+              <w:pStyle w:val="Normal"/>
+              <w:jc w:val="center"/>
+            </w:pPr>
+            <w:r>
+              <w:t/>
+            </w:r>
+          </w:p>
+        </w:tc>
+        <w:tc>
+          <w:p>
+            <w:pPr>
+              <w:pStyle w:val="Normal"/>
+              <w:jc w:val="center"/>
+            </w:pPr>
+            <w:r>
+              <w:t>-0.276 (0.189)</w:t>
             </w:r>
           </w:p>
         </w:tc>
@@ -895,73 +647,51 @@
               <w:jc w:val="left"/>
             </w:pPr>
             <w:r>
-              <w:t>0.01 &lt; p &lt; 0.05</w:t>
-            </w:r>
-          </w:p>
-        </w:tc>
-        <w:tc>
-          <w:p>
-            <w:pPr>
-              <w:pStyle w:val="Normal"/>
-              <w:jc w:val="center"/>
-            </w:pPr>
-            <w:r>
-              <w:t>  0.024</w:t>
-            </w:r>
-          </w:p>
-        </w:tc>
-        <w:tc>
-          <w:p>
-            <w:pPr>
-              <w:pStyle w:val="Normal"/>
-              <w:jc w:val="center"/>
-            </w:pPr>
-            <w:r>
-              <w:t>[0.01, 0.035]</w:t>
-            </w:r>
-          </w:p>
-        </w:tc>
-        <w:tc>
-          <w:p>
-            <w:pPr>
-              <w:pStyle w:val="Normal"/>
-              <w:jc w:val="center"/>
-            </w:pPr>
-            <w:r>
-              <w:t> 0.005</w:t>
-            </w:r>
-          </w:p>
-        </w:tc>
-        <w:tc>
-          <w:p>
-            <w:pPr>
-              <w:pStyle w:val="Normal"/>
-              <w:jc w:val="center"/>
-            </w:pPr>
-            <w:r>
-              <w:t>[-0.021, 0.027]</w:t>
-            </w:r>
-          </w:p>
-        </w:tc>
-        <w:tc>
-          <w:p>
-            <w:pPr>
-              <w:pStyle w:val="Normal"/>
-              <w:jc w:val="center"/>
-            </w:pPr>
-            <w:r>
-              <w:t>  -0.007</w:t>
-            </w:r>
-          </w:p>
-        </w:tc>
-        <w:tc>
-          <w:p>
-            <w:pPr>
-              <w:pStyle w:val="Normal"/>
-              <w:jc w:val="center"/>
-            </w:pPr>
-            <w:r>
-              <w:t>[-0.017, 0.005]</w:t>
+              <w:t>Health, Toxicology and Mutagenesis</w:t>
+            </w:r>
+          </w:p>
+        </w:tc>
+        <w:tc>
+          <w:p>
+            <w:pPr>
+              <w:pStyle w:val="Normal"/>
+              <w:jc w:val="center"/>
+            </w:pPr>
+            <w:r>
+              <w:t/>
+            </w:r>
+          </w:p>
+        </w:tc>
+        <w:tc>
+          <w:p>
+            <w:pPr>
+              <w:pStyle w:val="Normal"/>
+              <w:jc w:val="center"/>
+            </w:pPr>
+            <w:r>
+              <w:t>-0.120 (0.091)</w:t>
+            </w:r>
+          </w:p>
+        </w:tc>
+        <w:tc>
+          <w:p>
+            <w:pPr>
+              <w:pStyle w:val="Normal"/>
+              <w:jc w:val="center"/>
+            </w:pPr>
+            <w:r>
+              <w:t/>
+            </w:r>
+          </w:p>
+        </w:tc>
+        <w:tc>
+          <w:p>
+            <w:pPr>
+              <w:pStyle w:val="Normal"/>
+              <w:jc w:val="center"/>
+            </w:pPr>
+            <w:r>
+              <w:t>-0.345*** (0.130)</w:t>
             </w:r>
           </w:p>
         </w:tc>
@@ -974,73 +704,51 @@
               <w:jc w:val="left"/>
             </w:pPr>
             <w:r>
-              <w:t>0.001 &lt; p &lt; 0.01</w:t>
-            </w:r>
-          </w:p>
-        </w:tc>
-        <w:tc>
-          <w:p>
-            <w:pPr>
-              <w:pStyle w:val="Normal"/>
-              <w:jc w:val="center"/>
-            </w:pPr>
-            <w:r>
-              <w:t>  0.019</w:t>
-            </w:r>
-          </w:p>
-        </w:tc>
-        <w:tc>
-          <w:p>
-            <w:pPr>
-              <w:pStyle w:val="Normal"/>
-              <w:jc w:val="center"/>
-            </w:pPr>
-            <w:r>
-              <w:t>[0.011, 0.026]</w:t>
-            </w:r>
-          </w:p>
-        </w:tc>
-        <w:tc>
-          <w:p>
-            <w:pPr>
-              <w:pStyle w:val="Normal"/>
-              <w:jc w:val="center"/>
-            </w:pPr>
-            <w:r>
-              <w:t> 0.013</w:t>
-            </w:r>
-          </w:p>
-        </w:tc>
-        <w:tc>
-          <w:p>
-            <w:pPr>
-              <w:pStyle w:val="Normal"/>
-              <w:jc w:val="center"/>
-            </w:pPr>
-            <w:r>
-              <w:t>[-0.02, 0.038]</w:t>
-            </w:r>
-          </w:p>
-        </w:tc>
-        <w:tc>
-          <w:p>
-            <w:pPr>
-              <w:pStyle w:val="Normal"/>
-              <w:jc w:val="center"/>
-            </w:pPr>
-            <w:r>
-              <w:t>   0.007</w:t>
-            </w:r>
-          </w:p>
-        </w:tc>
-        <w:tc>
-          <w:p>
-            <w:pPr>
-              <w:pStyle w:val="Normal"/>
-              <w:jc w:val="center"/>
-            </w:pPr>
-            <w:r>
-              <w:t>[-0.007, 0.025]</w:t>
+              <w:t>Management, Monitoring, Policy and Law</w:t>
+            </w:r>
+          </w:p>
+        </w:tc>
+        <w:tc>
+          <w:p>
+            <w:pPr>
+              <w:pStyle w:val="Normal"/>
+              <w:jc w:val="center"/>
+            </w:pPr>
+            <w:r>
+              <w:t/>
+            </w:r>
+          </w:p>
+        </w:tc>
+        <w:tc>
+          <w:p>
+            <w:pPr>
+              <w:pStyle w:val="Normal"/>
+              <w:jc w:val="center"/>
+            </w:pPr>
+            <w:r>
+              <w:t>0.065* (0.035)</w:t>
+            </w:r>
+          </w:p>
+        </w:tc>
+        <w:tc>
+          <w:p>
+            <w:pPr>
+              <w:pStyle w:val="Normal"/>
+              <w:jc w:val="center"/>
+            </w:pPr>
+            <w:r>
+              <w:t/>
+            </w:r>
+          </w:p>
+        </w:tc>
+        <w:tc>
+          <w:p>
+            <w:pPr>
+              <w:pStyle w:val="Normal"/>
+              <w:jc w:val="center"/>
+            </w:pPr>
+            <w:r>
+              <w:t>0.367** (0.165)</w:t>
             </w:r>
           </w:p>
         </w:tc>
@@ -1053,73 +761,51 @@
               <w:jc w:val="left"/>
             </w:pPr>
             <w:r>
-              <w:t>p &lt; 0.001</w:t>
-            </w:r>
-          </w:p>
-        </w:tc>
-        <w:tc>
-          <w:p>
-            <w:pPr>
-              <w:pStyle w:val="Normal"/>
-              <w:jc w:val="center"/>
-            </w:pPr>
-            <w:r>
-              <w:t>  0.063</w:t>
-            </w:r>
-          </w:p>
-        </w:tc>
-        <w:tc>
-          <w:p>
-            <w:pPr>
-              <w:pStyle w:val="Normal"/>
-              <w:jc w:val="center"/>
-            </w:pPr>
-            <w:r>
-              <w:t>[-0.057, 0.215]</w:t>
-            </w:r>
-          </w:p>
-        </w:tc>
-        <w:tc>
-          <w:p>
-            <w:pPr>
-              <w:pStyle w:val="Normal"/>
-              <w:jc w:val="center"/>
-            </w:pPr>
-            <w:r>
-              <w:t> 0.228</w:t>
-            </w:r>
-          </w:p>
-        </w:tc>
-        <w:tc>
-          <w:p>
-            <w:pPr>
-              <w:pStyle w:val="Normal"/>
-              <w:jc w:val="center"/>
-            </w:pPr>
-            <w:r>
-              <w:t>[0.157, 0.28]</w:t>
-            </w:r>
-          </w:p>
-        </w:tc>
-        <w:tc>
-          <w:p>
-            <w:pPr>
-              <w:pStyle w:val="Normal"/>
-              <w:jc w:val="center"/>
-            </w:pPr>
-            <w:r>
-              <w:t>   0.176</w:t>
-            </w:r>
-          </w:p>
-        </w:tc>
-        <w:tc>
-          <w:p>
-            <w:pPr>
-              <w:pStyle w:val="Normal"/>
-              <w:jc w:val="center"/>
-            </w:pPr>
-            <w:r>
-              <w:t>[0.104, 0.257]</w:t>
+              <w:t>Nature and Landscape Conservation</w:t>
+            </w:r>
+          </w:p>
+        </w:tc>
+        <w:tc>
+          <w:p>
+            <w:pPr>
+              <w:pStyle w:val="Normal"/>
+              <w:jc w:val="center"/>
+            </w:pPr>
+            <w:r>
+              <w:t/>
+            </w:r>
+          </w:p>
+        </w:tc>
+        <w:tc>
+          <w:p>
+            <w:pPr>
+              <w:pStyle w:val="Normal"/>
+              <w:jc w:val="center"/>
+            </w:pPr>
+            <w:r>
+              <w:t>-0.023 (0.027)</w:t>
+            </w:r>
+          </w:p>
+        </w:tc>
+        <w:tc>
+          <w:p>
+            <w:pPr>
+              <w:pStyle w:val="Normal"/>
+              <w:jc w:val="center"/>
+            </w:pPr>
+            <w:r>
+              <w:t/>
+            </w:r>
+          </w:p>
+        </w:tc>
+        <w:tc>
+          <w:p>
+            <w:pPr>
+              <w:pStyle w:val="Normal"/>
+              <w:jc w:val="center"/>
+            </w:pPr>
+            <w:r>
+              <w:t>-0.082 (0.083)</w:t>
             </w:r>
           </w:p>
         </w:tc>
@@ -1132,73 +818,51 @@
               <w:jc w:val="left"/>
             </w:pPr>
             <w:r>
-              <w:t>ESR_{0.1}^{all}</w:t>
-            </w:r>
-          </w:p>
-        </w:tc>
-        <w:tc>
-          <w:p>
-            <w:pPr>
-              <w:pStyle w:val="Normal"/>
-              <w:jc w:val="center"/>
-            </w:pPr>
-            <w:r>
-              <w:t>  0.098</w:t>
-            </w:r>
-          </w:p>
-        </w:tc>
-        <w:tc>
-          <w:p>
-            <w:pPr>
-              <w:pStyle w:val="Normal"/>
-              <w:jc w:val="center"/>
-            </w:pPr>
-            <w:r>
-              <w:t>[0.005, 0.222]</w:t>
-            </w:r>
-          </w:p>
-        </w:tc>
-        <w:tc>
-          <w:p>
-            <w:pPr>
-              <w:pStyle w:val="Normal"/>
-              <w:jc w:val="center"/>
-            </w:pPr>
-            <w:r>
-              <w:t> 0.254</w:t>
-            </w:r>
-          </w:p>
-        </w:tc>
-        <w:tc>
-          <w:p>
-            <w:pPr>
-              <w:pStyle w:val="Normal"/>
-              <w:jc w:val="center"/>
-            </w:pPr>
-            <w:r>
-              <w:t>[0.123, 0.355]</w:t>
-            </w:r>
-          </w:p>
-        </w:tc>
-        <w:tc>
-          <w:p>
-            <w:pPr>
-              <w:pStyle w:val="Normal"/>
-              <w:jc w:val="center"/>
-            </w:pPr>
-            <w:r>
-              <w:t>   0.160</w:t>
-            </w:r>
-          </w:p>
-        </w:tc>
-        <w:tc>
-          <w:p>
-            <w:pPr>
-              <w:pStyle w:val="Normal"/>
-              <w:jc w:val="center"/>
-            </w:pPr>
-            <w:r>
-              <w:t>[0.069, 0.265]</w:t>
+              <w:t>Water Science and Technology</w:t>
+            </w:r>
+          </w:p>
+        </w:tc>
+        <w:tc>
+          <w:p>
+            <w:pPr>
+              <w:pStyle w:val="Normal"/>
+              <w:jc w:val="center"/>
+            </w:pPr>
+            <w:r>
+              <w:t/>
+            </w:r>
+          </w:p>
+        </w:tc>
+        <w:tc>
+          <w:p>
+            <w:pPr>
+              <w:pStyle w:val="Normal"/>
+              <w:jc w:val="center"/>
+            </w:pPr>
+            <w:r>
+              <w:t>0.086 (0.088)</w:t>
+            </w:r>
+          </w:p>
+        </w:tc>
+        <w:tc>
+          <w:p>
+            <w:pPr>
+              <w:pStyle w:val="Normal"/>
+              <w:jc w:val="center"/>
+            </w:pPr>
+            <w:r>
+              <w:t/>
+            </w:r>
+          </w:p>
+        </w:tc>
+        <w:tc>
+          <w:p>
+            <w:pPr>
+              <w:pStyle w:val="Normal"/>
+              <w:jc w:val="center"/>
+            </w:pPr>
+            <w:r>
+              <w:t>-0.108 (0.165)</w:t>
             </w:r>
           </w:p>
         </w:tc>
@@ -1211,73 +875,51 @@
               <w:jc w:val="left"/>
             </w:pPr>
             <w:r>
-              <w:t>ESR_{0.05}^{all}</w:t>
-            </w:r>
-          </w:p>
-        </w:tc>
-        <w:tc>
-          <w:p>
-            <w:pPr>
-              <w:pStyle w:val="Normal"/>
-              <w:jc w:val="center"/>
-            </w:pPr>
-            <w:r>
-              <w:t>  0.107</w:t>
-            </w:r>
-          </w:p>
-        </w:tc>
-        <w:tc>
-          <w:p>
-            <w:pPr>
-              <w:pStyle w:val="Normal"/>
-              <w:jc w:val="center"/>
-            </w:pPr>
-            <w:r>
-              <w:t>[0.006, 0.241]</w:t>
-            </w:r>
-          </w:p>
-        </w:tc>
-        <w:tc>
-          <w:p>
-            <w:pPr>
-              <w:pStyle w:val="Normal"/>
-              <w:jc w:val="center"/>
-            </w:pPr>
-            <w:r>
-              <w:t> 0.246</w:t>
-            </w:r>
-          </w:p>
-        </w:tc>
-        <w:tc>
-          <w:p>
-            <w:pPr>
-              <w:pStyle w:val="Normal"/>
-              <w:jc w:val="center"/>
-            </w:pPr>
-            <w:r>
-              <w:t>[0.119, 0.341]</w:t>
-            </w:r>
-          </w:p>
-        </w:tc>
-        <w:tc>
-          <w:p>
-            <w:pPr>
-              <w:pStyle w:val="Normal"/>
-              <w:jc w:val="center"/>
-            </w:pPr>
-            <w:r>
-              <w:t>   0.176</w:t>
-            </w:r>
-          </w:p>
-        </w:tc>
-        <w:tc>
-          <w:p>
-            <w:pPr>
-              <w:pStyle w:val="Normal"/>
-              <w:jc w:val="center"/>
-            </w:pPr>
-            <w:r>
-              <w:t>[0.086, 0.28]</w:t>
+              <w:t>Effect size type</w:t>
+            </w:r>
+          </w:p>
+        </w:tc>
+        <w:tc>
+          <w:p>
+            <w:pPr>
+              <w:pStyle w:val="Normal"/>
+              <w:jc w:val="center"/>
+            </w:pPr>
+            <w:r>
+              <w:t>Yes</w:t>
+            </w:r>
+          </w:p>
+        </w:tc>
+        <w:tc>
+          <w:p>
+            <w:pPr>
+              <w:pStyle w:val="Normal"/>
+              <w:jc w:val="center"/>
+            </w:pPr>
+            <w:r>
+              <w:t>Yes</w:t>
+            </w:r>
+          </w:p>
+        </w:tc>
+        <w:tc>
+          <w:p>
+            <w:pPr>
+              <w:pStyle w:val="Normal"/>
+              <w:jc w:val="center"/>
+            </w:pPr>
+            <w:r>
+              <w:t>Yes</w:t>
+            </w:r>
+          </w:p>
+        </w:tc>
+        <w:tc>
+          <w:p>
+            <w:pPr>
+              <w:pStyle w:val="Normal"/>
+              <w:jc w:val="center"/>
+            </w:pPr>
+            <w:r>
+              <w:t>Yes</w:t>
             </w:r>
           </w:p>
         </w:tc>
@@ -1290,73 +932,51 @@
               <w:jc w:val="left"/>
             </w:pPr>
             <w:r>
-              <w:t>ESR_{0.1}^{sig}</w:t>
-            </w:r>
-          </w:p>
-        </w:tc>
-        <w:tc>
-          <w:p>
-            <w:pPr>
-              <w:pStyle w:val="Normal"/>
-              <w:jc w:val="center"/>
-            </w:pPr>
-            <w:r>
-              <w:t>  0.154</w:t>
-            </w:r>
-          </w:p>
-        </w:tc>
-        <w:tc>
-          <w:p>
-            <w:pPr>
-              <w:pStyle w:val="Normal"/>
-              <w:jc w:val="center"/>
-            </w:pPr>
-            <w:r>
-              <w:t>[0.073, 0.264]</w:t>
-            </w:r>
-          </w:p>
-        </w:tc>
-        <w:tc>
-          <w:p>
-            <w:pPr>
-              <w:pStyle w:val="Normal"/>
-              <w:jc w:val="center"/>
-            </w:pPr>
-            <w:r>
-              <w:t> 0.478</w:t>
-            </w:r>
-          </w:p>
-        </w:tc>
-        <w:tc>
-          <w:p>
-            <w:pPr>
-              <w:pStyle w:val="Normal"/>
-              <w:jc w:val="center"/>
-            </w:pPr>
-            <w:r>
-              <w:t>[0.328, 0.611]</w:t>
-            </w:r>
-          </w:p>
-        </w:tc>
-        <w:tc>
-          <w:p>
-            <w:pPr>
-              <w:pStyle w:val="Normal"/>
-              <w:jc w:val="center"/>
-            </w:pPr>
-            <w:r>
-              <w:t>   0.284</w:t>
-            </w:r>
-          </w:p>
-        </w:tc>
-        <w:tc>
-          <w:p>
-            <w:pPr>
-              <w:pStyle w:val="Normal"/>
-              <w:jc w:val="center"/>
-            </w:pPr>
-            <w:r>
-              <w:t>[0.199, 0.386]</w:t>
+              <w:t>AIC</w:t>
+            </w:r>
+          </w:p>
+        </w:tc>
+        <w:tc>
+          <w:p>
+            <w:pPr>
+              <w:pStyle w:val="Normal"/>
+              <w:jc w:val="center"/>
+            </w:pPr>
+            <w:r>
+              <w:t>3198.048</w:t>
+            </w:r>
+          </w:p>
+        </w:tc>
+        <w:tc>
+          <w:p>
+            <w:pPr>
+              <w:pStyle w:val="Normal"/>
+              <w:jc w:val="center"/>
+            </w:pPr>
+            <w:r>
+              <w:t>3193.301</w:t>
+            </w:r>
+          </w:p>
+        </w:tc>
+        <w:tc>
+          <w:p>
+            <w:pPr>
+              <w:pStyle w:val="Normal"/>
+              <w:jc w:val="center"/>
+            </w:pPr>
+            <w:r>
+              <w:t>3250.227</w:t>
+            </w:r>
+          </w:p>
+        </w:tc>
+        <w:tc>
+          <w:p>
+            <w:pPr>
+              <w:pStyle w:val="Normal"/>
+              <w:jc w:val="center"/>
+            </w:pPr>
+            <w:r>
+              <w:t>3230.694</w:t>
             </w:r>
           </w:p>
         </w:tc>
@@ -1369,231 +989,51 @@
               <w:jc w:val="left"/>
             </w:pPr>
             <w:r>
-              <w:t>ESR_{0.05}^{sig}</w:t>
-            </w:r>
-          </w:p>
-        </w:tc>
-        <w:tc>
-          <w:p>
-            <w:pPr>
-              <w:pStyle w:val="Normal"/>
-              <w:jc w:val="center"/>
-            </w:pPr>
-            <w:r>
-              <w:t>  0.179</w:t>
-            </w:r>
-          </w:p>
-        </w:tc>
-        <w:tc>
-          <w:p>
-            <w:pPr>
-              <w:pStyle w:val="Normal"/>
-              <w:jc w:val="center"/>
-            </w:pPr>
-            <w:r>
-              <w:t>[0.092, 0.306]</w:t>
-            </w:r>
-          </w:p>
-        </w:tc>
-        <w:tc>
-          <w:p>
-            <w:pPr>
-              <w:pStyle w:val="Normal"/>
-              <w:jc w:val="center"/>
-            </w:pPr>
-            <w:r>
-              <w:t> 0.542</w:t>
-            </w:r>
-          </w:p>
-        </w:tc>
-        <w:tc>
-          <w:p>
-            <w:pPr>
-              <w:pStyle w:val="Normal"/>
-              <w:jc w:val="center"/>
-            </w:pPr>
-            <w:r>
-              <w:t>[0.369, 0.708]</w:t>
-            </w:r>
-          </w:p>
-        </w:tc>
-        <w:tc>
-          <w:p>
-            <w:pPr>
-              <w:pStyle w:val="Normal"/>
-              <w:jc w:val="center"/>
-            </w:pPr>
-            <w:r>
-              <w:t>   0.343</w:t>
-            </w:r>
-          </w:p>
-        </w:tc>
-        <w:tc>
-          <w:p>
-            <w:pPr>
-              <w:pStyle w:val="Normal"/>
-              <w:jc w:val="center"/>
-            </w:pPr>
-            <w:r>
-              <w:t>[0.247, 0.461]</w:t>
-            </w:r>
-          </w:p>
-        </w:tc>
-      </w:tr>
-      <w:tr>
-        <w:tc>
-          <w:p>
-            <w:pPr>
-              <w:pStyle w:val="Normal"/>
-              <w:jc w:val="left"/>
-            </w:pPr>
-            <w:r>
-              <w:t>No. of meta-analysis</w:t>
-            </w:r>
-          </w:p>
-        </w:tc>
-        <w:tc>
-          <w:p>
-            <w:pPr>
-              <w:pStyle w:val="Normal"/>
-              <w:jc w:val="center"/>
-            </w:pPr>
-            <w:r>
-              <w:t>283.000</w:t>
-            </w:r>
-          </w:p>
-        </w:tc>
-        <w:tc>
-          <w:p>
-            <w:pPr>
-              <w:pStyle w:val="Normal"/>
-              <w:jc w:val="center"/>
-            </w:pPr>
-            <w:r>
-              <w:t>0</w:t>
-            </w:r>
-          </w:p>
-        </w:tc>
-        <w:tc>
-          <w:p>
-            <w:pPr>
-              <w:pStyle w:val="Normal"/>
-              <w:jc w:val="center"/>
-            </w:pPr>
-            <w:r>
-              <w:t>19.000</w:t>
-            </w:r>
-          </w:p>
-        </w:tc>
-        <w:tc>
-          <w:p>
-            <w:pPr>
-              <w:pStyle w:val="Normal"/>
-              <w:jc w:val="center"/>
-            </w:pPr>
-            <w:r>
-              <w:t>0</w:t>
-            </w:r>
-          </w:p>
-        </w:tc>
-        <w:tc>
-          <w:p>
-            <w:pPr>
-              <w:pStyle w:val="Normal"/>
-              <w:jc w:val="center"/>
-            </w:pPr>
-            <w:r>
-              <w:t>  98.000</w:t>
-            </w:r>
-          </w:p>
-        </w:tc>
-        <w:tc>
-          <w:p>
-            <w:pPr>
-              <w:pStyle w:val="Normal"/>
-              <w:jc w:val="center"/>
-            </w:pPr>
-            <w:r>
-              <w:t>0</w:t>
-            </w:r>
-          </w:p>
-        </w:tc>
-      </w:tr>
-      <w:tr>
-        <w:tc>
-          <w:p>
-            <w:pPr>
-              <w:pStyle w:val="Normal"/>
-              <w:jc w:val="left"/>
-            </w:pPr>
-            <w:r>
-              <w:t>No. of tests</w:t>
-            </w:r>
-          </w:p>
-        </w:tc>
-        <w:tc>
-          <w:p>
-            <w:pPr>
-              <w:pStyle w:val="Normal"/>
-              <w:jc w:val="center"/>
-            </w:pPr>
-            <w:r>
-              <w:t>8378.000</w:t>
-            </w:r>
-          </w:p>
-        </w:tc>
-        <w:tc>
-          <w:p>
-            <w:pPr>
-              <w:pStyle w:val="Normal"/>
-              <w:jc w:val="center"/>
-            </w:pPr>
-            <w:r>
-              <w:t>0</w:t>
-            </w:r>
-          </w:p>
-        </w:tc>
-        <w:tc>
-          <w:p>
-            <w:pPr>
-              <w:pStyle w:val="Normal"/>
-              <w:jc w:val="center"/>
-            </w:pPr>
-            <w:r>
-              <w:t>816.000</w:t>
-            </w:r>
-          </w:p>
-        </w:tc>
-        <w:tc>
-          <w:p>
-            <w:pPr>
-              <w:pStyle w:val="Normal"/>
-              <w:jc w:val="center"/>
-            </w:pPr>
-            <w:r>
-              <w:t>0</w:t>
-            </w:r>
-          </w:p>
-        </w:tc>
-        <w:tc>
-          <w:p>
-            <w:pPr>
-              <w:pStyle w:val="Normal"/>
-              <w:jc w:val="center"/>
-            </w:pPr>
-            <w:r>
-              <w:t>13051.000</w:t>
-            </w:r>
-          </w:p>
-        </w:tc>
-        <w:tc>
-          <w:p>
-            <w:pPr>
-              <w:pStyle w:val="Normal"/>
-              <w:jc w:val="center"/>
-            </w:pPr>
-            <w:r>
-              <w:t>0</w:t>
+              <w:t>No. of meta-analyses</w:t>
+            </w:r>
+          </w:p>
+        </w:tc>
+        <w:tc>
+          <w:p>
+            <w:pPr>
+              <w:pStyle w:val="Normal"/>
+              <w:jc w:val="center"/>
+            </w:pPr>
+            <w:r>
+              <w:t>650</w:t>
+            </w:r>
+          </w:p>
+        </w:tc>
+        <w:tc>
+          <w:p>
+            <w:pPr>
+              <w:pStyle w:val="Normal"/>
+              <w:jc w:val="center"/>
+            </w:pPr>
+            <w:r>
+              <w:t>650</w:t>
+            </w:r>
+          </w:p>
+        </w:tc>
+        <w:tc>
+          <w:p>
+            <w:pPr>
+              <w:pStyle w:val="Normal"/>
+              <w:jc w:val="center"/>
+            </w:pPr>
+            <w:r>
+              <w:t>606</w:t>
+            </w:r>
+          </w:p>
+        </w:tc>
+        <w:tc>
+          <w:p>
+            <w:pPr>
+              <w:pStyle w:val="Normal"/>
+              <w:jc w:val="center"/>
+            </w:pPr>
+            <w:r>
+              <w:t>606</w:t>
             </w:r>
           </w:p>
         </w:tc>

--- a/results/supplement/Table_S5.docx
+++ b/results/supplement/Table_S5.docx
@@ -88,40 +88,40 @@
               <w:jc w:val="center"/>
             </w:pPr>
             <w:r>
-              <w:t>5.467 (9.849)</w:t>
-            </w:r>
-          </w:p>
-        </w:tc>
-        <w:tc>
-          <w:p>
-            <w:pPr>
-              <w:pStyle w:val="Normal"/>
-              <w:jc w:val="center"/>
-            </w:pPr>
-            <w:r>
-              <w:t>2.031 (10.238)</w:t>
-            </w:r>
-          </w:p>
-        </w:tc>
-        <w:tc>
-          <w:p>
-            <w:pPr>
-              <w:pStyle w:val="Normal"/>
-              <w:jc w:val="center"/>
-            </w:pPr>
-            <w:r>
-              <w:t>54.661 (33.477)</w:t>
-            </w:r>
-          </w:p>
-        </w:tc>
-        <w:tc>
-          <w:p>
-            <w:pPr>
-              <w:pStyle w:val="Normal"/>
-              <w:jc w:val="center"/>
-            </w:pPr>
-            <w:r>
-              <w:t>43.721 (34.893)</w:t>
+              <w:t>53.357 (33.725)</w:t>
+            </w:r>
+          </w:p>
+        </w:tc>
+        <w:tc>
+          <w:p>
+            <w:pPr>
+              <w:pStyle w:val="Normal"/>
+              <w:jc w:val="center"/>
+            </w:pPr>
+            <w:r>
+              <w:t>40.609 (34.332)</w:t>
+            </w:r>
+          </w:p>
+        </w:tc>
+        <w:tc>
+          <w:p>
+            <w:pPr>
+              <w:pStyle w:val="Normal"/>
+              <w:jc w:val="center"/>
+            </w:pPr>
+            <w:r>
+              <w:t>82.661** (32.662)</w:t>
+            </w:r>
+          </w:p>
+        </w:tc>
+        <w:tc>
+          <w:p>
+            <w:pPr>
+              <w:pStyle w:val="Normal"/>
+              <w:jc w:val="center"/>
+            </w:pPr>
+            <w:r>
+              <w:t>65.013** (31.441)</w:t>
             </w:r>
           </w:p>
         </w:tc>
@@ -145,40 +145,40 @@
               <w:jc w:val="center"/>
             </w:pPr>
             <w:r>
-              <w:t>-0.017*** (0.001)</w:t>
-            </w:r>
-          </w:p>
-        </w:tc>
-        <w:tc>
-          <w:p>
-            <w:pPr>
-              <w:pStyle w:val="Normal"/>
-              <w:jc w:val="center"/>
-            </w:pPr>
-            <w:r>
-              <w:t>-0.017*** (0.001)</w:t>
-            </w:r>
-          </w:p>
-        </w:tc>
-        <w:tc>
-          <w:p>
-            <w:pPr>
-              <w:pStyle w:val="Normal"/>
-              <w:jc w:val="center"/>
-            </w:pPr>
-            <w:r>
-              <w:t>-0.015*** (0.002)</w:t>
-            </w:r>
-          </w:p>
-        </w:tc>
-        <w:tc>
-          <w:p>
-            <w:pPr>
-              <w:pStyle w:val="Normal"/>
-              <w:jc w:val="center"/>
-            </w:pPr>
-            <w:r>
-              <w:t>-0.014*** (0.002)</w:t>
+              <w:t>-0.028*** (0.002)</w:t>
+            </w:r>
+          </w:p>
+        </w:tc>
+        <w:tc>
+          <w:p>
+            <w:pPr>
+              <w:pStyle w:val="Normal"/>
+              <w:jc w:val="center"/>
+            </w:pPr>
+            <w:r>
+              <w:t>-0.028*** (0.002)</w:t>
+            </w:r>
+          </w:p>
+        </w:tc>
+        <w:tc>
+          <w:p>
+            <w:pPr>
+              <w:pStyle w:val="Normal"/>
+              <w:jc w:val="center"/>
+            </w:pPr>
+            <w:r>
+              <w:t>-0.018*** (0.001)</w:t>
+            </w:r>
+          </w:p>
+        </w:tc>
+        <w:tc>
+          <w:p>
+            <w:pPr>
+              <w:pStyle w:val="Normal"/>
+              <w:jc w:val="center"/>
+            </w:pPr>
+            <w:r>
+              <w:t>-0.018*** (0.001)</w:t>
             </w:r>
           </w:p>
         </w:tc>
@@ -202,40 +202,40 @@
               <w:jc w:val="center"/>
             </w:pPr>
             <w:r>
-              <w:t>0.054* (0.031)</w:t>
-            </w:r>
-          </w:p>
-        </w:tc>
-        <w:tc>
-          <w:p>
-            <w:pPr>
-              <w:pStyle w:val="Normal"/>
-              <w:jc w:val="center"/>
-            </w:pPr>
-            <w:r>
-              <w:t>0.038 (0.035)</w:t>
-            </w:r>
-          </w:p>
-        </w:tc>
-        <w:tc>
-          <w:p>
-            <w:pPr>
-              <w:pStyle w:val="Normal"/>
-              <w:jc w:val="center"/>
-            </w:pPr>
-            <w:r>
-              <w:t>0.106 (0.095)</w:t>
-            </w:r>
-          </w:p>
-        </w:tc>
-        <w:tc>
-          <w:p>
-            <w:pPr>
-              <w:pStyle w:val="Normal"/>
-              <w:jc w:val="center"/>
-            </w:pPr>
-            <w:r>
-              <w:t>0.039 (0.078)</w:t>
+              <w:t>0.152** (0.077)</w:t>
+            </w:r>
+          </w:p>
+        </w:tc>
+        <w:tc>
+          <w:p>
+            <w:pPr>
+              <w:pStyle w:val="Normal"/>
+              <w:jc w:val="center"/>
+            </w:pPr>
+            <w:r>
+              <w:t>0.116 (0.077)</w:t>
+            </w:r>
+          </w:p>
+        </w:tc>
+        <w:tc>
+          <w:p>
+            <w:pPr>
+              <w:pStyle w:val="Normal"/>
+              <w:jc w:val="center"/>
+            </w:pPr>
+            <w:r>
+              <w:t>0.162 (0.106)</w:t>
+            </w:r>
+          </w:p>
+        </w:tc>
+        <w:tc>
+          <w:p>
+            <w:pPr>
+              <w:pStyle w:val="Normal"/>
+              <w:jc w:val="center"/>
+            </w:pPr>
+            <w:r>
+              <w:t>0.115 (0.105)</w:t>
             </w:r>
           </w:p>
         </w:tc>
@@ -259,40 +259,40 @@
               <w:jc w:val="center"/>
             </w:pPr>
             <w:r>
-              <w:t>0.025 (0.027)</w:t>
-            </w:r>
-          </w:p>
-        </w:tc>
-        <w:tc>
-          <w:p>
-            <w:pPr>
-              <w:pStyle w:val="Normal"/>
-              <w:jc w:val="center"/>
-            </w:pPr>
-            <w:r>
-              <w:t>0.028 (0.036)</w:t>
-            </w:r>
-          </w:p>
-        </w:tc>
-        <w:tc>
-          <w:p>
-            <w:pPr>
-              <w:pStyle w:val="Normal"/>
-              <w:jc w:val="center"/>
-            </w:pPr>
-            <w:r>
-              <w:t>0.092 (0.132)</w:t>
-            </w:r>
-          </w:p>
-        </w:tc>
-        <w:tc>
-          <w:p>
-            <w:pPr>
-              <w:pStyle w:val="Normal"/>
-              <w:jc w:val="center"/>
-            </w:pPr>
-            <w:r>
-              <w:t>0.127 (0.111)</w:t>
+              <w:t>0.049 (0.094)</w:t>
+            </w:r>
+          </w:p>
+        </w:tc>
+        <w:tc>
+          <w:p>
+            <w:pPr>
+              <w:pStyle w:val="Normal"/>
+              <w:jc w:val="center"/>
+            </w:pPr>
+            <w:r>
+              <w:t>0.058 (0.110)</w:t>
+            </w:r>
+          </w:p>
+        </w:tc>
+        <w:tc>
+          <w:p>
+            <w:pPr>
+              <w:pStyle w:val="Normal"/>
+              <w:jc w:val="center"/>
+            </w:pPr>
+            <w:r>
+              <w:t>0.151 (0.095)</w:t>
+            </w:r>
+          </w:p>
+        </w:tc>
+        <w:tc>
+          <w:p>
+            <w:pPr>
+              <w:pStyle w:val="Normal"/>
+              <w:jc w:val="center"/>
+            </w:pPr>
+            <w:r>
+              <w:t>0.172* (0.101)</w:t>
             </w:r>
           </w:p>
         </w:tc>
@@ -316,40 +316,40 @@
               <w:jc w:val="center"/>
             </w:pPr>
             <w:r>
-              <w:t>-0.044 (0.032)</w:t>
-            </w:r>
-          </w:p>
-        </w:tc>
-        <w:tc>
-          <w:p>
-            <w:pPr>
-              <w:pStyle w:val="Normal"/>
-              <w:jc w:val="center"/>
-            </w:pPr>
-            <w:r>
-              <w:t>-0.060 (0.038)</w:t>
-            </w:r>
-          </w:p>
-        </w:tc>
-        <w:tc>
-          <w:p>
-            <w:pPr>
-              <w:pStyle w:val="Normal"/>
-              <w:jc w:val="center"/>
-            </w:pPr>
-            <w:r>
-              <w:t>0.087 (0.083)</w:t>
-            </w:r>
-          </w:p>
-        </w:tc>
-        <w:tc>
-          <w:p>
-            <w:pPr>
-              <w:pStyle w:val="Normal"/>
-              <w:jc w:val="center"/>
-            </w:pPr>
-            <w:r>
-              <w:t>0.027 (0.089)</w:t>
+              <w:t>-0.110 (0.106)</w:t>
+            </w:r>
+          </w:p>
+        </w:tc>
+        <w:tc>
+          <w:p>
+            <w:pPr>
+              <w:pStyle w:val="Normal"/>
+              <w:jc w:val="center"/>
+            </w:pPr>
+            <w:r>
+              <w:t>-0.159 (0.119)</w:t>
+            </w:r>
+          </w:p>
+        </w:tc>
+        <w:tc>
+          <w:p>
+            <w:pPr>
+              <w:pStyle w:val="Normal"/>
+              <w:jc w:val="center"/>
+            </w:pPr>
+            <w:r>
+              <w:t>0.038 (0.136)</w:t>
+            </w:r>
+          </w:p>
+        </w:tc>
+        <w:tc>
+          <w:p>
+            <w:pPr>
+              <w:pStyle w:val="Normal"/>
+              <w:jc w:val="center"/>
+            </w:pPr>
+            <w:r>
+              <w:t>0.007 (0.150)</w:t>
             </w:r>
           </w:p>
         </w:tc>
@@ -373,40 +373,40 @@
               <w:jc w:val="center"/>
             </w:pPr>
             <w:r>
-              <w:t>0.012 (0.016)</w:t>
-            </w:r>
-          </w:p>
-        </w:tc>
-        <w:tc>
-          <w:p>
-            <w:pPr>
-              <w:pStyle w:val="Normal"/>
-              <w:jc w:val="center"/>
-            </w:pPr>
-            <w:r>
-              <w:t>0.013 (0.017)</w:t>
-            </w:r>
-          </w:p>
-        </w:tc>
-        <w:tc>
-          <w:p>
-            <w:pPr>
-              <w:pStyle w:val="Normal"/>
-              <w:jc w:val="center"/>
-            </w:pPr>
-            <w:r>
-              <w:t>-0.158*** (0.053)</w:t>
-            </w:r>
-          </w:p>
-        </w:tc>
-        <w:tc>
-          <w:p>
-            <w:pPr>
-              <w:pStyle w:val="Normal"/>
-              <w:jc w:val="center"/>
-            </w:pPr>
-            <w:r>
-              <w:t>-0.134*** (0.042)</w:t>
+              <w:t>-0.127*** (0.040)</w:t>
+            </w:r>
+          </w:p>
+        </w:tc>
+        <w:tc>
+          <w:p>
+            <w:pPr>
+              <w:pStyle w:val="Normal"/>
+              <w:jc w:val="center"/>
+            </w:pPr>
+            <w:r>
+              <w:t>-0.116*** (0.042)</w:t>
+            </w:r>
+          </w:p>
+        </w:tc>
+        <w:tc>
+          <w:p>
+            <w:pPr>
+              <w:pStyle w:val="Normal"/>
+              <w:jc w:val="center"/>
+            </w:pPr>
+            <w:r>
+              <w:t>-0.165*** (0.056)</w:t>
+            </w:r>
+          </w:p>
+        </w:tc>
+        <w:tc>
+          <w:p>
+            <w:pPr>
+              <w:pStyle w:val="Normal"/>
+              <w:jc w:val="center"/>
+            </w:pPr>
+            <w:r>
+              <w:t>-0.131** (0.056)</w:t>
             </w:r>
           </w:p>
         </w:tc>
@@ -430,40 +430,40 @@
               <w:jc w:val="center"/>
             </w:pPr>
             <w:r>
-              <w:t>0.008 (0.032)</w:t>
-            </w:r>
-          </w:p>
-        </w:tc>
-        <w:tc>
-          <w:p>
-            <w:pPr>
-              <w:pStyle w:val="Normal"/>
-              <w:jc w:val="center"/>
-            </w:pPr>
-            <w:r>
-              <w:t>0.033 (0.034)</w:t>
-            </w:r>
-          </w:p>
-        </w:tc>
-        <w:tc>
-          <w:p>
-            <w:pPr>
-              <w:pStyle w:val="Normal"/>
-              <w:jc w:val="center"/>
-            </w:pPr>
-            <w:r>
-              <w:t>-0.032 (0.075)</w:t>
-            </w:r>
-          </w:p>
-        </w:tc>
-        <w:tc>
-          <w:p>
-            <w:pPr>
-              <w:pStyle w:val="Normal"/>
-              <w:jc w:val="center"/>
-            </w:pPr>
-            <w:r>
-              <w:t>-0.010 (0.076)</w:t>
+              <w:t>-0.084 (0.074)</w:t>
+            </w:r>
+          </w:p>
+        </w:tc>
+        <w:tc>
+          <w:p>
+            <w:pPr>
+              <w:pStyle w:val="Normal"/>
+              <w:jc w:val="center"/>
+            </w:pPr>
+            <w:r>
+              <w:t>-0.106 (0.087)</w:t>
+            </w:r>
+          </w:p>
+        </w:tc>
+        <w:tc>
+          <w:p>
+            <w:pPr>
+              <w:pStyle w:val="Normal"/>
+              <w:jc w:val="center"/>
+            </w:pPr>
+            <w:r>
+              <w:t>-0.034 (0.084)</w:t>
+            </w:r>
+          </w:p>
+        </w:tc>
+        <w:tc>
+          <w:p>
+            <w:pPr>
+              <w:pStyle w:val="Normal"/>
+              <w:jc w:val="center"/>
+            </w:pPr>
+            <w:r>
+              <w:t>-0.110 (0.088)</w:t>
             </w:r>
           </w:p>
         </w:tc>
@@ -487,40 +487,40 @@
               <w:jc w:val="center"/>
             </w:pPr>
             <w:r>
-              <w:t>-0.003 (0.005)</w:t>
-            </w:r>
-          </w:p>
-        </w:tc>
-        <w:tc>
-          <w:p>
-            <w:pPr>
-              <w:pStyle w:val="Normal"/>
-              <w:jc w:val="center"/>
-            </w:pPr>
-            <w:r>
-              <w:t>-0.001 (0.005)</w:t>
-            </w:r>
-          </w:p>
-        </w:tc>
-        <w:tc>
-          <w:p>
-            <w:pPr>
-              <w:pStyle w:val="Normal"/>
-              <w:jc w:val="center"/>
-            </w:pPr>
-            <w:r>
-              <w:t>-0.027 (0.017)</w:t>
-            </w:r>
-          </w:p>
-        </w:tc>
-        <w:tc>
-          <w:p>
-            <w:pPr>
-              <w:pStyle w:val="Normal"/>
-              <w:jc w:val="center"/>
-            </w:pPr>
-            <w:r>
-              <w:t>-0.022 (0.017)</w:t>
+              <w:t>-0.026 (0.017)</w:t>
+            </w:r>
+          </w:p>
+        </w:tc>
+        <w:tc>
+          <w:p>
+            <w:pPr>
+              <w:pStyle w:val="Normal"/>
+              <w:jc w:val="center"/>
+            </w:pPr>
+            <w:r>
+              <w:t>-0.020 (0.017)</w:t>
+            </w:r>
+          </w:p>
+        </w:tc>
+        <w:tc>
+          <w:p>
+            <w:pPr>
+              <w:pStyle w:val="Normal"/>
+              <w:jc w:val="center"/>
+            </w:pPr>
+            <w:r>
+              <w:t>-0.041** (0.016)</w:t>
+            </w:r>
+          </w:p>
+        </w:tc>
+        <w:tc>
+          <w:p>
+            <w:pPr>
+              <w:pStyle w:val="Normal"/>
+              <w:jc w:val="center"/>
+            </w:pPr>
+            <w:r>
+              <w:t>-0.032** (0.016)</w:t>
             </w:r>
           </w:p>
         </w:tc>
@@ -555,7 +555,7 @@
               <w:jc w:val="center"/>
             </w:pPr>
             <w:r>
-              <w:t>-0.087** (0.038)</w:t>
+              <w:t>-0.155 (0.099)</w:t>
             </w:r>
           </w:p>
         </w:tc>
@@ -577,7 +577,7 @@
               <w:jc w:val="center"/>
             </w:pPr>
             <w:r>
-              <w:t>-0.205** (0.092)</w:t>
+              <w:t>-0.117 (0.115)</w:t>
             </w:r>
           </w:p>
         </w:tc>
@@ -612,7 +612,7 @@
               <w:jc w:val="center"/>
             </w:pPr>
             <w:r>
-              <w:t>-0.048 (0.057)</w:t>
+              <w:t>-0.237* (0.138)</w:t>
             </w:r>
           </w:p>
         </w:tc>
@@ -634,7 +634,7 @@
               <w:jc w:val="center"/>
             </w:pPr>
             <w:r>
-              <w:t>-0.276 (0.189)</w:t>
+              <w:t>-0.380 (0.270)</w:t>
             </w:r>
           </w:p>
         </w:tc>
@@ -669,7 +669,7 @@
               <w:jc w:val="center"/>
             </w:pPr>
             <w:r>
-              <w:t>-0.120 (0.091)</w:t>
+              <w:t>-0.242 (0.150)</w:t>
             </w:r>
           </w:p>
         </w:tc>
@@ -691,7 +691,7 @@
               <w:jc w:val="center"/>
             </w:pPr>
             <w:r>
-              <w:t>-0.345*** (0.130)</w:t>
+              <w:t>-0.095 (0.142)</w:t>
             </w:r>
           </w:p>
         </w:tc>
@@ -726,7 +726,7 @@
               <w:jc w:val="center"/>
             </w:pPr>
             <w:r>
-              <w:t>0.065* (0.035)</w:t>
+              <w:t>0.019 (0.085)</w:t>
             </w:r>
           </w:p>
         </w:tc>
@@ -748,7 +748,7 @@
               <w:jc w:val="center"/>
             </w:pPr>
             <w:r>
-              <w:t>0.367** (0.165)</w:t>
+              <w:t>0.307 (0.198)</w:t>
             </w:r>
           </w:p>
         </w:tc>
@@ -783,7 +783,7 @@
               <w:jc w:val="center"/>
             </w:pPr>
             <w:r>
-              <w:t>-0.023 (0.027)</w:t>
+              <w:t>-0.120 (0.095)</w:t>
             </w:r>
           </w:p>
         </w:tc>
@@ -805,7 +805,7 @@
               <w:jc w:val="center"/>
             </w:pPr>
             <w:r>
-              <w:t>-0.082 (0.083)</w:t>
+              <w:t>-0.157 (0.120)</w:t>
             </w:r>
           </w:p>
         </w:tc>
@@ -840,7 +840,7 @@
               <w:jc w:val="center"/>
             </w:pPr>
             <w:r>
-              <w:t>0.086 (0.088)</w:t>
+              <w:t>-0.328 (0.256)</w:t>
             </w:r>
           </w:p>
         </w:tc>
@@ -862,7 +862,7 @@
               <w:jc w:val="center"/>
             </w:pPr>
             <w:r>
-              <w:t>-0.108 (0.165)</w:t>
+              <w:t>-0.433* (0.246)</w:t>
             </w:r>
           </w:p>
         </w:tc>
@@ -943,40 +943,40 @@
               <w:jc w:val="center"/>
             </w:pPr>
             <w:r>
-              <w:t>3198.048</w:t>
-            </w:r>
-          </w:p>
-        </w:tc>
-        <w:tc>
-          <w:p>
-            <w:pPr>
-              <w:pStyle w:val="Normal"/>
-              <w:jc w:val="center"/>
-            </w:pPr>
-            <w:r>
-              <w:t>3193.301</w:t>
-            </w:r>
-          </w:p>
-        </w:tc>
-        <w:tc>
-          <w:p>
-            <w:pPr>
-              <w:pStyle w:val="Normal"/>
-              <w:jc w:val="center"/>
-            </w:pPr>
-            <w:r>
-              <w:t>3250.227</w:t>
-            </w:r>
-          </w:p>
-        </w:tc>
-        <w:tc>
-          <w:p>
-            <w:pPr>
-              <w:pStyle w:val="Normal"/>
-              <w:jc w:val="center"/>
-            </w:pPr>
-            <w:r>
-              <w:t>3230.694</w:t>
+              <w:t>1818.419</w:t>
+            </w:r>
+          </w:p>
+        </w:tc>
+        <w:tc>
+          <w:p>
+            <w:pPr>
+              <w:pStyle w:val="Normal"/>
+              <w:jc w:val="center"/>
+            </w:pPr>
+            <w:r>
+              <w:t>1825.366</w:t>
+            </w:r>
+          </w:p>
+        </w:tc>
+        <w:tc>
+          <w:p>
+            <w:pPr>
+              <w:pStyle w:val="Normal"/>
+              <w:jc w:val="center"/>
+            </w:pPr>
+            <w:r>
+              <w:t>1707.235</w:t>
+            </w:r>
+          </w:p>
+        </w:tc>
+        <w:tc>
+          <w:p>
+            <w:pPr>
+              <w:pStyle w:val="Normal"/>
+              <w:jc w:val="center"/>
+            </w:pPr>
+            <w:r>
+              <w:t>1710.910</w:t>
             </w:r>
           </w:p>
         </w:tc>
@@ -1000,40 +1000,40 @@
               <w:jc w:val="center"/>
             </w:pPr>
             <w:r>
-              <w:t>650</w:t>
-            </w:r>
-          </w:p>
-        </w:tc>
-        <w:tc>
-          <w:p>
-            <w:pPr>
-              <w:pStyle w:val="Normal"/>
-              <w:jc w:val="center"/>
-            </w:pPr>
-            <w:r>
-              <w:t>650</w:t>
-            </w:r>
-          </w:p>
-        </w:tc>
-        <w:tc>
-          <w:p>
-            <w:pPr>
-              <w:pStyle w:val="Normal"/>
-              <w:jc w:val="center"/>
-            </w:pPr>
-            <w:r>
-              <w:t>606</w:t>
-            </w:r>
-          </w:p>
-        </w:tc>
-        <w:tc>
-          <w:p>
-            <w:pPr>
-              <w:pStyle w:val="Normal"/>
-              <w:jc w:val="center"/>
-            </w:pPr>
-            <w:r>
-              <w:t>606</w:t>
+              <w:t>397</w:t>
+            </w:r>
+          </w:p>
+        </w:tc>
+        <w:tc>
+          <w:p>
+            <w:pPr>
+              <w:pStyle w:val="Normal"/>
+              <w:jc w:val="center"/>
+            </w:pPr>
+            <w:r>
+              <w:t>397</w:t>
+            </w:r>
+          </w:p>
+        </w:tc>
+        <w:tc>
+          <w:p>
+            <w:pPr>
+              <w:pStyle w:val="Normal"/>
+              <w:jc w:val="center"/>
+            </w:pPr>
+            <w:r>
+              <w:t>398</w:t>
+            </w:r>
+          </w:p>
+        </w:tc>
+        <w:tc>
+          <w:p>
+            <w:pPr>
+              <w:pStyle w:val="Normal"/>
+              <w:jc w:val="center"/>
+            </w:pPr>
+            <w:r>
+              <w:t>398</w:t>
             </w:r>
           </w:p>
         </w:tc>

--- a/results/supplement/Table_S5.docx
+++ b/results/supplement/Table_S5.docx
@@ -20,51 +20,95 @@
               <w:jc w:val="left"/>
             </w:pPr>
             <w:r>
-              <w:t>Variable</w:t>
-            </w:r>
-          </w:p>
-        </w:tc>
-        <w:tc>
-          <w:p>
-            <w:pPr>
-              <w:pStyle w:val="Normal"/>
-              <w:jc w:val="center"/>
-            </w:pPr>
-            <w:r>
-              <w:t>0% heterogeneity: Model 1 Estimate (SE)</w:t>
-            </w:r>
-          </w:p>
-        </w:tc>
-        <w:tc>
-          <w:p>
-            <w:pPr>
-              <w:pStyle w:val="Normal"/>
-              <w:jc w:val="center"/>
-            </w:pPr>
-            <w:r>
-              <w:t>0% heterogeneity: Model 2 Estimate (SE)</w:t>
-            </w:r>
-          </w:p>
-        </w:tc>
-        <w:tc>
-          <w:p>
-            <w:pPr>
-              <w:pStyle w:val="Normal"/>
-              <w:jc w:val="center"/>
-            </w:pPr>
-            <w:r>
-              <w:t>50% heterogeneity: Model 1 Estimate (SE)</w:t>
-            </w:r>
-          </w:p>
-        </w:tc>
-        <w:tc>
-          <w:p>
-            <w:pPr>
-              <w:pStyle w:val="Normal"/>
-              <w:jc w:val="center"/>
-            </w:pPr>
-            <w:r>
-              <w:t>50% heterogeneity: Model 2 Estimate (SE)</w:t>
+              <w:t>Subfield</w:t>
+            </w:r>
+          </w:p>
+        </w:tc>
+        <w:tc>
+          <w:p>
+            <w:pPr>
+              <w:pStyle w:val="Normal"/>
+              <w:jc w:val="center"/>
+            </w:pPr>
+            <w:r>
+              <w:t>No. of meta-analyses</w:t>
+            </w:r>
+          </w:p>
+        </w:tc>
+        <w:tc>
+          <w:p>
+            <w:pPr>
+              <w:pStyle w:val="Normal"/>
+              <w:jc w:val="center"/>
+            </w:pPr>
+            <w:r>
+              <w:t>No. of primary estimates</w:t>
+            </w:r>
+          </w:p>
+        </w:tc>
+        <w:tc>
+          <w:p>
+            <w:pPr>
+              <w:pStyle w:val="Normal"/>
+              <w:jc w:val="center"/>
+            </w:pPr>
+            <w:r>
+              <w:t>Median of medians</w:t>
+            </w:r>
+          </w:p>
+        </w:tc>
+        <w:tc>
+          <w:p>
+            <w:pPr>
+              <w:pStyle w:val="Normal"/>
+              <w:jc w:val="center"/>
+            </w:pPr>
+            <w:r>
+              <w:t>Median</w:t>
+            </w:r>
+          </w:p>
+        </w:tc>
+        <w:tc>
+          <w:p>
+            <w:pPr>
+              <w:pStyle w:val="Normal"/>
+              <w:jc w:val="center"/>
+            </w:pPr>
+            <w:r>
+              <w:t>Mean</w:t>
+            </w:r>
+          </w:p>
+        </w:tc>
+        <w:tc>
+          <w:p>
+            <w:pPr>
+              <w:pStyle w:val="Normal"/>
+              <w:jc w:val="center"/>
+            </w:pPr>
+            <w:r>
+              <w:t>Q25</w:t>
+            </w:r>
+          </w:p>
+        </w:tc>
+        <w:tc>
+          <w:p>
+            <w:pPr>
+              <w:pStyle w:val="Normal"/>
+              <w:jc w:val="center"/>
+            </w:pPr>
+            <w:r>
+              <w:t>Q75</w:t>
+            </w:r>
+          </w:p>
+        </w:tc>
+        <w:tc>
+          <w:p>
+            <w:pPr>
+              <w:pStyle w:val="Normal"/>
+              <w:jc w:val="center"/>
+            </w:pPr>
+            <w:r>
+              <w:t>SAPE</w:t>
             </w:r>
           </w:p>
         </w:tc>
@@ -77,51 +121,95 @@
               <w:jc w:val="left"/>
             </w:pPr>
             <w:r>
-              <w:t>Intercept</w:t>
-            </w:r>
-          </w:p>
-        </w:tc>
-        <w:tc>
-          <w:p>
-            <w:pPr>
-              <w:pStyle w:val="Normal"/>
-              <w:jc w:val="center"/>
-            </w:pPr>
-            <w:r>
-              <w:t>53.357 (33.725)</w:t>
-            </w:r>
-          </w:p>
-        </w:tc>
-        <w:tc>
-          <w:p>
-            <w:pPr>
-              <w:pStyle w:val="Normal"/>
-              <w:jc w:val="center"/>
-            </w:pPr>
-            <w:r>
-              <w:t>40.609 (34.332)</w:t>
-            </w:r>
-          </w:p>
-        </w:tc>
-        <w:tc>
-          <w:p>
-            <w:pPr>
-              <w:pStyle w:val="Normal"/>
-              <w:jc w:val="center"/>
-            </w:pPr>
-            <w:r>
-              <w:t>82.661** (32.662)</w:t>
-            </w:r>
-          </w:p>
-        </w:tc>
-        <w:tc>
-          <w:p>
-            <w:pPr>
-              <w:pStyle w:val="Normal"/>
-              <w:jc w:val="center"/>
-            </w:pPr>
-            <w:r>
-              <w:t>65.013** (31.441)</w:t>
+              <w:t>All meta-analyses</w:t>
+            </w:r>
+          </w:p>
+        </w:tc>
+        <w:tc>
+          <w:p>
+            <w:pPr>
+              <w:pStyle w:val="Normal"/>
+              <w:jc w:val="center"/>
+            </w:pPr>
+            <w:r>
+              <w:t>393</w:t>
+            </w:r>
+          </w:p>
+        </w:tc>
+        <w:tc>
+          <w:p>
+            <w:pPr>
+              <w:pStyle w:val="Normal"/>
+              <w:jc w:val="center"/>
+            </w:pPr>
+            <w:r>
+              <w:t>50487</w:t>
+            </w:r>
+          </w:p>
+        </w:tc>
+        <w:tc>
+          <w:p>
+            <w:pPr>
+              <w:pStyle w:val="Normal"/>
+              <w:jc w:val="center"/>
+            </w:pPr>
+            <w:r>
+              <w:t>0.54</w:t>
+            </w:r>
+          </w:p>
+        </w:tc>
+        <w:tc>
+          <w:p>
+            <w:pPr>
+              <w:pStyle w:val="Normal"/>
+              <w:jc w:val="center"/>
+            </w:pPr>
+            <w:r>
+              <w:t>0.59</w:t>
+            </w:r>
+          </w:p>
+        </w:tc>
+        <w:tc>
+          <w:p>
+            <w:pPr>
+              <w:pStyle w:val="Normal"/>
+              <w:jc w:val="center"/>
+            </w:pPr>
+            <w:r>
+              <w:t>0.58</w:t>
+            </w:r>
+          </w:p>
+        </w:tc>
+        <w:tc>
+          <w:p>
+            <w:pPr>
+              <w:pStyle w:val="Normal"/>
+              <w:jc w:val="center"/>
+            </w:pPr>
+            <w:r>
+              <w:t>0.20</w:t>
+            </w:r>
+          </w:p>
+        </w:tc>
+        <w:tc>
+          <w:p>
+            <w:pPr>
+              <w:pStyle w:val="Normal"/>
+              <w:jc w:val="center"/>
+            </w:pPr>
+            <w:r>
+              <w:t>1.00</w:t>
+            </w:r>
+          </w:p>
+        </w:tc>
+        <w:tc>
+          <w:p>
+            <w:pPr>
+              <w:pStyle w:val="Normal"/>
+              <w:jc w:val="center"/>
+            </w:pPr>
+            <w:r>
+              <w:t>0.40</w:t>
             </w:r>
           </w:p>
         </w:tc>
@@ -134,51 +222,95 @@
               <w:jc w:val="left"/>
             </w:pPr>
             <w:r>
-              <w:t>Median power</w:t>
-            </w:r>
-          </w:p>
-        </w:tc>
-        <w:tc>
-          <w:p>
-            <w:pPr>
-              <w:pStyle w:val="Normal"/>
-              <w:jc w:val="center"/>
-            </w:pPr>
-            <w:r>
-              <w:t>-0.028*** (0.002)</w:t>
-            </w:r>
-          </w:p>
-        </w:tc>
-        <w:tc>
-          <w:p>
-            <w:pPr>
-              <w:pStyle w:val="Normal"/>
-              <w:jc w:val="center"/>
-            </w:pPr>
-            <w:r>
-              <w:t>-0.028*** (0.002)</w:t>
-            </w:r>
-          </w:p>
-        </w:tc>
-        <w:tc>
-          <w:p>
-            <w:pPr>
-              <w:pStyle w:val="Normal"/>
-              <w:jc w:val="center"/>
-            </w:pPr>
-            <w:r>
-              <w:t>-0.018*** (0.001)</w:t>
-            </w:r>
-          </w:p>
-        </w:tc>
-        <w:tc>
-          <w:p>
-            <w:pPr>
-              <w:pStyle w:val="Normal"/>
-              <w:jc w:val="center"/>
-            </w:pPr>
-            <w:r>
-              <w:t>-0.018*** (0.001)</w:t>
+              <w:t>Ecology</w:t>
+            </w:r>
+          </w:p>
+        </w:tc>
+        <w:tc>
+          <w:p>
+            <w:pPr>
+              <w:pStyle w:val="Normal"/>
+              <w:jc w:val="center"/>
+            </w:pPr>
+            <w:r>
+              <w:t>93</w:t>
+            </w:r>
+          </w:p>
+        </w:tc>
+        <w:tc>
+          <w:p>
+            <w:pPr>
+              <w:pStyle w:val="Normal"/>
+              <w:jc w:val="center"/>
+            </w:pPr>
+            <w:r>
+              <w:t>14859</w:t>
+            </w:r>
+          </w:p>
+        </w:tc>
+        <w:tc>
+          <w:p>
+            <w:pPr>
+              <w:pStyle w:val="Normal"/>
+              <w:jc w:val="center"/>
+            </w:pPr>
+            <w:r>
+              <w:t>0.61</w:t>
+            </w:r>
+          </w:p>
+        </w:tc>
+        <w:tc>
+          <w:p>
+            <w:pPr>
+              <w:pStyle w:val="Normal"/>
+              <w:jc w:val="center"/>
+            </w:pPr>
+            <w:r>
+              <w:t>0.64</w:t>
+            </w:r>
+          </w:p>
+        </w:tc>
+        <w:tc>
+          <w:p>
+            <w:pPr>
+              <w:pStyle w:val="Normal"/>
+              <w:jc w:val="center"/>
+            </w:pPr>
+            <w:r>
+              <w:t>0.59</w:t>
+            </w:r>
+          </w:p>
+        </w:tc>
+        <w:tc>
+          <w:p>
+            <w:pPr>
+              <w:pStyle w:val="Normal"/>
+              <w:jc w:val="center"/>
+            </w:pPr>
+            <w:r>
+              <w:t>0.20</w:t>
+            </w:r>
+          </w:p>
+        </w:tc>
+        <w:tc>
+          <w:p>
+            <w:pPr>
+              <w:pStyle w:val="Normal"/>
+              <w:jc w:val="center"/>
+            </w:pPr>
+            <w:r>
+              <w:t>1.00</w:t>
+            </w:r>
+          </w:p>
+        </w:tc>
+        <w:tc>
+          <w:p>
+            <w:pPr>
+              <w:pStyle w:val="Normal"/>
+              <w:jc w:val="center"/>
+            </w:pPr>
+            <w:r>
+              <w:t>0.42</w:t>
             </w:r>
           </w:p>
         </w:tc>
@@ -191,51 +323,95 @@
               <w:jc w:val="left"/>
             </w:pPr>
             <w:r>
-              <w:t>Experimental research design? (yes)</w:t>
-            </w:r>
-          </w:p>
-        </w:tc>
-        <w:tc>
-          <w:p>
-            <w:pPr>
-              <w:pStyle w:val="Normal"/>
-              <w:jc w:val="center"/>
-            </w:pPr>
-            <w:r>
-              <w:t>0.152** (0.077)</w:t>
-            </w:r>
-          </w:p>
-        </w:tc>
-        <w:tc>
-          <w:p>
-            <w:pPr>
-              <w:pStyle w:val="Normal"/>
-              <w:jc w:val="center"/>
-            </w:pPr>
-            <w:r>
-              <w:t>0.116 (0.077)</w:t>
-            </w:r>
-          </w:p>
-        </w:tc>
-        <w:tc>
-          <w:p>
-            <w:pPr>
-              <w:pStyle w:val="Normal"/>
-              <w:jc w:val="center"/>
-            </w:pPr>
-            <w:r>
-              <w:t>0.162 (0.106)</w:t>
-            </w:r>
-          </w:p>
-        </w:tc>
-        <w:tc>
-          <w:p>
-            <w:pPr>
-              <w:pStyle w:val="Normal"/>
-              <w:jc w:val="center"/>
-            </w:pPr>
-            <w:r>
-              <w:t>0.115 (0.105)</w:t>
+              <w:t>Environmental Chemistry</w:t>
+            </w:r>
+          </w:p>
+        </w:tc>
+        <w:tc>
+          <w:p>
+            <w:pPr>
+              <w:pStyle w:val="Normal"/>
+              <w:jc w:val="center"/>
+            </w:pPr>
+            <w:r>
+              <w:t>35</w:t>
+            </w:r>
+          </w:p>
+        </w:tc>
+        <w:tc>
+          <w:p>
+            <w:pPr>
+              <w:pStyle w:val="Normal"/>
+              <w:jc w:val="center"/>
+            </w:pPr>
+            <w:r>
+              <w:t>6599</w:t>
+            </w:r>
+          </w:p>
+        </w:tc>
+        <w:tc>
+          <w:p>
+            <w:pPr>
+              <w:pStyle w:val="Normal"/>
+              <w:jc w:val="center"/>
+            </w:pPr>
+            <w:r>
+              <w:t>0.42</w:t>
+            </w:r>
+          </w:p>
+        </w:tc>
+        <w:tc>
+          <w:p>
+            <w:pPr>
+              <w:pStyle w:val="Normal"/>
+              <w:jc w:val="center"/>
+            </w:pPr>
+            <w:r>
+              <w:t>0.25</w:t>
+            </w:r>
+          </w:p>
+        </w:tc>
+        <w:tc>
+          <w:p>
+            <w:pPr>
+              <w:pStyle w:val="Normal"/>
+              <w:jc w:val="center"/>
+            </w:pPr>
+            <w:r>
+              <w:t>0.41</w:t>
+            </w:r>
+          </w:p>
+        </w:tc>
+        <w:tc>
+          <w:p>
+            <w:pPr>
+              <w:pStyle w:val="Normal"/>
+              <w:jc w:val="center"/>
+            </w:pPr>
+            <w:r>
+              <w:t>0.12</w:t>
+            </w:r>
+          </w:p>
+        </w:tc>
+        <w:tc>
+          <w:p>
+            <w:pPr>
+              <w:pStyle w:val="Normal"/>
+              <w:jc w:val="center"/>
+            </w:pPr>
+            <w:r>
+              <w:t>0.72</w:t>
+            </w:r>
+          </w:p>
+        </w:tc>
+        <w:tc>
+          <w:p>
+            <w:pPr>
+              <w:pStyle w:val="Normal"/>
+              <w:jc w:val="center"/>
+            </w:pPr>
+            <w:r>
+              <w:t>0.23</w:t>
             </w:r>
           </w:p>
         </w:tc>
@@ -248,51 +424,95 @@
               <w:jc w:val="left"/>
             </w:pPr>
             <w:r>
-              <w:t>Followed reporting guidelines? (yes)</w:t>
-            </w:r>
-          </w:p>
-        </w:tc>
-        <w:tc>
-          <w:p>
-            <w:pPr>
-              <w:pStyle w:val="Normal"/>
-              <w:jc w:val="center"/>
-            </w:pPr>
-            <w:r>
-              <w:t>0.049 (0.094)</w:t>
-            </w:r>
-          </w:p>
-        </w:tc>
-        <w:tc>
-          <w:p>
-            <w:pPr>
-              <w:pStyle w:val="Normal"/>
-              <w:jc w:val="center"/>
-            </w:pPr>
-            <w:r>
-              <w:t>0.058 (0.110)</w:t>
-            </w:r>
-          </w:p>
-        </w:tc>
-        <w:tc>
-          <w:p>
-            <w:pPr>
-              <w:pStyle w:val="Normal"/>
-              <w:jc w:val="center"/>
-            </w:pPr>
-            <w:r>
-              <w:t>0.151 (0.095)</w:t>
-            </w:r>
-          </w:p>
-        </w:tc>
-        <w:tc>
-          <w:p>
-            <w:pPr>
-              <w:pStyle w:val="Normal"/>
-              <w:jc w:val="center"/>
-            </w:pPr>
-            <w:r>
-              <w:t>0.172* (0.101)</w:t>
+              <w:t>Environmental Engineering</w:t>
+            </w:r>
+          </w:p>
+        </w:tc>
+        <w:tc>
+          <w:p>
+            <w:pPr>
+              <w:pStyle w:val="Normal"/>
+              <w:jc w:val="center"/>
+            </w:pPr>
+            <w:r>
+              <w:t>30</w:t>
+            </w:r>
+          </w:p>
+        </w:tc>
+        <w:tc>
+          <w:p>
+            <w:pPr>
+              <w:pStyle w:val="Normal"/>
+              <w:jc w:val="center"/>
+            </w:pPr>
+            <w:r>
+              <w:t>11624</w:t>
+            </w:r>
+          </w:p>
+        </w:tc>
+        <w:tc>
+          <w:p>
+            <w:pPr>
+              <w:pStyle w:val="Normal"/>
+              <w:jc w:val="center"/>
+            </w:pPr>
+            <w:r>
+              <w:t>0.78</w:t>
+            </w:r>
+          </w:p>
+        </w:tc>
+        <w:tc>
+          <w:p>
+            <w:pPr>
+              <w:pStyle w:val="Normal"/>
+              <w:jc w:val="center"/>
+            </w:pPr>
+            <w:r>
+              <w:t>0.62</w:t>
+            </w:r>
+          </w:p>
+        </w:tc>
+        <w:tc>
+          <w:p>
+            <w:pPr>
+              <w:pStyle w:val="Normal"/>
+              <w:jc w:val="center"/>
+            </w:pPr>
+            <w:r>
+              <w:t>0.63</w:t>
+            </w:r>
+          </w:p>
+        </w:tc>
+        <w:tc>
+          <w:p>
+            <w:pPr>
+              <w:pStyle w:val="Normal"/>
+              <w:jc w:val="center"/>
+            </w:pPr>
+            <w:r>
+              <w:t>0.37</w:t>
+            </w:r>
+          </w:p>
+        </w:tc>
+        <w:tc>
+          <w:p>
+            <w:pPr>
+              <w:pStyle w:val="Normal"/>
+              <w:jc w:val="center"/>
+            </w:pPr>
+            <w:r>
+              <w:t>0.97</w:t>
+            </w:r>
+          </w:p>
+        </w:tc>
+        <w:tc>
+          <w:p>
+            <w:pPr>
+              <w:pStyle w:val="Normal"/>
+              <w:jc w:val="center"/>
+            </w:pPr>
+            <w:r>
+              <w:t>0.38</w:t>
             </w:r>
           </w:p>
         </w:tc>
@@ -305,51 +525,95 @@
               <w:jc w:val="left"/>
             </w:pPr>
             <w:r>
-              <w:t>Protocol registered? (yes)</w:t>
-            </w:r>
-          </w:p>
-        </w:tc>
-        <w:tc>
-          <w:p>
-            <w:pPr>
-              <w:pStyle w:val="Normal"/>
-              <w:jc w:val="center"/>
-            </w:pPr>
-            <w:r>
-              <w:t>-0.110 (0.106)</w:t>
-            </w:r>
-          </w:p>
-        </w:tc>
-        <w:tc>
-          <w:p>
-            <w:pPr>
-              <w:pStyle w:val="Normal"/>
-              <w:jc w:val="center"/>
-            </w:pPr>
-            <w:r>
-              <w:t>-0.159 (0.119)</w:t>
-            </w:r>
-          </w:p>
-        </w:tc>
-        <w:tc>
-          <w:p>
-            <w:pPr>
-              <w:pStyle w:val="Normal"/>
-              <w:jc w:val="center"/>
-            </w:pPr>
-            <w:r>
-              <w:t>0.038 (0.136)</w:t>
-            </w:r>
-          </w:p>
-        </w:tc>
-        <w:tc>
-          <w:p>
-            <w:pPr>
-              <w:pStyle w:val="Normal"/>
-              <w:jc w:val="center"/>
-            </w:pPr>
-            <w:r>
-              <w:t>0.007 (0.150)</w:t>
+              <w:t>Health, Toxicology and Mutagenesis</w:t>
+            </w:r>
+          </w:p>
+        </w:tc>
+        <w:tc>
+          <w:p>
+            <w:pPr>
+              <w:pStyle w:val="Normal"/>
+              <w:jc w:val="center"/>
+            </w:pPr>
+            <w:r>
+              <w:t>137</w:t>
+            </w:r>
+          </w:p>
+        </w:tc>
+        <w:tc>
+          <w:p>
+            <w:pPr>
+              <w:pStyle w:val="Normal"/>
+              <w:jc w:val="center"/>
+            </w:pPr>
+            <w:r>
+              <w:t>6053</w:t>
+            </w:r>
+          </w:p>
+        </w:tc>
+        <w:tc>
+          <w:p>
+            <w:pPr>
+              <w:pStyle w:val="Normal"/>
+              <w:jc w:val="center"/>
+            </w:pPr>
+            <w:r>
+              <w:t>0.46</w:t>
+            </w:r>
+          </w:p>
+        </w:tc>
+        <w:tc>
+          <w:p>
+            <w:pPr>
+              <w:pStyle w:val="Normal"/>
+              <w:jc w:val="center"/>
+            </w:pPr>
+            <w:r>
+              <w:t>0.90</w:t>
+            </w:r>
+          </w:p>
+        </w:tc>
+        <w:tc>
+          <w:p>
+            <w:pPr>
+              <w:pStyle w:val="Normal"/>
+              <w:jc w:val="center"/>
+            </w:pPr>
+            <w:r>
+              <w:t>0.65</w:t>
+            </w:r>
+          </w:p>
+        </w:tc>
+        <w:tc>
+          <w:p>
+            <w:pPr>
+              <w:pStyle w:val="Normal"/>
+              <w:jc w:val="center"/>
+            </w:pPr>
+            <w:r>
+              <w:t>0.20</w:t>
+            </w:r>
+          </w:p>
+        </w:tc>
+        <w:tc>
+          <w:p>
+            <w:pPr>
+              <w:pStyle w:val="Normal"/>
+              <w:jc w:val="center"/>
+            </w:pPr>
+            <w:r>
+              <w:t>1.00</w:t>
+            </w:r>
+          </w:p>
+        </w:tc>
+        <w:tc>
+          <w:p>
+            <w:pPr>
+              <w:pStyle w:val="Normal"/>
+              <w:jc w:val="center"/>
+            </w:pPr>
+            <w:r>
+              <w:t>0.54</w:t>
             </w:r>
           </w:p>
         </w:tc>
@@ -362,51 +626,95 @@
               <w:jc w:val="left"/>
             </w:pPr>
             <w:r>
-              <w:t>Log number of independent studies</w:t>
-            </w:r>
-          </w:p>
-        </w:tc>
-        <w:tc>
-          <w:p>
-            <w:pPr>
-              <w:pStyle w:val="Normal"/>
-              <w:jc w:val="center"/>
-            </w:pPr>
-            <w:r>
-              <w:t>-0.127*** (0.040)</w:t>
-            </w:r>
-          </w:p>
-        </w:tc>
-        <w:tc>
-          <w:p>
-            <w:pPr>
-              <w:pStyle w:val="Normal"/>
-              <w:jc w:val="center"/>
-            </w:pPr>
-            <w:r>
-              <w:t>-0.116*** (0.042)</w:t>
-            </w:r>
-          </w:p>
-        </w:tc>
-        <w:tc>
-          <w:p>
-            <w:pPr>
-              <w:pStyle w:val="Normal"/>
-              <w:jc w:val="center"/>
-            </w:pPr>
-            <w:r>
-              <w:t>-0.165*** (0.056)</w:t>
-            </w:r>
-          </w:p>
-        </w:tc>
-        <w:tc>
-          <w:p>
-            <w:pPr>
-              <w:pStyle w:val="Normal"/>
-              <w:jc w:val="center"/>
-            </w:pPr>
-            <w:r>
-              <w:t>-0.131** (0.056)</w:t>
+              <w:t>Management, Monitoring, Policy and Law</w:t>
+            </w:r>
+          </w:p>
+        </w:tc>
+        <w:tc>
+          <w:p>
+            <w:pPr>
+              <w:pStyle w:val="Normal"/>
+              <w:jc w:val="center"/>
+            </w:pPr>
+            <w:r>
+              <w:t> 8</w:t>
+            </w:r>
+          </w:p>
+        </w:tc>
+        <w:tc>
+          <w:p>
+            <w:pPr>
+              <w:pStyle w:val="Normal"/>
+              <w:jc w:val="center"/>
+            </w:pPr>
+            <w:r>
+              <w:t> 317</w:t>
+            </w:r>
+          </w:p>
+        </w:tc>
+        <w:tc>
+          <w:p>
+            <w:pPr>
+              <w:pStyle w:val="Normal"/>
+              <w:jc w:val="center"/>
+            </w:pPr>
+            <w:r>
+              <w:t>0.59</w:t>
+            </w:r>
+          </w:p>
+        </w:tc>
+        <w:tc>
+          <w:p>
+            <w:pPr>
+              <w:pStyle w:val="Normal"/>
+              <w:jc w:val="center"/>
+            </w:pPr>
+            <w:r>
+              <w:t>0.52</w:t>
+            </w:r>
+          </w:p>
+        </w:tc>
+        <w:tc>
+          <w:p>
+            <w:pPr>
+              <w:pStyle w:val="Normal"/>
+              <w:jc w:val="center"/>
+            </w:pPr>
+            <w:r>
+              <w:t>0.57</w:t>
+            </w:r>
+          </w:p>
+        </w:tc>
+        <w:tc>
+          <w:p>
+            <w:pPr>
+              <w:pStyle w:val="Normal"/>
+              <w:jc w:val="center"/>
+            </w:pPr>
+            <w:r>
+              <w:t>0.29</w:t>
+            </w:r>
+          </w:p>
+        </w:tc>
+        <w:tc>
+          <w:p>
+            <w:pPr>
+              <w:pStyle w:val="Normal"/>
+              <w:jc w:val="center"/>
+            </w:pPr>
+            <w:r>
+              <w:t>0.95</w:t>
+            </w:r>
+          </w:p>
+        </w:tc>
+        <w:tc>
+          <w:p>
+            <w:pPr>
+              <w:pStyle w:val="Normal"/>
+              <w:jc w:val="center"/>
+            </w:pPr>
+            <w:r>
+              <w:t>0.31</w:t>
             </w:r>
           </w:p>
         </w:tc>
@@ -419,51 +727,95 @@
               <w:jc w:val="left"/>
             </w:pPr>
             <w:r>
-              <w:t>Log journal impact factor</w:t>
-            </w:r>
-          </w:p>
-        </w:tc>
-        <w:tc>
-          <w:p>
-            <w:pPr>
-              <w:pStyle w:val="Normal"/>
-              <w:jc w:val="center"/>
-            </w:pPr>
-            <w:r>
-              <w:t>-0.084 (0.074)</w:t>
-            </w:r>
-          </w:p>
-        </w:tc>
-        <w:tc>
-          <w:p>
-            <w:pPr>
-              <w:pStyle w:val="Normal"/>
-              <w:jc w:val="center"/>
-            </w:pPr>
-            <w:r>
-              <w:t>-0.106 (0.087)</w:t>
-            </w:r>
-          </w:p>
-        </w:tc>
-        <w:tc>
-          <w:p>
-            <w:pPr>
-              <w:pStyle w:val="Normal"/>
-              <w:jc w:val="center"/>
-            </w:pPr>
-            <w:r>
-              <w:t>-0.034 (0.084)</w:t>
-            </w:r>
-          </w:p>
-        </w:tc>
-        <w:tc>
-          <w:p>
-            <w:pPr>
-              <w:pStyle w:val="Normal"/>
-              <w:jc w:val="center"/>
-            </w:pPr>
-            <w:r>
-              <w:t>-0.110 (0.088)</w:t>
+              <w:t>Nature and Landscape Conservation</w:t>
+            </w:r>
+          </w:p>
+        </w:tc>
+        <w:tc>
+          <w:p>
+            <w:pPr>
+              <w:pStyle w:val="Normal"/>
+              <w:jc w:val="center"/>
+            </w:pPr>
+            <w:r>
+              <w:t>63</w:t>
+            </w:r>
+          </w:p>
+        </w:tc>
+        <w:tc>
+          <w:p>
+            <w:pPr>
+              <w:pStyle w:val="Normal"/>
+              <w:jc w:val="center"/>
+            </w:pPr>
+            <w:r>
+              <w:t>10402</w:t>
+            </w:r>
+          </w:p>
+        </w:tc>
+        <w:tc>
+          <w:p>
+            <w:pPr>
+              <w:pStyle w:val="Normal"/>
+              <w:jc w:val="center"/>
+            </w:pPr>
+            <w:r>
+              <w:t>0.39</w:t>
+            </w:r>
+          </w:p>
+        </w:tc>
+        <w:tc>
+          <w:p>
+            <w:pPr>
+              <w:pStyle w:val="Normal"/>
+              <w:jc w:val="center"/>
+            </w:pPr>
+            <w:r>
+              <w:t>0.61</w:t>
+            </w:r>
+          </w:p>
+        </w:tc>
+        <w:tc>
+          <w:p>
+            <w:pPr>
+              <w:pStyle w:val="Normal"/>
+              <w:jc w:val="center"/>
+            </w:pPr>
+            <w:r>
+              <w:t>0.58</w:t>
+            </w:r>
+          </w:p>
+        </w:tc>
+        <w:tc>
+          <w:p>
+            <w:pPr>
+              <w:pStyle w:val="Normal"/>
+              <w:jc w:val="center"/>
+            </w:pPr>
+            <w:r>
+              <w:t>0.17</w:t>
+            </w:r>
+          </w:p>
+        </w:tc>
+        <w:tc>
+          <w:p>
+            <w:pPr>
+              <w:pStyle w:val="Normal"/>
+              <w:jc w:val="center"/>
+            </w:pPr>
+            <w:r>
+              <w:t>1.00</w:t>
+            </w:r>
+          </w:p>
+        </w:tc>
+        <w:tc>
+          <w:p>
+            <w:pPr>
+              <w:pStyle w:val="Normal"/>
+              <w:jc w:val="center"/>
+            </w:pPr>
+            <w:r>
+              <w:t>0.43</w:t>
             </w:r>
           </w:p>
         </w:tc>
@@ -476,348 +828,6 @@
               <w:jc w:val="left"/>
             </w:pPr>
             <w:r>
-              <w:t>Publication year</w:t>
-            </w:r>
-          </w:p>
-        </w:tc>
-        <w:tc>
-          <w:p>
-            <w:pPr>
-              <w:pStyle w:val="Normal"/>
-              <w:jc w:val="center"/>
-            </w:pPr>
-            <w:r>
-              <w:t>-0.026 (0.017)</w:t>
-            </w:r>
-          </w:p>
-        </w:tc>
-        <w:tc>
-          <w:p>
-            <w:pPr>
-              <w:pStyle w:val="Normal"/>
-              <w:jc w:val="center"/>
-            </w:pPr>
-            <w:r>
-              <w:t>-0.020 (0.017)</w:t>
-            </w:r>
-          </w:p>
-        </w:tc>
-        <w:tc>
-          <w:p>
-            <w:pPr>
-              <w:pStyle w:val="Normal"/>
-              <w:jc w:val="center"/>
-            </w:pPr>
-            <w:r>
-              <w:t>-0.041** (0.016)</w:t>
-            </w:r>
-          </w:p>
-        </w:tc>
-        <w:tc>
-          <w:p>
-            <w:pPr>
-              <w:pStyle w:val="Normal"/>
-              <w:jc w:val="center"/>
-            </w:pPr>
-            <w:r>
-              <w:t>-0.032** (0.016)</w:t>
-            </w:r>
-          </w:p>
-        </w:tc>
-      </w:tr>
-      <w:tr>
-        <w:tc>
-          <w:p>
-            <w:pPr>
-              <w:pStyle w:val="Normal"/>
-              <w:jc w:val="left"/>
-            </w:pPr>
-            <w:r>
-              <w:t>Environmental Chemistry</w:t>
-            </w:r>
-          </w:p>
-        </w:tc>
-        <w:tc>
-          <w:p>
-            <w:pPr>
-              <w:pStyle w:val="Normal"/>
-              <w:jc w:val="center"/>
-            </w:pPr>
-            <w:r>
-              <w:t/>
-            </w:r>
-          </w:p>
-        </w:tc>
-        <w:tc>
-          <w:p>
-            <w:pPr>
-              <w:pStyle w:val="Normal"/>
-              <w:jc w:val="center"/>
-            </w:pPr>
-            <w:r>
-              <w:t>-0.155 (0.099)</w:t>
-            </w:r>
-          </w:p>
-        </w:tc>
-        <w:tc>
-          <w:p>
-            <w:pPr>
-              <w:pStyle w:val="Normal"/>
-              <w:jc w:val="center"/>
-            </w:pPr>
-            <w:r>
-              <w:t/>
-            </w:r>
-          </w:p>
-        </w:tc>
-        <w:tc>
-          <w:p>
-            <w:pPr>
-              <w:pStyle w:val="Normal"/>
-              <w:jc w:val="center"/>
-            </w:pPr>
-            <w:r>
-              <w:t>-0.117 (0.115)</w:t>
-            </w:r>
-          </w:p>
-        </w:tc>
-      </w:tr>
-      <w:tr>
-        <w:tc>
-          <w:p>
-            <w:pPr>
-              <w:pStyle w:val="Normal"/>
-              <w:jc w:val="left"/>
-            </w:pPr>
-            <w:r>
-              <w:t>Environmental Engineering</w:t>
-            </w:r>
-          </w:p>
-        </w:tc>
-        <w:tc>
-          <w:p>
-            <w:pPr>
-              <w:pStyle w:val="Normal"/>
-              <w:jc w:val="center"/>
-            </w:pPr>
-            <w:r>
-              <w:t/>
-            </w:r>
-          </w:p>
-        </w:tc>
-        <w:tc>
-          <w:p>
-            <w:pPr>
-              <w:pStyle w:val="Normal"/>
-              <w:jc w:val="center"/>
-            </w:pPr>
-            <w:r>
-              <w:t>-0.237* (0.138)</w:t>
-            </w:r>
-          </w:p>
-        </w:tc>
-        <w:tc>
-          <w:p>
-            <w:pPr>
-              <w:pStyle w:val="Normal"/>
-              <w:jc w:val="center"/>
-            </w:pPr>
-            <w:r>
-              <w:t/>
-            </w:r>
-          </w:p>
-        </w:tc>
-        <w:tc>
-          <w:p>
-            <w:pPr>
-              <w:pStyle w:val="Normal"/>
-              <w:jc w:val="center"/>
-            </w:pPr>
-            <w:r>
-              <w:t>-0.380 (0.270)</w:t>
-            </w:r>
-          </w:p>
-        </w:tc>
-      </w:tr>
-      <w:tr>
-        <w:tc>
-          <w:p>
-            <w:pPr>
-              <w:pStyle w:val="Normal"/>
-              <w:jc w:val="left"/>
-            </w:pPr>
-            <w:r>
-              <w:t>Health, Toxicology and Mutagenesis</w:t>
-            </w:r>
-          </w:p>
-        </w:tc>
-        <w:tc>
-          <w:p>
-            <w:pPr>
-              <w:pStyle w:val="Normal"/>
-              <w:jc w:val="center"/>
-            </w:pPr>
-            <w:r>
-              <w:t/>
-            </w:r>
-          </w:p>
-        </w:tc>
-        <w:tc>
-          <w:p>
-            <w:pPr>
-              <w:pStyle w:val="Normal"/>
-              <w:jc w:val="center"/>
-            </w:pPr>
-            <w:r>
-              <w:t>-0.242 (0.150)</w:t>
-            </w:r>
-          </w:p>
-        </w:tc>
-        <w:tc>
-          <w:p>
-            <w:pPr>
-              <w:pStyle w:val="Normal"/>
-              <w:jc w:val="center"/>
-            </w:pPr>
-            <w:r>
-              <w:t/>
-            </w:r>
-          </w:p>
-        </w:tc>
-        <w:tc>
-          <w:p>
-            <w:pPr>
-              <w:pStyle w:val="Normal"/>
-              <w:jc w:val="center"/>
-            </w:pPr>
-            <w:r>
-              <w:t>-0.095 (0.142)</w:t>
-            </w:r>
-          </w:p>
-        </w:tc>
-      </w:tr>
-      <w:tr>
-        <w:tc>
-          <w:p>
-            <w:pPr>
-              <w:pStyle w:val="Normal"/>
-              <w:jc w:val="left"/>
-            </w:pPr>
-            <w:r>
-              <w:t>Management, Monitoring, Policy and Law</w:t>
-            </w:r>
-          </w:p>
-        </w:tc>
-        <w:tc>
-          <w:p>
-            <w:pPr>
-              <w:pStyle w:val="Normal"/>
-              <w:jc w:val="center"/>
-            </w:pPr>
-            <w:r>
-              <w:t/>
-            </w:r>
-          </w:p>
-        </w:tc>
-        <w:tc>
-          <w:p>
-            <w:pPr>
-              <w:pStyle w:val="Normal"/>
-              <w:jc w:val="center"/>
-            </w:pPr>
-            <w:r>
-              <w:t>0.019 (0.085)</w:t>
-            </w:r>
-          </w:p>
-        </w:tc>
-        <w:tc>
-          <w:p>
-            <w:pPr>
-              <w:pStyle w:val="Normal"/>
-              <w:jc w:val="center"/>
-            </w:pPr>
-            <w:r>
-              <w:t/>
-            </w:r>
-          </w:p>
-        </w:tc>
-        <w:tc>
-          <w:p>
-            <w:pPr>
-              <w:pStyle w:val="Normal"/>
-              <w:jc w:val="center"/>
-            </w:pPr>
-            <w:r>
-              <w:t>0.307 (0.198)</w:t>
-            </w:r>
-          </w:p>
-        </w:tc>
-      </w:tr>
-      <w:tr>
-        <w:tc>
-          <w:p>
-            <w:pPr>
-              <w:pStyle w:val="Normal"/>
-              <w:jc w:val="left"/>
-            </w:pPr>
-            <w:r>
-              <w:t>Nature and Landscape Conservation</w:t>
-            </w:r>
-          </w:p>
-        </w:tc>
-        <w:tc>
-          <w:p>
-            <w:pPr>
-              <w:pStyle w:val="Normal"/>
-              <w:jc w:val="center"/>
-            </w:pPr>
-            <w:r>
-              <w:t/>
-            </w:r>
-          </w:p>
-        </w:tc>
-        <w:tc>
-          <w:p>
-            <w:pPr>
-              <w:pStyle w:val="Normal"/>
-              <w:jc w:val="center"/>
-            </w:pPr>
-            <w:r>
-              <w:t>-0.120 (0.095)</w:t>
-            </w:r>
-          </w:p>
-        </w:tc>
-        <w:tc>
-          <w:p>
-            <w:pPr>
-              <w:pStyle w:val="Normal"/>
-              <w:jc w:val="center"/>
-            </w:pPr>
-            <w:r>
-              <w:t/>
-            </w:r>
-          </w:p>
-        </w:tc>
-        <w:tc>
-          <w:p>
-            <w:pPr>
-              <w:pStyle w:val="Normal"/>
-              <w:jc w:val="center"/>
-            </w:pPr>
-            <w:r>
-              <w:t>-0.157 (0.120)</w:t>
-            </w:r>
-          </w:p>
-        </w:tc>
-      </w:tr>
-      <w:tr>
-        <w:tc>
-          <w:p>
-            <w:pPr>
-              <w:pStyle w:val="Normal"/>
-              <w:jc w:val="left"/>
-            </w:pPr>
-            <w:r>
               <w:t>Water Science and Technology</w:t>
             </w:r>
           </w:p>
@@ -829,211 +839,84 @@
               <w:jc w:val="center"/>
             </w:pPr>
             <w:r>
-              <w:t/>
-            </w:r>
-          </w:p>
-        </w:tc>
-        <w:tc>
-          <w:p>
-            <w:pPr>
-              <w:pStyle w:val="Normal"/>
-              <w:jc w:val="center"/>
-            </w:pPr>
-            <w:r>
-              <w:t>-0.328 (0.256)</w:t>
-            </w:r>
-          </w:p>
-        </w:tc>
-        <w:tc>
-          <w:p>
-            <w:pPr>
-              <w:pStyle w:val="Normal"/>
-              <w:jc w:val="center"/>
-            </w:pPr>
-            <w:r>
-              <w:t/>
-            </w:r>
-          </w:p>
-        </w:tc>
-        <w:tc>
-          <w:p>
-            <w:pPr>
-              <w:pStyle w:val="Normal"/>
-              <w:jc w:val="center"/>
-            </w:pPr>
-            <w:r>
-              <w:t>-0.433* (0.246)</w:t>
-            </w:r>
-          </w:p>
-        </w:tc>
-      </w:tr>
-      <w:tr>
-        <w:tc>
-          <w:p>
-            <w:pPr>
-              <w:pStyle w:val="Normal"/>
-              <w:jc w:val="left"/>
-            </w:pPr>
-            <w:r>
-              <w:t>Effect size type</w:t>
-            </w:r>
-          </w:p>
-        </w:tc>
-        <w:tc>
-          <w:p>
-            <w:pPr>
-              <w:pStyle w:val="Normal"/>
-              <w:jc w:val="center"/>
-            </w:pPr>
-            <w:r>
-              <w:t>Yes</w:t>
-            </w:r>
-          </w:p>
-        </w:tc>
-        <w:tc>
-          <w:p>
-            <w:pPr>
-              <w:pStyle w:val="Normal"/>
-              <w:jc w:val="center"/>
-            </w:pPr>
-            <w:r>
-              <w:t>Yes</w:t>
-            </w:r>
-          </w:p>
-        </w:tc>
-        <w:tc>
-          <w:p>
-            <w:pPr>
-              <w:pStyle w:val="Normal"/>
-              <w:jc w:val="center"/>
-            </w:pPr>
-            <w:r>
-              <w:t>Yes</w:t>
-            </w:r>
-          </w:p>
-        </w:tc>
-        <w:tc>
-          <w:p>
-            <w:pPr>
-              <w:pStyle w:val="Normal"/>
-              <w:jc w:val="center"/>
-            </w:pPr>
-            <w:r>
-              <w:t>Yes</w:t>
-            </w:r>
-          </w:p>
-        </w:tc>
-      </w:tr>
-      <w:tr>
-        <w:tc>
-          <w:p>
-            <w:pPr>
-              <w:pStyle w:val="Normal"/>
-              <w:jc w:val="left"/>
-            </w:pPr>
-            <w:r>
-              <w:t>AIC</w:t>
-            </w:r>
-          </w:p>
-        </w:tc>
-        <w:tc>
-          <w:p>
-            <w:pPr>
-              <w:pStyle w:val="Normal"/>
-              <w:jc w:val="center"/>
-            </w:pPr>
-            <w:r>
-              <w:t>1818.419</w:t>
-            </w:r>
-          </w:p>
-        </w:tc>
-        <w:tc>
-          <w:p>
-            <w:pPr>
-              <w:pStyle w:val="Normal"/>
-              <w:jc w:val="center"/>
-            </w:pPr>
-            <w:r>
-              <w:t>1825.366</w:t>
-            </w:r>
-          </w:p>
-        </w:tc>
-        <w:tc>
-          <w:p>
-            <w:pPr>
-              <w:pStyle w:val="Normal"/>
-              <w:jc w:val="center"/>
-            </w:pPr>
-            <w:r>
-              <w:t>1707.235</w:t>
-            </w:r>
-          </w:p>
-        </w:tc>
-        <w:tc>
-          <w:p>
-            <w:pPr>
-              <w:pStyle w:val="Normal"/>
-              <w:jc w:val="center"/>
-            </w:pPr>
-            <w:r>
-              <w:t>1710.910</w:t>
-            </w:r>
-          </w:p>
-        </w:tc>
-      </w:tr>
-      <w:tr>
-        <w:tc>
-          <w:p>
-            <w:pPr>
-              <w:pStyle w:val="Normal"/>
-              <w:jc w:val="left"/>
-            </w:pPr>
-            <w:r>
-              <w:t>No. of meta-analyses</w:t>
-            </w:r>
-          </w:p>
-        </w:tc>
-        <w:tc>
-          <w:p>
-            <w:pPr>
-              <w:pStyle w:val="Normal"/>
-              <w:jc w:val="center"/>
-            </w:pPr>
-            <w:r>
-              <w:t>397</w:t>
-            </w:r>
-          </w:p>
-        </w:tc>
-        <w:tc>
-          <w:p>
-            <w:pPr>
-              <w:pStyle w:val="Normal"/>
-              <w:jc w:val="center"/>
-            </w:pPr>
-            <w:r>
-              <w:t>397</w:t>
-            </w:r>
-          </w:p>
-        </w:tc>
-        <w:tc>
-          <w:p>
-            <w:pPr>
-              <w:pStyle w:val="Normal"/>
-              <w:jc w:val="center"/>
-            </w:pPr>
-            <w:r>
-              <w:t>398</w:t>
-            </w:r>
-          </w:p>
-        </w:tc>
-        <w:tc>
-          <w:p>
-            <w:pPr>
-              <w:pStyle w:val="Normal"/>
-              <w:jc w:val="center"/>
-            </w:pPr>
-            <w:r>
-              <w:t>398</w:t>
+              <w:t>27</w:t>
+            </w:r>
+          </w:p>
+        </w:tc>
+        <w:tc>
+          <w:p>
+            <w:pPr>
+              <w:pStyle w:val="Normal"/>
+              <w:jc w:val="center"/>
+            </w:pPr>
+            <w:r>
+              <w:t> 633</w:t>
+            </w:r>
+          </w:p>
+        </w:tc>
+        <w:tc>
+          <w:p>
+            <w:pPr>
+              <w:pStyle w:val="Normal"/>
+              <w:jc w:val="center"/>
+            </w:pPr>
+            <w:r>
+              <w:t>0.61</w:t>
+            </w:r>
+          </w:p>
+        </w:tc>
+        <w:tc>
+          <w:p>
+            <w:pPr>
+              <w:pStyle w:val="Normal"/>
+              <w:jc w:val="center"/>
+            </w:pPr>
+            <w:r>
+              <w:t>0.81</w:t>
+            </w:r>
+          </w:p>
+        </w:tc>
+        <w:tc>
+          <w:p>
+            <w:pPr>
+              <w:pStyle w:val="Normal"/>
+              <w:jc w:val="center"/>
+            </w:pPr>
+            <w:r>
+              <w:t>0.66</w:t>
+            </w:r>
+          </w:p>
+        </w:tc>
+        <w:tc>
+          <w:p>
+            <w:pPr>
+              <w:pStyle w:val="Normal"/>
+              <w:jc w:val="center"/>
+            </w:pPr>
+            <w:r>
+              <w:t>0.32</w:t>
+            </w:r>
+          </w:p>
+        </w:tc>
+        <w:tc>
+          <w:p>
+            <w:pPr>
+              <w:pStyle w:val="Normal"/>
+              <w:jc w:val="center"/>
+            </w:pPr>
+            <w:r>
+              <w:t>1.00</w:t>
+            </w:r>
+          </w:p>
+        </w:tc>
+        <w:tc>
+          <w:p>
+            <w:pPr>
+              <w:pStyle w:val="Normal"/>
+              <w:jc w:val="center"/>
+            </w:pPr>
+            <w:r>
+              <w:t>0.51</w:t>
             </w:r>
           </w:p>
         </w:tc>

--- a/results/supplement/Table_S5.docx
+++ b/results/supplement/Table_S5.docx
@@ -154,62 +154,62 @@
               <w:jc w:val="center"/>
             </w:pPr>
             <w:r>
-              <w:t>0.54</w:t>
-            </w:r>
-          </w:p>
-        </w:tc>
-        <w:tc>
-          <w:p>
-            <w:pPr>
-              <w:pStyle w:val="Normal"/>
-              <w:jc w:val="center"/>
-            </w:pPr>
-            <w:r>
-              <w:t>0.59</w:t>
-            </w:r>
-          </w:p>
-        </w:tc>
-        <w:tc>
-          <w:p>
-            <w:pPr>
-              <w:pStyle w:val="Normal"/>
-              <w:jc w:val="center"/>
-            </w:pPr>
-            <w:r>
-              <w:t>0.58</w:t>
-            </w:r>
-          </w:p>
-        </w:tc>
-        <w:tc>
-          <w:p>
-            <w:pPr>
-              <w:pStyle w:val="Normal"/>
-              <w:jc w:val="center"/>
-            </w:pPr>
-            <w:r>
-              <w:t>0.20</w:t>
-            </w:r>
-          </w:p>
-        </w:tc>
-        <w:tc>
-          <w:p>
-            <w:pPr>
-              <w:pStyle w:val="Normal"/>
-              <w:jc w:val="center"/>
-            </w:pPr>
-            <w:r>
-              <w:t>1.00</w:t>
-            </w:r>
-          </w:p>
-        </w:tc>
-        <w:tc>
-          <w:p>
-            <w:pPr>
-              <w:pStyle w:val="Normal"/>
-              <w:jc w:val="center"/>
-            </w:pPr>
-            <w:r>
-              <w:t>0.40</w:t>
+              <w:t>0.18</w:t>
+            </w:r>
+          </w:p>
+        </w:tc>
+        <w:tc>
+          <w:p>
+            <w:pPr>
+              <w:pStyle w:val="Normal"/>
+              <w:jc w:val="center"/>
+            </w:pPr>
+            <w:r>
+              <w:t>0.19</w:t>
+            </w:r>
+          </w:p>
+        </w:tc>
+        <w:tc>
+          <w:p>
+            <w:pPr>
+              <w:pStyle w:val="Normal"/>
+              <w:jc w:val="center"/>
+            </w:pPr>
+            <w:r>
+              <w:t>0.37</w:t>
+            </w:r>
+          </w:p>
+        </w:tc>
+        <w:tc>
+          <w:p>
+            <w:pPr>
+              <w:pStyle w:val="Normal"/>
+              <w:jc w:val="center"/>
+            </w:pPr>
+            <w:r>
+              <w:t>0.09</w:t>
+            </w:r>
+          </w:p>
+        </w:tc>
+        <w:tc>
+          <w:p>
+            <w:pPr>
+              <w:pStyle w:val="Normal"/>
+              <w:jc w:val="center"/>
+            </w:pPr>
+            <w:r>
+              <w:t>0.66</w:t>
+            </w:r>
+          </w:p>
+        </w:tc>
+        <w:tc>
+          <w:p>
+            <w:pPr>
+              <w:pStyle w:val="Normal"/>
+              <w:jc w:val="center"/>
+            </w:pPr>
+            <w:r>
+              <w:t>0.22</w:t>
             </w:r>
           </w:p>
         </w:tc>
@@ -255,39 +255,6 @@
               <w:jc w:val="center"/>
             </w:pPr>
             <w:r>
-              <w:t>0.61</w:t>
-            </w:r>
-          </w:p>
-        </w:tc>
-        <w:tc>
-          <w:p>
-            <w:pPr>
-              <w:pStyle w:val="Normal"/>
-              <w:jc w:val="center"/>
-            </w:pPr>
-            <w:r>
-              <w:t>0.64</w:t>
-            </w:r>
-          </w:p>
-        </w:tc>
-        <w:tc>
-          <w:p>
-            <w:pPr>
-              <w:pStyle w:val="Normal"/>
-              <w:jc w:val="center"/>
-            </w:pPr>
-            <w:r>
-              <w:t>0.59</w:t>
-            </w:r>
-          </w:p>
-        </w:tc>
-        <w:tc>
-          <w:p>
-            <w:pPr>
-              <w:pStyle w:val="Normal"/>
-              <w:jc w:val="center"/>
-            </w:pPr>
-            <w:r>
               <w:t>0.20</w:t>
             </w:r>
           </w:p>
@@ -299,18 +266,51 @@
               <w:jc w:val="center"/>
             </w:pPr>
             <w:r>
-              <w:t>1.00</w:t>
-            </w:r>
-          </w:p>
-        </w:tc>
-        <w:tc>
-          <w:p>
-            <w:pPr>
-              <w:pStyle w:val="Normal"/>
-              <w:jc w:val="center"/>
-            </w:pPr>
-            <w:r>
-              <w:t>0.42</w:t>
+              <w:t>0.21</w:t>
+            </w:r>
+          </w:p>
+        </w:tc>
+        <w:tc>
+          <w:p>
+            <w:pPr>
+              <w:pStyle w:val="Normal"/>
+              <w:jc w:val="center"/>
+            </w:pPr>
+            <w:r>
+              <w:t>0.38</w:t>
+            </w:r>
+          </w:p>
+        </w:tc>
+        <w:tc>
+          <w:p>
+            <w:pPr>
+              <w:pStyle w:val="Normal"/>
+              <w:jc w:val="center"/>
+            </w:pPr>
+            <w:r>
+              <w:t>0.09</w:t>
+            </w:r>
+          </w:p>
+        </w:tc>
+        <w:tc>
+          <w:p>
+            <w:pPr>
+              <w:pStyle w:val="Normal"/>
+              <w:jc w:val="center"/>
+            </w:pPr>
+            <w:r>
+              <w:t>0.67</w:t>
+            </w:r>
+          </w:p>
+        </w:tc>
+        <w:tc>
+          <w:p>
+            <w:pPr>
+              <w:pStyle w:val="Normal"/>
+              <w:jc w:val="center"/>
+            </w:pPr>
+            <w:r>
+              <w:t>0.22</w:t>
             </w:r>
           </w:p>
         </w:tc>
@@ -356,7 +356,40 @@
               <w:jc w:val="center"/>
             </w:pPr>
             <w:r>
-              <w:t>0.42</w:t>
+              <w:t>0.14</w:t>
+            </w:r>
+          </w:p>
+        </w:tc>
+        <w:tc>
+          <w:p>
+            <w:pPr>
+              <w:pStyle w:val="Normal"/>
+              <w:jc w:val="center"/>
+            </w:pPr>
+            <w:r>
+              <w:t>0.10</w:t>
+            </w:r>
+          </w:p>
+        </w:tc>
+        <w:tc>
+          <w:p>
+            <w:pPr>
+              <w:pStyle w:val="Normal"/>
+              <w:jc w:val="center"/>
+            </w:pPr>
+            <w:r>
+              <w:t>0.24</w:t>
+            </w:r>
+          </w:p>
+        </w:tc>
+        <w:tc>
+          <w:p>
+            <w:pPr>
+              <w:pStyle w:val="Normal"/>
+              <w:jc w:val="center"/>
+            </w:pPr>
+            <w:r>
+              <w:t>0.07</w:t>
             </w:r>
           </w:p>
         </w:tc>
@@ -378,40 +411,7 @@
               <w:jc w:val="center"/>
             </w:pPr>
             <w:r>
-              <w:t>0.41</w:t>
-            </w:r>
-          </w:p>
-        </w:tc>
-        <w:tc>
-          <w:p>
-            <w:pPr>
-              <w:pStyle w:val="Normal"/>
-              <w:jc w:val="center"/>
-            </w:pPr>
-            <w:r>
-              <w:t>0.12</w:t>
-            </w:r>
-          </w:p>
-        </w:tc>
-        <w:tc>
-          <w:p>
-            <w:pPr>
-              <w:pStyle w:val="Normal"/>
-              <w:jc w:val="center"/>
-            </w:pPr>
-            <w:r>
-              <w:t>0.72</w:t>
-            </w:r>
-          </w:p>
-        </w:tc>
-        <w:tc>
-          <w:p>
-            <w:pPr>
-              <w:pStyle w:val="Normal"/>
-              <w:jc w:val="center"/>
-            </w:pPr>
-            <w:r>
-              <w:t>0.23</w:t>
+              <w:t>0.11</w:t>
             </w:r>
           </w:p>
         </w:tc>
@@ -457,62 +457,62 @@
               <w:jc w:val="center"/>
             </w:pPr>
             <w:r>
-              <w:t>0.78</w:t>
-            </w:r>
-          </w:p>
-        </w:tc>
-        <w:tc>
-          <w:p>
-            <w:pPr>
-              <w:pStyle w:val="Normal"/>
-              <w:jc w:val="center"/>
-            </w:pPr>
-            <w:r>
-              <w:t>0.62</w:t>
-            </w:r>
-          </w:p>
-        </w:tc>
-        <w:tc>
-          <w:p>
-            <w:pPr>
-              <w:pStyle w:val="Normal"/>
-              <w:jc w:val="center"/>
-            </w:pPr>
-            <w:r>
-              <w:t>0.63</w:t>
-            </w:r>
-          </w:p>
-        </w:tc>
-        <w:tc>
-          <w:p>
-            <w:pPr>
-              <w:pStyle w:val="Normal"/>
-              <w:jc w:val="center"/>
-            </w:pPr>
-            <w:r>
-              <w:t>0.37</w:t>
-            </w:r>
-          </w:p>
-        </w:tc>
-        <w:tc>
-          <w:p>
-            <w:pPr>
-              <w:pStyle w:val="Normal"/>
-              <w:jc w:val="center"/>
-            </w:pPr>
-            <w:r>
-              <w:t>0.97</w:t>
-            </w:r>
-          </w:p>
-        </w:tc>
-        <w:tc>
-          <w:p>
-            <w:pPr>
-              <w:pStyle w:val="Normal"/>
-              <w:jc w:val="center"/>
-            </w:pPr>
-            <w:r>
-              <w:t>0.38</w:t>
+              <w:t>0.28</w:t>
+            </w:r>
+          </w:p>
+        </w:tc>
+        <w:tc>
+          <w:p>
+            <w:pPr>
+              <w:pStyle w:val="Normal"/>
+              <w:jc w:val="center"/>
+            </w:pPr>
+            <w:r>
+              <w:t>0.20</w:t>
+            </w:r>
+          </w:p>
+        </w:tc>
+        <w:tc>
+          <w:p>
+            <w:pPr>
+              <w:pStyle w:val="Normal"/>
+              <w:jc w:val="center"/>
+            </w:pPr>
+            <w:r>
+              <w:t>0.35</w:t>
+            </w:r>
+          </w:p>
+        </w:tc>
+        <w:tc>
+          <w:p>
+            <w:pPr>
+              <w:pStyle w:val="Normal"/>
+              <w:jc w:val="center"/>
+            </w:pPr>
+            <w:r>
+              <w:t>0.13</w:t>
+            </w:r>
+          </w:p>
+        </w:tc>
+        <w:tc>
+          <w:p>
+            <w:pPr>
+              <w:pStyle w:val="Normal"/>
+              <w:jc w:val="center"/>
+            </w:pPr>
+            <w:r>
+              <w:t>0.50</w:t>
+            </w:r>
+          </w:p>
+        </w:tc>
+        <w:tc>
+          <w:p>
+            <w:pPr>
+              <w:pStyle w:val="Normal"/>
+              <w:jc w:val="center"/>
+            </w:pPr>
+            <w:r>
+              <w:t>0.15</w:t>
             </w:r>
           </w:p>
         </w:tc>
@@ -558,40 +558,40 @@
               <w:jc w:val="center"/>
             </w:pPr>
             <w:r>
-              <w:t>0.46</w:t>
-            </w:r>
-          </w:p>
-        </w:tc>
-        <w:tc>
-          <w:p>
-            <w:pPr>
-              <w:pStyle w:val="Normal"/>
-              <w:jc w:val="center"/>
-            </w:pPr>
-            <w:r>
-              <w:t>0.90</w:t>
-            </w:r>
-          </w:p>
-        </w:tc>
-        <w:tc>
-          <w:p>
-            <w:pPr>
-              <w:pStyle w:val="Normal"/>
-              <w:jc w:val="center"/>
-            </w:pPr>
-            <w:r>
-              <w:t>0.65</w:t>
-            </w:r>
-          </w:p>
-        </w:tc>
-        <w:tc>
-          <w:p>
-            <w:pPr>
-              <w:pStyle w:val="Normal"/>
-              <w:jc w:val="center"/>
-            </w:pPr>
-            <w:r>
-              <w:t>0.20</w:t>
+              <w:t>0.15</w:t>
+            </w:r>
+          </w:p>
+        </w:tc>
+        <w:tc>
+          <w:p>
+            <w:pPr>
+              <w:pStyle w:val="Normal"/>
+              <w:jc w:val="center"/>
+            </w:pPr>
+            <w:r>
+              <w:t>0.37</w:t>
+            </w:r>
+          </w:p>
+        </w:tc>
+        <w:tc>
+          <w:p>
+            <w:pPr>
+              <w:pStyle w:val="Normal"/>
+              <w:jc w:val="center"/>
+            </w:pPr>
+            <w:r>
+              <w:t>0.52</w:t>
+            </w:r>
+          </w:p>
+        </w:tc>
+        <w:tc>
+          <w:p>
+            <w:pPr>
+              <w:pStyle w:val="Normal"/>
+              <w:jc w:val="center"/>
+            </w:pPr>
+            <w:r>
+              <w:t>0.09</w:t>
             </w:r>
           </w:p>
         </w:tc>
@@ -613,7 +613,7 @@
               <w:jc w:val="center"/>
             </w:pPr>
             <w:r>
-              <w:t>0.54</w:t>
+              <w:t>0.41</w:t>
             </w:r>
           </w:p>
         </w:tc>
@@ -659,29 +659,18 @@
               <w:jc w:val="center"/>
             </w:pPr>
             <w:r>
-              <w:t>0.59</w:t>
-            </w:r>
-          </w:p>
-        </w:tc>
-        <w:tc>
-          <w:p>
-            <w:pPr>
-              <w:pStyle w:val="Normal"/>
-              <w:jc w:val="center"/>
-            </w:pPr>
-            <w:r>
-              <w:t>0.52</w:t>
-            </w:r>
-          </w:p>
-        </w:tc>
-        <w:tc>
-          <w:p>
-            <w:pPr>
-              <w:pStyle w:val="Normal"/>
-              <w:jc w:val="center"/>
-            </w:pPr>
-            <w:r>
-              <w:t>0.57</w:t>
+              <w:t>0.19</w:t>
+            </w:r>
+          </w:p>
+        </w:tc>
+        <w:tc>
+          <w:p>
+            <w:pPr>
+              <w:pStyle w:val="Normal"/>
+              <w:jc w:val="center"/>
+            </w:pPr>
+            <w:r>
+              <w:t>0.17</w:t>
             </w:r>
           </w:p>
         </w:tc>
@@ -703,18 +692,29 @@
               <w:jc w:val="center"/>
             </w:pPr>
             <w:r>
-              <w:t>0.95</w:t>
-            </w:r>
-          </w:p>
-        </w:tc>
-        <w:tc>
-          <w:p>
-            <w:pPr>
-              <w:pStyle w:val="Normal"/>
-              <w:jc w:val="center"/>
-            </w:pPr>
-            <w:r>
-              <w:t>0.31</w:t>
+              <w:t>0.11</w:t>
+            </w:r>
+          </w:p>
+        </w:tc>
+        <w:tc>
+          <w:p>
+            <w:pPr>
+              <w:pStyle w:val="Normal"/>
+              <w:jc w:val="center"/>
+            </w:pPr>
+            <w:r>
+              <w:t>0.44</w:t>
+            </w:r>
+          </w:p>
+        </w:tc>
+        <w:tc>
+          <w:p>
+            <w:pPr>
+              <w:pStyle w:val="Normal"/>
+              <w:jc w:val="center"/>
+            </w:pPr>
+            <w:r>
+              <w:t>0.09</w:t>
             </w:r>
           </w:p>
         </w:tc>
@@ -760,6 +760,28 @@
               <w:jc w:val="center"/>
             </w:pPr>
             <w:r>
+              <w:t>0.13</w:t>
+            </w:r>
+          </w:p>
+        </w:tc>
+        <w:tc>
+          <w:p>
+            <w:pPr>
+              <w:pStyle w:val="Normal"/>
+              <w:jc w:val="center"/>
+            </w:pPr>
+            <w:r>
+              <w:t>0.20</w:t>
+            </w:r>
+          </w:p>
+        </w:tc>
+        <w:tc>
+          <w:p>
+            <w:pPr>
+              <w:pStyle w:val="Normal"/>
+              <w:jc w:val="center"/>
+            </w:pPr>
+            <w:r>
               <w:t>0.39</w:t>
             </w:r>
           </w:p>
@@ -771,51 +793,29 @@
               <w:jc w:val="center"/>
             </w:pPr>
             <w:r>
-              <w:t>0.61</w:t>
-            </w:r>
-          </w:p>
-        </w:tc>
-        <w:tc>
-          <w:p>
-            <w:pPr>
-              <w:pStyle w:val="Normal"/>
-              <w:jc w:val="center"/>
-            </w:pPr>
-            <w:r>
-              <w:t>0.58</w:t>
-            </w:r>
-          </w:p>
-        </w:tc>
-        <w:tc>
-          <w:p>
-            <w:pPr>
-              <w:pStyle w:val="Normal"/>
-              <w:jc w:val="center"/>
-            </w:pPr>
-            <w:r>
-              <w:t>0.17</w:t>
-            </w:r>
-          </w:p>
-        </w:tc>
-        <w:tc>
-          <w:p>
-            <w:pPr>
-              <w:pStyle w:val="Normal"/>
-              <w:jc w:val="center"/>
-            </w:pPr>
-            <w:r>
-              <w:t>1.00</w:t>
-            </w:r>
-          </w:p>
-        </w:tc>
-        <w:tc>
-          <w:p>
-            <w:pPr>
-              <w:pStyle w:val="Normal"/>
-              <w:jc w:val="center"/>
-            </w:pPr>
-            <w:r>
-              <w:t>0.43</w:t>
+              <w:t>0.08</w:t>
+            </w:r>
+          </w:p>
+        </w:tc>
+        <w:tc>
+          <w:p>
+            <w:pPr>
+              <w:pStyle w:val="Normal"/>
+              <w:jc w:val="center"/>
+            </w:pPr>
+            <w:r>
+              <w:t>0.74</w:t>
+            </w:r>
+          </w:p>
+        </w:tc>
+        <w:tc>
+          <w:p>
+            <w:pPr>
+              <w:pStyle w:val="Normal"/>
+              <w:jc w:val="center"/>
+            </w:pPr>
+            <w:r>
+              <w:t>0.23</w:t>
             </w:r>
           </w:p>
         </w:tc>
@@ -861,62 +861,62 @@
               <w:jc w:val="center"/>
             </w:pPr>
             <w:r>
-              <w:t>0.61</w:t>
-            </w:r>
-          </w:p>
-        </w:tc>
-        <w:tc>
-          <w:p>
-            <w:pPr>
-              <w:pStyle w:val="Normal"/>
-              <w:jc w:val="center"/>
-            </w:pPr>
-            <w:r>
-              <w:t>0.81</w:t>
-            </w:r>
-          </w:p>
-        </w:tc>
-        <w:tc>
-          <w:p>
-            <w:pPr>
-              <w:pStyle w:val="Normal"/>
-              <w:jc w:val="center"/>
-            </w:pPr>
-            <w:r>
-              <w:t>0.66</w:t>
-            </w:r>
-          </w:p>
-        </w:tc>
-        <w:tc>
-          <w:p>
-            <w:pPr>
-              <w:pStyle w:val="Normal"/>
-              <w:jc w:val="center"/>
-            </w:pPr>
-            <w:r>
-              <w:t>0.32</w:t>
-            </w:r>
-          </w:p>
-        </w:tc>
-        <w:tc>
-          <w:p>
-            <w:pPr>
-              <w:pStyle w:val="Normal"/>
-              <w:jc w:val="center"/>
-            </w:pPr>
-            <w:r>
-              <w:t>1.00</w:t>
-            </w:r>
-          </w:p>
-        </w:tc>
-        <w:tc>
-          <w:p>
-            <w:pPr>
-              <w:pStyle w:val="Normal"/>
-              <w:jc w:val="center"/>
-            </w:pPr>
-            <w:r>
-              <w:t>0.51</w:t>
+              <w:t>0.20</w:t>
+            </w:r>
+          </w:p>
+        </w:tc>
+        <w:tc>
+          <w:p>
+            <w:pPr>
+              <w:pStyle w:val="Normal"/>
+              <w:jc w:val="center"/>
+            </w:pPr>
+            <w:r>
+              <w:t>0.29</w:t>
+            </w:r>
+          </w:p>
+        </w:tc>
+        <w:tc>
+          <w:p>
+            <w:pPr>
+              <w:pStyle w:val="Normal"/>
+              <w:jc w:val="center"/>
+            </w:pPr>
+            <w:r>
+              <w:t>0.44</w:t>
+            </w:r>
+          </w:p>
+        </w:tc>
+        <w:tc>
+          <w:p>
+            <w:pPr>
+              <w:pStyle w:val="Normal"/>
+              <w:jc w:val="center"/>
+            </w:pPr>
+            <w:r>
+              <w:t>0.12</w:t>
+            </w:r>
+          </w:p>
+        </w:tc>
+        <w:tc>
+          <w:p>
+            <w:pPr>
+              <w:pStyle w:val="Normal"/>
+              <w:jc w:val="center"/>
+            </w:pPr>
+            <w:r>
+              <w:t>0.85</w:t>
+            </w:r>
+          </w:p>
+        </w:tc>
+        <w:tc>
+          <w:p>
+            <w:pPr>
+              <w:pStyle w:val="Normal"/>
+              <w:jc w:val="center"/>
+            </w:pPr>
+            <w:r>
+              <w:t>0.28</w:t>
             </w:r>
           </w:p>
         </w:tc>

--- a/results/supplement/Table_S5.docx
+++ b/results/supplement/Table_S5.docx
@@ -132,84 +132,84 @@
               <w:jc w:val="center"/>
             </w:pPr>
             <w:r>
-              <w:t>393</w:t>
-            </w:r>
-          </w:p>
-        </w:tc>
-        <w:tc>
-          <w:p>
-            <w:pPr>
-              <w:pStyle w:val="Normal"/>
-              <w:jc w:val="center"/>
-            </w:pPr>
-            <w:r>
-              <w:t>50487</w:t>
-            </w:r>
-          </w:p>
-        </w:tc>
-        <w:tc>
-          <w:p>
-            <w:pPr>
-              <w:pStyle w:val="Normal"/>
-              <w:jc w:val="center"/>
-            </w:pPr>
-            <w:r>
-              <w:t>0.18</w:t>
-            </w:r>
-          </w:p>
-        </w:tc>
-        <w:tc>
-          <w:p>
-            <w:pPr>
-              <w:pStyle w:val="Normal"/>
-              <w:jc w:val="center"/>
-            </w:pPr>
-            <w:r>
-              <w:t>0.19</w:t>
-            </w:r>
-          </w:p>
-        </w:tc>
-        <w:tc>
-          <w:p>
-            <w:pPr>
-              <w:pStyle w:val="Normal"/>
-              <w:jc w:val="center"/>
-            </w:pPr>
-            <w:r>
-              <w:t>0.37</w:t>
-            </w:r>
-          </w:p>
-        </w:tc>
-        <w:tc>
-          <w:p>
-            <w:pPr>
-              <w:pStyle w:val="Normal"/>
-              <w:jc w:val="center"/>
-            </w:pPr>
-            <w:r>
-              <w:t>0.09</w:t>
-            </w:r>
-          </w:p>
-        </w:tc>
-        <w:tc>
-          <w:p>
-            <w:pPr>
-              <w:pStyle w:val="Normal"/>
-              <w:jc w:val="center"/>
-            </w:pPr>
-            <w:r>
-              <w:t>0.66</w:t>
-            </w:r>
-          </w:p>
-        </w:tc>
-        <w:tc>
-          <w:p>
-            <w:pPr>
-              <w:pStyle w:val="Normal"/>
-              <w:jc w:val="center"/>
-            </w:pPr>
-            <w:r>
-              <w:t>0.22</w:t>
+              <w:t>665</w:t>
+            </w:r>
+          </w:p>
+        </w:tc>
+        <w:tc>
+          <w:p>
+            <w:pPr>
+              <w:pStyle w:val="Normal"/>
+              <w:jc w:val="center"/>
+            </w:pPr>
+            <w:r>
+              <w:t>33590</w:t>
+            </w:r>
+          </w:p>
+        </w:tc>
+        <w:tc>
+          <w:p>
+            <w:pPr>
+              <w:pStyle w:val="Normal"/>
+              <w:jc w:val="center"/>
+            </w:pPr>
+            <w:r>
+              <w:t>0.17</w:t>
+            </w:r>
+          </w:p>
+        </w:tc>
+        <w:tc>
+          <w:p>
+            <w:pPr>
+              <w:pStyle w:val="Normal"/>
+              <w:jc w:val="center"/>
+            </w:pPr>
+            <w:r>
+              <w:t>0.32</w:t>
+            </w:r>
+          </w:p>
+        </w:tc>
+        <w:tc>
+          <w:p>
+            <w:pPr>
+              <w:pStyle w:val="Normal"/>
+              <w:jc w:val="center"/>
+            </w:pPr>
+            <w:r>
+              <w:t>0.47</w:t>
+            </w:r>
+          </w:p>
+        </w:tc>
+        <w:tc>
+          <w:p>
+            <w:pPr>
+              <w:pStyle w:val="Normal"/>
+              <w:jc w:val="center"/>
+            </w:pPr>
+            <w:r>
+              <w:t>0.12</w:t>
+            </w:r>
+          </w:p>
+        </w:tc>
+        <w:tc>
+          <w:p>
+            <w:pPr>
+              <w:pStyle w:val="Normal"/>
+              <w:jc w:val="center"/>
+            </w:pPr>
+            <w:r>
+              <w:t>0.97</w:t>
+            </w:r>
+          </w:p>
+        </w:tc>
+        <w:tc>
+          <w:p>
+            <w:pPr>
+              <w:pStyle w:val="Normal"/>
+              <w:jc w:val="center"/>
+            </w:pPr>
+            <w:r>
+              <w:t>0.31</w:t>
             </w:r>
           </w:p>
         </w:tc>
@@ -233,51 +233,51 @@
               <w:jc w:val="center"/>
             </w:pPr>
             <w:r>
-              <w:t>93</w:t>
-            </w:r>
-          </w:p>
-        </w:tc>
-        <w:tc>
-          <w:p>
-            <w:pPr>
-              <w:pStyle w:val="Normal"/>
-              <w:jc w:val="center"/>
-            </w:pPr>
-            <w:r>
-              <w:t>14859</w:t>
-            </w:r>
-          </w:p>
-        </w:tc>
-        <w:tc>
-          <w:p>
-            <w:pPr>
-              <w:pStyle w:val="Normal"/>
-              <w:jc w:val="center"/>
-            </w:pPr>
-            <w:r>
-              <w:t>0.20</w:t>
-            </w:r>
-          </w:p>
-        </w:tc>
-        <w:tc>
-          <w:p>
-            <w:pPr>
-              <w:pStyle w:val="Normal"/>
-              <w:jc w:val="center"/>
-            </w:pPr>
-            <w:r>
-              <w:t>0.21</w:t>
-            </w:r>
-          </w:p>
-        </w:tc>
-        <w:tc>
-          <w:p>
-            <w:pPr>
-              <w:pStyle w:val="Normal"/>
-              <w:jc w:val="center"/>
-            </w:pPr>
-            <w:r>
-              <w:t>0.38</w:t>
+              <w:t>156</w:t>
+            </w:r>
+          </w:p>
+        </w:tc>
+        <w:tc>
+          <w:p>
+            <w:pPr>
+              <w:pStyle w:val="Normal"/>
+              <w:jc w:val="center"/>
+            </w:pPr>
+            <w:r>
+              <w:t>10597</w:t>
+            </w:r>
+          </w:p>
+        </w:tc>
+        <w:tc>
+          <w:p>
+            <w:pPr>
+              <w:pStyle w:val="Normal"/>
+              <w:jc w:val="center"/>
+            </w:pPr>
+            <w:r>
+              <w:t>0.14</w:t>
+            </w:r>
+          </w:p>
+        </w:tc>
+        <w:tc>
+          <w:p>
+            <w:pPr>
+              <w:pStyle w:val="Normal"/>
+              <w:jc w:val="center"/>
+            </w:pPr>
+            <w:r>
+              <w:t>0.30</w:t>
+            </w:r>
+          </w:p>
+        </w:tc>
+        <w:tc>
+          <w:p>
+            <w:pPr>
+              <w:pStyle w:val="Normal"/>
+              <w:jc w:val="center"/>
+            </w:pPr>
+            <w:r>
+              <w:t>0.46</w:t>
             </w:r>
           </w:p>
         </w:tc>
@@ -299,18 +299,18 @@
               <w:jc w:val="center"/>
             </w:pPr>
             <w:r>
-              <w:t>0.67</w:t>
-            </w:r>
-          </w:p>
-        </w:tc>
-        <w:tc>
-          <w:p>
-            <w:pPr>
-              <w:pStyle w:val="Normal"/>
-              <w:jc w:val="center"/>
-            </w:pPr>
-            <w:r>
-              <w:t>0.22</w:t>
+              <w:t>0.95</w:t>
+            </w:r>
+          </w:p>
+        </w:tc>
+        <w:tc>
+          <w:p>
+            <w:pPr>
+              <w:pStyle w:val="Normal"/>
+              <w:jc w:val="center"/>
+            </w:pPr>
+            <w:r>
+              <w:t>0.30</w:t>
             </w:r>
           </w:p>
         </w:tc>
@@ -334,84 +334,84 @@
               <w:jc w:val="center"/>
             </w:pPr>
             <w:r>
-              <w:t>35</w:t>
-            </w:r>
-          </w:p>
-        </w:tc>
-        <w:tc>
-          <w:p>
-            <w:pPr>
-              <w:pStyle w:val="Normal"/>
-              <w:jc w:val="center"/>
-            </w:pPr>
-            <w:r>
-              <w:t>6599</w:t>
-            </w:r>
-          </w:p>
-        </w:tc>
-        <w:tc>
-          <w:p>
-            <w:pPr>
-              <w:pStyle w:val="Normal"/>
-              <w:jc w:val="center"/>
-            </w:pPr>
-            <w:r>
-              <w:t>0.14</w:t>
-            </w:r>
-          </w:p>
-        </w:tc>
-        <w:tc>
-          <w:p>
-            <w:pPr>
-              <w:pStyle w:val="Normal"/>
-              <w:jc w:val="center"/>
-            </w:pPr>
-            <w:r>
-              <w:t>0.10</w:t>
-            </w:r>
-          </w:p>
-        </w:tc>
-        <w:tc>
-          <w:p>
-            <w:pPr>
-              <w:pStyle w:val="Normal"/>
-              <w:jc w:val="center"/>
-            </w:pPr>
-            <w:r>
-              <w:t>0.24</w:t>
-            </w:r>
-          </w:p>
-        </w:tc>
-        <w:tc>
-          <w:p>
-            <w:pPr>
-              <w:pStyle w:val="Normal"/>
-              <w:jc w:val="center"/>
-            </w:pPr>
-            <w:r>
-              <w:t>0.07</w:t>
-            </w:r>
-          </w:p>
-        </w:tc>
-        <w:tc>
-          <w:p>
-            <w:pPr>
-              <w:pStyle w:val="Normal"/>
-              <w:jc w:val="center"/>
-            </w:pPr>
-            <w:r>
-              <w:t>0.25</w:t>
-            </w:r>
-          </w:p>
-        </w:tc>
-        <w:tc>
-          <w:p>
-            <w:pPr>
-              <w:pStyle w:val="Normal"/>
-              <w:jc w:val="center"/>
-            </w:pPr>
-            <w:r>
-              <w:t>0.11</w:t>
+              <w:t>64</w:t>
+            </w:r>
+          </w:p>
+        </w:tc>
+        <w:tc>
+          <w:p>
+            <w:pPr>
+              <w:pStyle w:val="Normal"/>
+              <w:jc w:val="center"/>
+            </w:pPr>
+            <w:r>
+              <w:t>3674</w:t>
+            </w:r>
+          </w:p>
+        </w:tc>
+        <w:tc>
+          <w:p>
+            <w:pPr>
+              <w:pStyle w:val="Normal"/>
+              <w:jc w:val="center"/>
+            </w:pPr>
+            <w:r>
+              <w:t>0.13</w:t>
+            </w:r>
+          </w:p>
+        </w:tc>
+        <w:tc>
+          <w:p>
+            <w:pPr>
+              <w:pStyle w:val="Normal"/>
+              <w:jc w:val="center"/>
+            </w:pPr>
+            <w:r>
+              <w:t>0.16</w:t>
+            </w:r>
+          </w:p>
+        </w:tc>
+        <w:tc>
+          <w:p>
+            <w:pPr>
+              <w:pStyle w:val="Normal"/>
+              <w:jc w:val="center"/>
+            </w:pPr>
+            <w:r>
+              <w:t>0.35</w:t>
+            </w:r>
+          </w:p>
+        </w:tc>
+        <w:tc>
+          <w:p>
+            <w:pPr>
+              <w:pStyle w:val="Normal"/>
+              <w:jc w:val="center"/>
+            </w:pPr>
+            <w:r>
+              <w:t>0.08</w:t>
+            </w:r>
+          </w:p>
+        </w:tc>
+        <w:tc>
+          <w:p>
+            <w:pPr>
+              <w:pStyle w:val="Normal"/>
+              <w:jc w:val="center"/>
+            </w:pPr>
+            <w:r>
+              <w:t>0.59</w:t>
+            </w:r>
+          </w:p>
+        </w:tc>
+        <w:tc>
+          <w:p>
+            <w:pPr>
+              <w:pStyle w:val="Normal"/>
+              <w:jc w:val="center"/>
+            </w:pPr>
+            <w:r>
+              <w:t>0.20</w:t>
             </w:r>
           </w:p>
         </w:tc>
@@ -435,84 +435,84 @@
               <w:jc w:val="center"/>
             </w:pPr>
             <w:r>
-              <w:t>30</w:t>
-            </w:r>
-          </w:p>
-        </w:tc>
-        <w:tc>
-          <w:p>
-            <w:pPr>
-              <w:pStyle w:val="Normal"/>
-              <w:jc w:val="center"/>
-            </w:pPr>
-            <w:r>
-              <w:t>11624</w:t>
-            </w:r>
-          </w:p>
-        </w:tc>
-        <w:tc>
-          <w:p>
-            <w:pPr>
-              <w:pStyle w:val="Normal"/>
-              <w:jc w:val="center"/>
-            </w:pPr>
-            <w:r>
-              <w:t>0.28</w:t>
-            </w:r>
-          </w:p>
-        </w:tc>
-        <w:tc>
-          <w:p>
-            <w:pPr>
-              <w:pStyle w:val="Normal"/>
-              <w:jc w:val="center"/>
-            </w:pPr>
-            <w:r>
-              <w:t>0.20</w:t>
-            </w:r>
-          </w:p>
-        </w:tc>
-        <w:tc>
-          <w:p>
-            <w:pPr>
-              <w:pStyle w:val="Normal"/>
-              <w:jc w:val="center"/>
-            </w:pPr>
-            <w:r>
-              <w:t>0.35</w:t>
-            </w:r>
-          </w:p>
-        </w:tc>
-        <w:tc>
-          <w:p>
-            <w:pPr>
-              <w:pStyle w:val="Normal"/>
-              <w:jc w:val="center"/>
-            </w:pPr>
-            <w:r>
-              <w:t>0.13</w:t>
-            </w:r>
-          </w:p>
-        </w:tc>
-        <w:tc>
-          <w:p>
-            <w:pPr>
-              <w:pStyle w:val="Normal"/>
-              <w:jc w:val="center"/>
-            </w:pPr>
-            <w:r>
-              <w:t>0.50</w:t>
-            </w:r>
-          </w:p>
-        </w:tc>
-        <w:tc>
-          <w:p>
-            <w:pPr>
-              <w:pStyle w:val="Normal"/>
-              <w:jc w:val="center"/>
-            </w:pPr>
-            <w:r>
-              <w:t>0.15</w:t>
+              <w:t>40</w:t>
+            </w:r>
+          </w:p>
+        </w:tc>
+        <w:tc>
+          <w:p>
+            <w:pPr>
+              <w:pStyle w:val="Normal"/>
+              <w:jc w:val="center"/>
+            </w:pPr>
+            <w:r>
+              <w:t>6804</w:t>
+            </w:r>
+          </w:p>
+        </w:tc>
+        <w:tc>
+          <w:p>
+            <w:pPr>
+              <w:pStyle w:val="Normal"/>
+              <w:jc w:val="center"/>
+            </w:pPr>
+            <w:r>
+              <w:t>0.29</w:t>
+            </w:r>
+          </w:p>
+        </w:tc>
+        <w:tc>
+          <w:p>
+            <w:pPr>
+              <w:pStyle w:val="Normal"/>
+              <w:jc w:val="center"/>
+            </w:pPr>
+            <w:r>
+              <w:t>0.25</w:t>
+            </w:r>
+          </w:p>
+        </w:tc>
+        <w:tc>
+          <w:p>
+            <w:pPr>
+              <w:pStyle w:val="Normal"/>
+              <w:jc w:val="center"/>
+            </w:pPr>
+            <w:r>
+              <w:t>0.41</w:t>
+            </w:r>
+          </w:p>
+        </w:tc>
+        <w:tc>
+          <w:p>
+            <w:pPr>
+              <w:pStyle w:val="Normal"/>
+              <w:jc w:val="center"/>
+            </w:pPr>
+            <w:r>
+              <w:t>0.14</w:t>
+            </w:r>
+          </w:p>
+        </w:tc>
+        <w:tc>
+          <w:p>
+            <w:pPr>
+              <w:pStyle w:val="Normal"/>
+              <w:jc w:val="center"/>
+            </w:pPr>
+            <w:r>
+              <w:t>0.67</w:t>
+            </w:r>
+          </w:p>
+        </w:tc>
+        <w:tc>
+          <w:p>
+            <w:pPr>
+              <w:pStyle w:val="Normal"/>
+              <w:jc w:val="center"/>
+            </w:pPr>
+            <w:r>
+              <w:t>0.21</w:t>
             </w:r>
           </w:p>
         </w:tc>
@@ -536,62 +536,29 @@
               <w:jc w:val="center"/>
             </w:pPr>
             <w:r>
-              <w:t>137</w:t>
-            </w:r>
-          </w:p>
-        </w:tc>
-        <w:tc>
-          <w:p>
-            <w:pPr>
-              <w:pStyle w:val="Normal"/>
-              <w:jc w:val="center"/>
-            </w:pPr>
-            <w:r>
-              <w:t>6053</w:t>
-            </w:r>
-          </w:p>
-        </w:tc>
-        <w:tc>
-          <w:p>
-            <w:pPr>
-              <w:pStyle w:val="Normal"/>
-              <w:jc w:val="center"/>
-            </w:pPr>
-            <w:r>
-              <w:t>0.15</w:t>
-            </w:r>
-          </w:p>
-        </w:tc>
-        <w:tc>
-          <w:p>
-            <w:pPr>
-              <w:pStyle w:val="Normal"/>
-              <w:jc w:val="center"/>
-            </w:pPr>
-            <w:r>
-              <w:t>0.37</w:t>
-            </w:r>
-          </w:p>
-        </w:tc>
-        <w:tc>
-          <w:p>
-            <w:pPr>
-              <w:pStyle w:val="Normal"/>
-              <w:jc w:val="center"/>
-            </w:pPr>
-            <w:r>
-              <w:t>0.52</w:t>
-            </w:r>
-          </w:p>
-        </w:tc>
-        <w:tc>
-          <w:p>
-            <w:pPr>
-              <w:pStyle w:val="Normal"/>
-              <w:jc w:val="center"/>
-            </w:pPr>
-            <w:r>
-              <w:t>0.09</w:t>
+              <w:t>254</w:t>
+            </w:r>
+          </w:p>
+        </w:tc>
+        <w:tc>
+          <w:p>
+            <w:pPr>
+              <w:pStyle w:val="Normal"/>
+              <w:jc w:val="center"/>
+            </w:pPr>
+            <w:r>
+              <w:t>4976</w:t>
+            </w:r>
+          </w:p>
+        </w:tc>
+        <w:tc>
+          <w:p>
+            <w:pPr>
+              <w:pStyle w:val="Normal"/>
+              <w:jc w:val="center"/>
+            </w:pPr>
+            <w:r>
+              <w:t>0.20</w:t>
             </w:r>
           </w:p>
         </w:tc>
@@ -613,7 +580,40 @@
               <w:jc w:val="center"/>
             </w:pPr>
             <w:r>
-              <w:t>0.41</w:t>
+              <w:t>0.68</w:t>
+            </w:r>
+          </w:p>
+        </w:tc>
+        <w:tc>
+          <w:p>
+            <w:pPr>
+              <w:pStyle w:val="Normal"/>
+              <w:jc w:val="center"/>
+            </w:pPr>
+            <w:r>
+              <w:t>0.22</w:t>
+            </w:r>
+          </w:p>
+        </w:tc>
+        <w:tc>
+          <w:p>
+            <w:pPr>
+              <w:pStyle w:val="Normal"/>
+              <w:jc w:val="center"/>
+            </w:pPr>
+            <w:r>
+              <w:t>1.00</w:t>
+            </w:r>
+          </w:p>
+        </w:tc>
+        <w:tc>
+          <w:p>
+            <w:pPr>
+              <w:pStyle w:val="Normal"/>
+              <w:jc w:val="center"/>
+            </w:pPr>
+            <w:r>
+              <w:t>0.58</w:t>
             </w:r>
           </w:p>
         </w:tc>
@@ -637,29 +637,29 @@
               <w:jc w:val="center"/>
             </w:pPr>
             <w:r>
-              <w:t> 8</w:t>
-            </w:r>
-          </w:p>
-        </w:tc>
-        <w:tc>
-          <w:p>
-            <w:pPr>
-              <w:pStyle w:val="Normal"/>
-              <w:jc w:val="center"/>
-            </w:pPr>
-            <w:r>
-              <w:t> 317</w:t>
-            </w:r>
-          </w:p>
-        </w:tc>
-        <w:tc>
-          <w:p>
-            <w:pPr>
-              <w:pStyle w:val="Normal"/>
-              <w:jc w:val="center"/>
-            </w:pPr>
-            <w:r>
-              <w:t>0.19</w:t>
+              <w:t>17</w:t>
+            </w:r>
+          </w:p>
+        </w:tc>
+        <w:tc>
+          <w:p>
+            <w:pPr>
+              <w:pStyle w:val="Normal"/>
+              <w:jc w:val="center"/>
+            </w:pPr>
+            <w:r>
+              <w:t> 370</w:t>
+            </w:r>
+          </w:p>
+        </w:tc>
+        <w:tc>
+          <w:p>
+            <w:pPr>
+              <w:pStyle w:val="Normal"/>
+              <w:jc w:val="center"/>
+            </w:pPr>
+            <w:r>
+              <w:t>0.12</w:t>
             </w:r>
           </w:p>
         </w:tc>
@@ -681,40 +681,40 @@
               <w:jc w:val="center"/>
             </w:pPr>
             <w:r>
-              <w:t>0.29</w:t>
-            </w:r>
-          </w:p>
-        </w:tc>
-        <w:tc>
-          <w:p>
-            <w:pPr>
-              <w:pStyle w:val="Normal"/>
-              <w:jc w:val="center"/>
-            </w:pPr>
-            <w:r>
-              <w:t>0.11</w:t>
-            </w:r>
-          </w:p>
-        </w:tc>
-        <w:tc>
-          <w:p>
-            <w:pPr>
-              <w:pStyle w:val="Normal"/>
-              <w:jc w:val="center"/>
-            </w:pPr>
-            <w:r>
-              <w:t>0.44</w:t>
-            </w:r>
-          </w:p>
-        </w:tc>
-        <w:tc>
-          <w:p>
-            <w:pPr>
-              <w:pStyle w:val="Normal"/>
-              <w:jc w:val="center"/>
-            </w:pPr>
-            <w:r>
-              <w:t>0.09</w:t>
+              <w:t>0.32</w:t>
+            </w:r>
+          </w:p>
+        </w:tc>
+        <w:tc>
+          <w:p>
+            <w:pPr>
+              <w:pStyle w:val="Normal"/>
+              <w:jc w:val="center"/>
+            </w:pPr>
+            <w:r>
+              <w:t>0.08</w:t>
+            </w:r>
+          </w:p>
+        </w:tc>
+        <w:tc>
+          <w:p>
+            <w:pPr>
+              <w:pStyle w:val="Normal"/>
+              <w:jc w:val="center"/>
+            </w:pPr>
+            <w:r>
+              <w:t>0.49</w:t>
+            </w:r>
+          </w:p>
+        </w:tc>
+        <w:tc>
+          <w:p>
+            <w:pPr>
+              <w:pStyle w:val="Normal"/>
+              <w:jc w:val="center"/>
+            </w:pPr>
+            <w:r>
+              <w:t>0.14</w:t>
             </w:r>
           </w:p>
         </w:tc>
@@ -738,18 +738,18 @@
               <w:jc w:val="center"/>
             </w:pPr>
             <w:r>
-              <w:t>63</w:t>
-            </w:r>
-          </w:p>
-        </w:tc>
-        <w:tc>
-          <w:p>
-            <w:pPr>
-              <w:pStyle w:val="Normal"/>
-              <w:jc w:val="center"/>
-            </w:pPr>
-            <w:r>
-              <w:t>10402</w:t>
+              <w:t>93</w:t>
+            </w:r>
+          </w:p>
+        </w:tc>
+        <w:tc>
+          <w:p>
+            <w:pPr>
+              <w:pStyle w:val="Normal"/>
+              <w:jc w:val="center"/>
+            </w:pPr>
+            <w:r>
+              <w:t>6706</w:t>
             </w:r>
           </w:p>
         </w:tc>
@@ -771,51 +771,51 @@
               <w:jc w:val="center"/>
             </w:pPr>
             <w:r>
-              <w:t>0.20</w:t>
-            </w:r>
-          </w:p>
-        </w:tc>
-        <w:tc>
-          <w:p>
-            <w:pPr>
-              <w:pStyle w:val="Normal"/>
-              <w:jc w:val="center"/>
-            </w:pPr>
-            <w:r>
-              <w:t>0.39</w:t>
-            </w:r>
-          </w:p>
-        </w:tc>
-        <w:tc>
-          <w:p>
-            <w:pPr>
-              <w:pStyle w:val="Normal"/>
-              <w:jc w:val="center"/>
-            </w:pPr>
-            <w:r>
-              <w:t>0.08</w:t>
-            </w:r>
-          </w:p>
-        </w:tc>
-        <w:tc>
-          <w:p>
-            <w:pPr>
-              <w:pStyle w:val="Normal"/>
-              <w:jc w:val="center"/>
-            </w:pPr>
-            <w:r>
-              <w:t>0.74</w:t>
-            </w:r>
-          </w:p>
-        </w:tc>
-        <w:tc>
-          <w:p>
-            <w:pPr>
-              <w:pStyle w:val="Normal"/>
-              <w:jc w:val="center"/>
-            </w:pPr>
-            <w:r>
-              <w:t>0.23</w:t>
+              <w:t>0.36</w:t>
+            </w:r>
+          </w:p>
+        </w:tc>
+        <w:tc>
+          <w:p>
+            <w:pPr>
+              <w:pStyle w:val="Normal"/>
+              <w:jc w:val="center"/>
+            </w:pPr>
+            <w:r>
+              <w:t>0.48</w:t>
+            </w:r>
+          </w:p>
+        </w:tc>
+        <w:tc>
+          <w:p>
+            <w:pPr>
+              <w:pStyle w:val="Normal"/>
+              <w:jc w:val="center"/>
+            </w:pPr>
+            <w:r>
+              <w:t>0.11</w:t>
+            </w:r>
+          </w:p>
+        </w:tc>
+        <w:tc>
+          <w:p>
+            <w:pPr>
+              <w:pStyle w:val="Normal"/>
+              <w:jc w:val="center"/>
+            </w:pPr>
+            <w:r>
+              <w:t>0.94</w:t>
+            </w:r>
+          </w:p>
+        </w:tc>
+        <w:tc>
+          <w:p>
+            <w:pPr>
+              <w:pStyle w:val="Normal"/>
+              <w:jc w:val="center"/>
+            </w:pPr>
+            <w:r>
+              <w:t>0.31</w:t>
             </w:r>
           </w:p>
         </w:tc>
@@ -839,84 +839,84 @@
               <w:jc w:val="center"/>
             </w:pPr>
             <w:r>
-              <w:t>27</w:t>
-            </w:r>
-          </w:p>
-        </w:tc>
-        <w:tc>
-          <w:p>
-            <w:pPr>
-              <w:pStyle w:val="Normal"/>
-              <w:jc w:val="center"/>
-            </w:pPr>
-            <w:r>
-              <w:t> 633</w:t>
-            </w:r>
-          </w:p>
-        </w:tc>
-        <w:tc>
-          <w:p>
-            <w:pPr>
-              <w:pStyle w:val="Normal"/>
-              <w:jc w:val="center"/>
-            </w:pPr>
-            <w:r>
-              <w:t>0.20</w:t>
-            </w:r>
-          </w:p>
-        </w:tc>
-        <w:tc>
-          <w:p>
-            <w:pPr>
-              <w:pStyle w:val="Normal"/>
-              <w:jc w:val="center"/>
-            </w:pPr>
-            <w:r>
-              <w:t>0.29</w:t>
-            </w:r>
-          </w:p>
-        </w:tc>
-        <w:tc>
-          <w:p>
-            <w:pPr>
-              <w:pStyle w:val="Normal"/>
-              <w:jc w:val="center"/>
-            </w:pPr>
-            <w:r>
-              <w:t>0.44</w:t>
-            </w:r>
-          </w:p>
-        </w:tc>
-        <w:tc>
-          <w:p>
-            <w:pPr>
-              <w:pStyle w:val="Normal"/>
-              <w:jc w:val="center"/>
-            </w:pPr>
-            <w:r>
-              <w:t>0.12</w:t>
-            </w:r>
-          </w:p>
-        </w:tc>
-        <w:tc>
-          <w:p>
-            <w:pPr>
-              <w:pStyle w:val="Normal"/>
-              <w:jc w:val="center"/>
-            </w:pPr>
-            <w:r>
-              <w:t>0.85</w:t>
-            </w:r>
-          </w:p>
-        </w:tc>
-        <w:tc>
-          <w:p>
-            <w:pPr>
-              <w:pStyle w:val="Normal"/>
-              <w:jc w:val="center"/>
-            </w:pPr>
-            <w:r>
-              <w:t>0.28</w:t>
+              <w:t>41</w:t>
+            </w:r>
+          </w:p>
+        </w:tc>
+        <w:tc>
+          <w:p>
+            <w:pPr>
+              <w:pStyle w:val="Normal"/>
+              <w:jc w:val="center"/>
+            </w:pPr>
+            <w:r>
+              <w:t> 463</w:t>
+            </w:r>
+          </w:p>
+        </w:tc>
+        <w:tc>
+          <w:p>
+            <w:pPr>
+              <w:pStyle w:val="Normal"/>
+              <w:jc w:val="center"/>
+            </w:pPr>
+            <w:r>
+              <w:t>0.22</w:t>
+            </w:r>
+          </w:p>
+        </w:tc>
+        <w:tc>
+          <w:p>
+            <w:pPr>
+              <w:pStyle w:val="Normal"/>
+              <w:jc w:val="center"/>
+            </w:pPr>
+            <w:r>
+              <w:t>0.45</w:t>
+            </w:r>
+          </w:p>
+        </w:tc>
+        <w:tc>
+          <w:p>
+            <w:pPr>
+              <w:pStyle w:val="Normal"/>
+              <w:jc w:val="center"/>
+            </w:pPr>
+            <w:r>
+              <w:t>0.53</w:t>
+            </w:r>
+          </w:p>
+        </w:tc>
+        <w:tc>
+          <w:p>
+            <w:pPr>
+              <w:pStyle w:val="Normal"/>
+              <w:jc w:val="center"/>
+            </w:pPr>
+            <w:r>
+              <w:t>0.17</w:t>
+            </w:r>
+          </w:p>
+        </w:tc>
+        <w:tc>
+          <w:p>
+            <w:pPr>
+              <w:pStyle w:val="Normal"/>
+              <w:jc w:val="center"/>
+            </w:pPr>
+            <w:r>
+              <w:t>0.97</w:t>
+            </w:r>
+          </w:p>
+        </w:tc>
+        <w:tc>
+          <w:p>
+            <w:pPr>
+              <w:pStyle w:val="Normal"/>
+              <w:jc w:val="center"/>
+            </w:pPr>
+            <w:r>
+              <w:t>0.36</w:t>
             </w:r>
           </w:p>
         </w:tc>

--- a/results/supplement/Table_S5.docx
+++ b/results/supplement/Table_S5.docx
@@ -20,95 +20,51 @@
               <w:jc w:val="left"/>
             </w:pPr>
             <w:r>
-              <w:t>Subfield</w:t>
-            </w:r>
-          </w:p>
-        </w:tc>
-        <w:tc>
-          <w:p>
-            <w:pPr>
-              <w:pStyle w:val="Normal"/>
-              <w:jc w:val="center"/>
-            </w:pPr>
-            <w:r>
-              <w:t>No. of meta-analyses</w:t>
-            </w:r>
-          </w:p>
-        </w:tc>
-        <w:tc>
-          <w:p>
-            <w:pPr>
-              <w:pStyle w:val="Normal"/>
-              <w:jc w:val="center"/>
-            </w:pPr>
-            <w:r>
-              <w:t>No. of primary estimates</w:t>
-            </w:r>
-          </w:p>
-        </w:tc>
-        <w:tc>
-          <w:p>
-            <w:pPr>
-              <w:pStyle w:val="Normal"/>
-              <w:jc w:val="center"/>
-            </w:pPr>
-            <w:r>
-              <w:t>Median of medians</w:t>
-            </w:r>
-          </w:p>
-        </w:tc>
-        <w:tc>
-          <w:p>
-            <w:pPr>
-              <w:pStyle w:val="Normal"/>
-              <w:jc w:val="center"/>
-            </w:pPr>
-            <w:r>
-              <w:t>Median</w:t>
-            </w:r>
-          </w:p>
-        </w:tc>
-        <w:tc>
-          <w:p>
-            <w:pPr>
-              <w:pStyle w:val="Normal"/>
-              <w:jc w:val="center"/>
-            </w:pPr>
-            <w:r>
-              <w:t>Mean</w:t>
-            </w:r>
-          </w:p>
-        </w:tc>
-        <w:tc>
-          <w:p>
-            <w:pPr>
-              <w:pStyle w:val="Normal"/>
-              <w:jc w:val="center"/>
-            </w:pPr>
-            <w:r>
-              <w:t>Q25</w:t>
-            </w:r>
-          </w:p>
-        </w:tc>
-        <w:tc>
-          <w:p>
-            <w:pPr>
-              <w:pStyle w:val="Normal"/>
-              <w:jc w:val="center"/>
-            </w:pPr>
-            <w:r>
-              <w:t>Q75</w:t>
-            </w:r>
-          </w:p>
-        </w:tc>
-        <w:tc>
-          <w:p>
-            <w:pPr>
-              <w:pStyle w:val="Normal"/>
-              <w:jc w:val="center"/>
-            </w:pPr>
-            <w:r>
-              <w:t>SAPE</w:t>
+              <w:t>Variable</w:t>
+            </w:r>
+          </w:p>
+        </w:tc>
+        <w:tc>
+          <w:p>
+            <w:pPr>
+              <w:pStyle w:val="Normal"/>
+              <w:jc w:val="center"/>
+            </w:pPr>
+            <w:r>
+              <w:t>0% heterogeneity: Model 1 Estimate (SE)</w:t>
+            </w:r>
+          </w:p>
+        </w:tc>
+        <w:tc>
+          <w:p>
+            <w:pPr>
+              <w:pStyle w:val="Normal"/>
+              <w:jc w:val="center"/>
+            </w:pPr>
+            <w:r>
+              <w:t>0% heterogeneity: Model 2 Estimate (SE)</w:t>
+            </w:r>
+          </w:p>
+        </w:tc>
+        <w:tc>
+          <w:p>
+            <w:pPr>
+              <w:pStyle w:val="Normal"/>
+              <w:jc w:val="center"/>
+            </w:pPr>
+            <w:r>
+              <w:t>50% heterogeneity: Model 1 Estimate (SE)</w:t>
+            </w:r>
+          </w:p>
+        </w:tc>
+        <w:tc>
+          <w:p>
+            <w:pPr>
+              <w:pStyle w:val="Normal"/>
+              <w:jc w:val="center"/>
+            </w:pPr>
+            <w:r>
+              <w:t>50% heterogeneity: Model 2 Estimate (SE)</w:t>
             </w:r>
           </w:p>
         </w:tc>
@@ -121,95 +77,51 @@
               <w:jc w:val="left"/>
             </w:pPr>
             <w:r>
-              <w:t>All meta-analyses</w:t>
-            </w:r>
-          </w:p>
-        </w:tc>
-        <w:tc>
-          <w:p>
-            <w:pPr>
-              <w:pStyle w:val="Normal"/>
-              <w:jc w:val="center"/>
-            </w:pPr>
-            <w:r>
-              <w:t>665</w:t>
-            </w:r>
-          </w:p>
-        </w:tc>
-        <w:tc>
-          <w:p>
-            <w:pPr>
-              <w:pStyle w:val="Normal"/>
-              <w:jc w:val="center"/>
-            </w:pPr>
-            <w:r>
-              <w:t>33590</w:t>
-            </w:r>
-          </w:p>
-        </w:tc>
-        <w:tc>
-          <w:p>
-            <w:pPr>
-              <w:pStyle w:val="Normal"/>
-              <w:jc w:val="center"/>
-            </w:pPr>
-            <w:r>
-              <w:t>0.17</w:t>
-            </w:r>
-          </w:p>
-        </w:tc>
-        <w:tc>
-          <w:p>
-            <w:pPr>
-              <w:pStyle w:val="Normal"/>
-              <w:jc w:val="center"/>
-            </w:pPr>
-            <w:r>
-              <w:t>0.32</w:t>
-            </w:r>
-          </w:p>
-        </w:tc>
-        <w:tc>
-          <w:p>
-            <w:pPr>
-              <w:pStyle w:val="Normal"/>
-              <w:jc w:val="center"/>
-            </w:pPr>
-            <w:r>
-              <w:t>0.47</w:t>
-            </w:r>
-          </w:p>
-        </w:tc>
-        <w:tc>
-          <w:p>
-            <w:pPr>
-              <w:pStyle w:val="Normal"/>
-              <w:jc w:val="center"/>
-            </w:pPr>
-            <w:r>
-              <w:t>0.12</w:t>
-            </w:r>
-          </w:p>
-        </w:tc>
-        <w:tc>
-          <w:p>
-            <w:pPr>
-              <w:pStyle w:val="Normal"/>
-              <w:jc w:val="center"/>
-            </w:pPr>
-            <w:r>
-              <w:t>0.97</w:t>
-            </w:r>
-          </w:p>
-        </w:tc>
-        <w:tc>
-          <w:p>
-            <w:pPr>
-              <w:pStyle w:val="Normal"/>
-              <w:jc w:val="center"/>
-            </w:pPr>
-            <w:r>
-              <w:t>0.31</w:t>
+              <w:t>Intercept</w:t>
+            </w:r>
+          </w:p>
+        </w:tc>
+        <w:tc>
+          <w:p>
+            <w:pPr>
+              <w:pStyle w:val="Normal"/>
+              <w:jc w:val="center"/>
+            </w:pPr>
+            <w:r>
+              <w:t>5.183 (12.367)</w:t>
+            </w:r>
+          </w:p>
+        </w:tc>
+        <w:tc>
+          <w:p>
+            <w:pPr>
+              <w:pStyle w:val="Normal"/>
+              <w:jc w:val="center"/>
+            </w:pPr>
+            <w:r>
+              <w:t>5.243 (13.013)</w:t>
+            </w:r>
+          </w:p>
+        </w:tc>
+        <w:tc>
+          <w:p>
+            <w:pPr>
+              <w:pStyle w:val="Normal"/>
+              <w:jc w:val="center"/>
+            </w:pPr>
+            <w:r>
+              <w:t>7.498 (13.123)</w:t>
+            </w:r>
+          </w:p>
+        </w:tc>
+        <w:tc>
+          <w:p>
+            <w:pPr>
+              <w:pStyle w:val="Normal"/>
+              <w:jc w:val="center"/>
+            </w:pPr>
+            <w:r>
+              <w:t>3.889 (13.656)</w:t>
             </w:r>
           </w:p>
         </w:tc>
@@ -222,95 +134,51 @@
               <w:jc w:val="left"/>
             </w:pPr>
             <w:r>
-              <w:t>Ecology</w:t>
-            </w:r>
-          </w:p>
-        </w:tc>
-        <w:tc>
-          <w:p>
-            <w:pPr>
-              <w:pStyle w:val="Normal"/>
-              <w:jc w:val="center"/>
-            </w:pPr>
-            <w:r>
-              <w:t>156</w:t>
-            </w:r>
-          </w:p>
-        </w:tc>
-        <w:tc>
-          <w:p>
-            <w:pPr>
-              <w:pStyle w:val="Normal"/>
-              <w:jc w:val="center"/>
-            </w:pPr>
-            <w:r>
-              <w:t>10597</w:t>
-            </w:r>
-          </w:p>
-        </w:tc>
-        <w:tc>
-          <w:p>
-            <w:pPr>
-              <w:pStyle w:val="Normal"/>
-              <w:jc w:val="center"/>
-            </w:pPr>
-            <w:r>
-              <w:t>0.14</w:t>
-            </w:r>
-          </w:p>
-        </w:tc>
-        <w:tc>
-          <w:p>
-            <w:pPr>
-              <w:pStyle w:val="Normal"/>
-              <w:jc w:val="center"/>
-            </w:pPr>
-            <w:r>
-              <w:t>0.30</w:t>
-            </w:r>
-          </w:p>
-        </w:tc>
-        <w:tc>
-          <w:p>
-            <w:pPr>
-              <w:pStyle w:val="Normal"/>
-              <w:jc w:val="center"/>
-            </w:pPr>
-            <w:r>
-              <w:t>0.46</w:t>
-            </w:r>
-          </w:p>
-        </w:tc>
-        <w:tc>
-          <w:p>
-            <w:pPr>
-              <w:pStyle w:val="Normal"/>
-              <w:jc w:val="center"/>
-            </w:pPr>
-            <w:r>
-              <w:t>0.09</w:t>
-            </w:r>
-          </w:p>
-        </w:tc>
-        <w:tc>
-          <w:p>
-            <w:pPr>
-              <w:pStyle w:val="Normal"/>
-              <w:jc w:val="center"/>
-            </w:pPr>
-            <w:r>
-              <w:t>0.95</w:t>
-            </w:r>
-          </w:p>
-        </w:tc>
-        <w:tc>
-          <w:p>
-            <w:pPr>
-              <w:pStyle w:val="Normal"/>
-              <w:jc w:val="center"/>
-            </w:pPr>
-            <w:r>
-              <w:t>0.30</w:t>
+              <w:t>Median power</w:t>
+            </w:r>
+          </w:p>
+        </w:tc>
+        <w:tc>
+          <w:p>
+            <w:pPr>
+              <w:pStyle w:val="Normal"/>
+              <w:jc w:val="center"/>
+            </w:pPr>
+            <w:r>
+              <w:t>-0.006*** (0.000)</w:t>
+            </w:r>
+          </w:p>
+        </w:tc>
+        <w:tc>
+          <w:p>
+            <w:pPr>
+              <w:pStyle w:val="Normal"/>
+              <w:jc w:val="center"/>
+            </w:pPr>
+            <w:r>
+              <w:t>-0.006*** (0.000)</w:t>
+            </w:r>
+          </w:p>
+        </w:tc>
+        <w:tc>
+          <w:p>
+            <w:pPr>
+              <w:pStyle w:val="Normal"/>
+              <w:jc w:val="center"/>
+            </w:pPr>
+            <w:r>
+              <w:t>-0.003*** (0.000)</w:t>
+            </w:r>
+          </w:p>
+        </w:tc>
+        <w:tc>
+          <w:p>
+            <w:pPr>
+              <w:pStyle w:val="Normal"/>
+              <w:jc w:val="center"/>
+            </w:pPr>
+            <w:r>
+              <w:t>-0.003*** (0.000)</w:t>
             </w:r>
           </w:p>
         </w:tc>
@@ -323,95 +191,51 @@
               <w:jc w:val="left"/>
             </w:pPr>
             <w:r>
-              <w:t>Environmental Chemistry</w:t>
-            </w:r>
-          </w:p>
-        </w:tc>
-        <w:tc>
-          <w:p>
-            <w:pPr>
-              <w:pStyle w:val="Normal"/>
-              <w:jc w:val="center"/>
-            </w:pPr>
-            <w:r>
-              <w:t>64</w:t>
-            </w:r>
-          </w:p>
-        </w:tc>
-        <w:tc>
-          <w:p>
-            <w:pPr>
-              <w:pStyle w:val="Normal"/>
-              <w:jc w:val="center"/>
-            </w:pPr>
-            <w:r>
-              <w:t>3674</w:t>
-            </w:r>
-          </w:p>
-        </w:tc>
-        <w:tc>
-          <w:p>
-            <w:pPr>
-              <w:pStyle w:val="Normal"/>
-              <w:jc w:val="center"/>
-            </w:pPr>
-            <w:r>
-              <w:t>0.13</w:t>
-            </w:r>
-          </w:p>
-        </w:tc>
-        <w:tc>
-          <w:p>
-            <w:pPr>
-              <w:pStyle w:val="Normal"/>
-              <w:jc w:val="center"/>
-            </w:pPr>
-            <w:r>
-              <w:t>0.16</w:t>
-            </w:r>
-          </w:p>
-        </w:tc>
-        <w:tc>
-          <w:p>
-            <w:pPr>
-              <w:pStyle w:val="Normal"/>
-              <w:jc w:val="center"/>
-            </w:pPr>
-            <w:r>
-              <w:t>0.35</w:t>
-            </w:r>
-          </w:p>
-        </w:tc>
-        <w:tc>
-          <w:p>
-            <w:pPr>
-              <w:pStyle w:val="Normal"/>
-              <w:jc w:val="center"/>
-            </w:pPr>
-            <w:r>
-              <w:t>0.08</w:t>
-            </w:r>
-          </w:p>
-        </w:tc>
-        <w:tc>
-          <w:p>
-            <w:pPr>
-              <w:pStyle w:val="Normal"/>
-              <w:jc w:val="center"/>
-            </w:pPr>
-            <w:r>
-              <w:t>0.59</w:t>
-            </w:r>
-          </w:p>
-        </w:tc>
-        <w:tc>
-          <w:p>
-            <w:pPr>
-              <w:pStyle w:val="Normal"/>
-              <w:jc w:val="center"/>
-            </w:pPr>
-            <w:r>
-              <w:t>0.20</w:t>
+              <w:t>Experimental research design? (yes)</w:t>
+            </w:r>
+          </w:p>
+        </w:tc>
+        <w:tc>
+          <w:p>
+            <w:pPr>
+              <w:pStyle w:val="Normal"/>
+              <w:jc w:val="center"/>
+            </w:pPr>
+            <w:r>
+              <w:t>0.061* (0.031)</w:t>
+            </w:r>
+          </w:p>
+        </w:tc>
+        <w:tc>
+          <w:p>
+            <w:pPr>
+              <w:pStyle w:val="Normal"/>
+              <w:jc w:val="center"/>
+            </w:pPr>
+            <w:r>
+              <w:t>0.057* (0.031)</w:t>
+            </w:r>
+          </w:p>
+        </w:tc>
+        <w:tc>
+          <w:p>
+            <w:pPr>
+              <w:pStyle w:val="Normal"/>
+              <w:jc w:val="center"/>
+            </w:pPr>
+            <w:r>
+              <w:t>0.041 (0.032)</w:t>
+            </w:r>
+          </w:p>
+        </w:tc>
+        <w:tc>
+          <w:p>
+            <w:pPr>
+              <w:pStyle w:val="Normal"/>
+              <w:jc w:val="center"/>
+            </w:pPr>
+            <w:r>
+              <w:t>0.035 (0.030)</w:t>
             </w:r>
           </w:p>
         </w:tc>
@@ -424,95 +248,51 @@
               <w:jc w:val="left"/>
             </w:pPr>
             <w:r>
-              <w:t>Environmental Engineering</w:t>
-            </w:r>
-          </w:p>
-        </w:tc>
-        <w:tc>
-          <w:p>
-            <w:pPr>
-              <w:pStyle w:val="Normal"/>
-              <w:jc w:val="center"/>
-            </w:pPr>
-            <w:r>
-              <w:t>40</w:t>
-            </w:r>
-          </w:p>
-        </w:tc>
-        <w:tc>
-          <w:p>
-            <w:pPr>
-              <w:pStyle w:val="Normal"/>
-              <w:jc w:val="center"/>
-            </w:pPr>
-            <w:r>
-              <w:t>6804</w:t>
-            </w:r>
-          </w:p>
-        </w:tc>
-        <w:tc>
-          <w:p>
-            <w:pPr>
-              <w:pStyle w:val="Normal"/>
-              <w:jc w:val="center"/>
-            </w:pPr>
-            <w:r>
-              <w:t>0.29</w:t>
-            </w:r>
-          </w:p>
-        </w:tc>
-        <w:tc>
-          <w:p>
-            <w:pPr>
-              <w:pStyle w:val="Normal"/>
-              <w:jc w:val="center"/>
-            </w:pPr>
-            <w:r>
-              <w:t>0.25</w:t>
-            </w:r>
-          </w:p>
-        </w:tc>
-        <w:tc>
-          <w:p>
-            <w:pPr>
-              <w:pStyle w:val="Normal"/>
-              <w:jc w:val="center"/>
-            </w:pPr>
-            <w:r>
-              <w:t>0.41</w:t>
-            </w:r>
-          </w:p>
-        </w:tc>
-        <w:tc>
-          <w:p>
-            <w:pPr>
-              <w:pStyle w:val="Normal"/>
-              <w:jc w:val="center"/>
-            </w:pPr>
-            <w:r>
-              <w:t>0.14</w:t>
-            </w:r>
-          </w:p>
-        </w:tc>
-        <w:tc>
-          <w:p>
-            <w:pPr>
-              <w:pStyle w:val="Normal"/>
-              <w:jc w:val="center"/>
-            </w:pPr>
-            <w:r>
-              <w:t>0.67</w:t>
-            </w:r>
-          </w:p>
-        </w:tc>
-        <w:tc>
-          <w:p>
-            <w:pPr>
-              <w:pStyle w:val="Normal"/>
-              <w:jc w:val="center"/>
-            </w:pPr>
-            <w:r>
-              <w:t>0.21</w:t>
+              <w:t>Followed reporting guidelines? (yes)</w:t>
+            </w:r>
+          </w:p>
+        </w:tc>
+        <w:tc>
+          <w:p>
+            <w:pPr>
+              <w:pStyle w:val="Normal"/>
+              <w:jc w:val="center"/>
+            </w:pPr>
+            <w:r>
+              <w:t>-0.002 (0.041)</w:t>
+            </w:r>
+          </w:p>
+        </w:tc>
+        <w:tc>
+          <w:p>
+            <w:pPr>
+              <w:pStyle w:val="Normal"/>
+              <w:jc w:val="center"/>
+            </w:pPr>
+            <w:r>
+              <w:t>0.010 (0.050)</w:t>
+            </w:r>
+          </w:p>
+        </w:tc>
+        <w:tc>
+          <w:p>
+            <w:pPr>
+              <w:pStyle w:val="Normal"/>
+              <w:jc w:val="center"/>
+            </w:pPr>
+            <w:r>
+              <w:t>0.011 (0.043)</w:t>
+            </w:r>
+          </w:p>
+        </w:tc>
+        <w:tc>
+          <w:p>
+            <w:pPr>
+              <w:pStyle w:val="Normal"/>
+              <w:jc w:val="center"/>
+            </w:pPr>
+            <w:r>
+              <w:t>0.014 (0.046)</w:t>
             </w:r>
           </w:p>
         </w:tc>
@@ -525,95 +305,51 @@
               <w:jc w:val="left"/>
             </w:pPr>
             <w:r>
-              <w:t>Health, Toxicology and Mutagenesis</w:t>
-            </w:r>
-          </w:p>
-        </w:tc>
-        <w:tc>
-          <w:p>
-            <w:pPr>
-              <w:pStyle w:val="Normal"/>
-              <w:jc w:val="center"/>
-            </w:pPr>
-            <w:r>
-              <w:t>254</w:t>
-            </w:r>
-          </w:p>
-        </w:tc>
-        <w:tc>
-          <w:p>
-            <w:pPr>
-              <w:pStyle w:val="Normal"/>
-              <w:jc w:val="center"/>
-            </w:pPr>
-            <w:r>
-              <w:t>4976</w:t>
-            </w:r>
-          </w:p>
-        </w:tc>
-        <w:tc>
-          <w:p>
-            <w:pPr>
-              <w:pStyle w:val="Normal"/>
-              <w:jc w:val="center"/>
-            </w:pPr>
-            <w:r>
-              <w:t>0.20</w:t>
-            </w:r>
-          </w:p>
-        </w:tc>
-        <w:tc>
-          <w:p>
-            <w:pPr>
-              <w:pStyle w:val="Normal"/>
-              <w:jc w:val="center"/>
-            </w:pPr>
-            <w:r>
-              <w:t>1.00</w:t>
-            </w:r>
-          </w:p>
-        </w:tc>
-        <w:tc>
-          <w:p>
-            <w:pPr>
-              <w:pStyle w:val="Normal"/>
-              <w:jc w:val="center"/>
-            </w:pPr>
-            <w:r>
-              <w:t>0.68</w:t>
-            </w:r>
-          </w:p>
-        </w:tc>
-        <w:tc>
-          <w:p>
-            <w:pPr>
-              <w:pStyle w:val="Normal"/>
-              <w:jc w:val="center"/>
-            </w:pPr>
-            <w:r>
-              <w:t>0.22</w:t>
-            </w:r>
-          </w:p>
-        </w:tc>
-        <w:tc>
-          <w:p>
-            <w:pPr>
-              <w:pStyle w:val="Normal"/>
-              <w:jc w:val="center"/>
-            </w:pPr>
-            <w:r>
-              <w:t>1.00</w:t>
-            </w:r>
-          </w:p>
-        </w:tc>
-        <w:tc>
-          <w:p>
-            <w:pPr>
-              <w:pStyle w:val="Normal"/>
-              <w:jc w:val="center"/>
-            </w:pPr>
-            <w:r>
-              <w:t>0.58</w:t>
+              <w:t>Protocol registered? (yes)</w:t>
+            </w:r>
+          </w:p>
+        </w:tc>
+        <w:tc>
+          <w:p>
+            <w:pPr>
+              <w:pStyle w:val="Normal"/>
+              <w:jc w:val="center"/>
+            </w:pPr>
+            <w:r>
+              <w:t>-0.022 (0.036)</w:t>
+            </w:r>
+          </w:p>
+        </w:tc>
+        <w:tc>
+          <w:p>
+            <w:pPr>
+              <w:pStyle w:val="Normal"/>
+              <w:jc w:val="center"/>
+            </w:pPr>
+            <w:r>
+              <w:t>-0.034 (0.040)</w:t>
+            </w:r>
+          </w:p>
+        </w:tc>
+        <w:tc>
+          <w:p>
+            <w:pPr>
+              <w:pStyle w:val="Normal"/>
+              <w:jc w:val="center"/>
+            </w:pPr>
+            <w:r>
+              <w:t>0.023 (0.038)</w:t>
+            </w:r>
+          </w:p>
+        </w:tc>
+        <w:tc>
+          <w:p>
+            <w:pPr>
+              <w:pStyle w:val="Normal"/>
+              <w:jc w:val="center"/>
+            </w:pPr>
+            <w:r>
+              <w:t>0.008 (0.041)</w:t>
             </w:r>
           </w:p>
         </w:tc>
@@ -626,95 +362,51 @@
               <w:jc w:val="left"/>
             </w:pPr>
             <w:r>
-              <w:t>Management, Monitoring, Policy and Law</w:t>
-            </w:r>
-          </w:p>
-        </w:tc>
-        <w:tc>
-          <w:p>
-            <w:pPr>
-              <w:pStyle w:val="Normal"/>
-              <w:jc w:val="center"/>
-            </w:pPr>
-            <w:r>
-              <w:t>17</w:t>
-            </w:r>
-          </w:p>
-        </w:tc>
-        <w:tc>
-          <w:p>
-            <w:pPr>
-              <w:pStyle w:val="Normal"/>
-              <w:jc w:val="center"/>
-            </w:pPr>
-            <w:r>
-              <w:t> 370</w:t>
-            </w:r>
-          </w:p>
-        </w:tc>
-        <w:tc>
-          <w:p>
-            <w:pPr>
-              <w:pStyle w:val="Normal"/>
-              <w:jc w:val="center"/>
-            </w:pPr>
-            <w:r>
-              <w:t>0.12</w:t>
-            </w:r>
-          </w:p>
-        </w:tc>
-        <w:tc>
-          <w:p>
-            <w:pPr>
-              <w:pStyle w:val="Normal"/>
-              <w:jc w:val="center"/>
-            </w:pPr>
-            <w:r>
-              <w:t>0.17</w:t>
-            </w:r>
-          </w:p>
-        </w:tc>
-        <w:tc>
-          <w:p>
-            <w:pPr>
-              <w:pStyle w:val="Normal"/>
-              <w:jc w:val="center"/>
-            </w:pPr>
-            <w:r>
-              <w:t>0.32</w:t>
-            </w:r>
-          </w:p>
-        </w:tc>
-        <w:tc>
-          <w:p>
-            <w:pPr>
-              <w:pStyle w:val="Normal"/>
-              <w:jc w:val="center"/>
-            </w:pPr>
-            <w:r>
-              <w:t>0.08</w:t>
-            </w:r>
-          </w:p>
-        </w:tc>
-        <w:tc>
-          <w:p>
-            <w:pPr>
-              <w:pStyle w:val="Normal"/>
-              <w:jc w:val="center"/>
-            </w:pPr>
-            <w:r>
-              <w:t>0.49</w:t>
-            </w:r>
-          </w:p>
-        </w:tc>
-        <w:tc>
-          <w:p>
-            <w:pPr>
-              <w:pStyle w:val="Normal"/>
-              <w:jc w:val="center"/>
-            </w:pPr>
-            <w:r>
-              <w:t>0.14</w:t>
+              <w:t>Log number of independent studies</w:t>
+            </w:r>
+          </w:p>
+        </w:tc>
+        <w:tc>
+          <w:p>
+            <w:pPr>
+              <w:pStyle w:val="Normal"/>
+              <w:jc w:val="center"/>
+            </w:pPr>
+            <w:r>
+              <w:t>0.027* (0.014)</w:t>
+            </w:r>
+          </w:p>
+        </w:tc>
+        <w:tc>
+          <w:p>
+            <w:pPr>
+              <w:pStyle w:val="Normal"/>
+              <w:jc w:val="center"/>
+            </w:pPr>
+            <w:r>
+              <w:t>0.028** (0.013)</w:t>
+            </w:r>
+          </w:p>
+        </w:tc>
+        <w:tc>
+          <w:p>
+            <w:pPr>
+              <w:pStyle w:val="Normal"/>
+              <w:jc w:val="center"/>
+            </w:pPr>
+            <w:r>
+              <w:t>-0.004 (0.015)</w:t>
+            </w:r>
+          </w:p>
+        </w:tc>
+        <w:tc>
+          <w:p>
+            <w:pPr>
+              <w:pStyle w:val="Normal"/>
+              <w:jc w:val="center"/>
+            </w:pPr>
+            <w:r>
+              <w:t>0.003 (0.013)</w:t>
             </w:r>
           </w:p>
         </w:tc>
@@ -727,95 +419,51 @@
               <w:jc w:val="left"/>
             </w:pPr>
             <w:r>
-              <w:t>Nature and Landscape Conservation</w:t>
-            </w:r>
-          </w:p>
-        </w:tc>
-        <w:tc>
-          <w:p>
-            <w:pPr>
-              <w:pStyle w:val="Normal"/>
-              <w:jc w:val="center"/>
-            </w:pPr>
-            <w:r>
-              <w:t>93</w:t>
-            </w:r>
-          </w:p>
-        </w:tc>
-        <w:tc>
-          <w:p>
-            <w:pPr>
-              <w:pStyle w:val="Normal"/>
-              <w:jc w:val="center"/>
-            </w:pPr>
-            <w:r>
-              <w:t>6706</w:t>
-            </w:r>
-          </w:p>
-        </w:tc>
-        <w:tc>
-          <w:p>
-            <w:pPr>
-              <w:pStyle w:val="Normal"/>
-              <w:jc w:val="center"/>
-            </w:pPr>
-            <w:r>
-              <w:t>0.13</w:t>
-            </w:r>
-          </w:p>
-        </w:tc>
-        <w:tc>
-          <w:p>
-            <w:pPr>
-              <w:pStyle w:val="Normal"/>
-              <w:jc w:val="center"/>
-            </w:pPr>
-            <w:r>
-              <w:t>0.36</w:t>
-            </w:r>
-          </w:p>
-        </w:tc>
-        <w:tc>
-          <w:p>
-            <w:pPr>
-              <w:pStyle w:val="Normal"/>
-              <w:jc w:val="center"/>
-            </w:pPr>
-            <w:r>
-              <w:t>0.48</w:t>
-            </w:r>
-          </w:p>
-        </w:tc>
-        <w:tc>
-          <w:p>
-            <w:pPr>
-              <w:pStyle w:val="Normal"/>
-              <w:jc w:val="center"/>
-            </w:pPr>
-            <w:r>
-              <w:t>0.11</w:t>
-            </w:r>
-          </w:p>
-        </w:tc>
-        <w:tc>
-          <w:p>
-            <w:pPr>
-              <w:pStyle w:val="Normal"/>
-              <w:jc w:val="center"/>
-            </w:pPr>
-            <w:r>
-              <w:t>0.94</w:t>
-            </w:r>
-          </w:p>
-        </w:tc>
-        <w:tc>
-          <w:p>
-            <w:pPr>
-              <w:pStyle w:val="Normal"/>
-              <w:jc w:val="center"/>
-            </w:pPr>
-            <w:r>
-              <w:t>0.31</w:t>
+              <w:t>Log journal impact factor</w:t>
+            </w:r>
+          </w:p>
+        </w:tc>
+        <w:tc>
+          <w:p>
+            <w:pPr>
+              <w:pStyle w:val="Normal"/>
+              <w:jc w:val="center"/>
+            </w:pPr>
+            <w:r>
+              <w:t>-0.037 (0.024)</w:t>
+            </w:r>
+          </w:p>
+        </w:tc>
+        <w:tc>
+          <w:p>
+            <w:pPr>
+              <w:pStyle w:val="Normal"/>
+              <w:jc w:val="center"/>
+            </w:pPr>
+            <w:r>
+              <w:t>-0.033 (0.026)</w:t>
+            </w:r>
+          </w:p>
+        </w:tc>
+        <w:tc>
+          <w:p>
+            <w:pPr>
+              <w:pStyle w:val="Normal"/>
+              <w:jc w:val="center"/>
+            </w:pPr>
+            <w:r>
+              <w:t>-0.012 (0.026)</w:t>
+            </w:r>
+          </w:p>
+        </w:tc>
+        <w:tc>
+          <w:p>
+            <w:pPr>
+              <w:pStyle w:val="Normal"/>
+              <w:jc w:val="center"/>
+            </w:pPr>
+            <w:r>
+              <w:t>-0.007 (0.029)</w:t>
             </w:r>
           </w:p>
         </w:tc>
@@ -828,6 +476,348 @@
               <w:jc w:val="left"/>
             </w:pPr>
             <w:r>
+              <w:t>Publication year</w:t>
+            </w:r>
+          </w:p>
+        </w:tc>
+        <w:tc>
+          <w:p>
+            <w:pPr>
+              <w:pStyle w:val="Normal"/>
+              <w:jc w:val="center"/>
+            </w:pPr>
+            <w:r>
+              <w:t>-0.002 (0.006)</w:t>
+            </w:r>
+          </w:p>
+        </w:tc>
+        <w:tc>
+          <w:p>
+            <w:pPr>
+              <w:pStyle w:val="Normal"/>
+              <w:jc w:val="center"/>
+            </w:pPr>
+            <w:r>
+              <w:t>-0.002 (0.006)</w:t>
+            </w:r>
+          </w:p>
+        </w:tc>
+        <w:tc>
+          <w:p>
+            <w:pPr>
+              <w:pStyle w:val="Normal"/>
+              <w:jc w:val="center"/>
+            </w:pPr>
+            <w:r>
+              <w:t>-0.004 (0.007)</w:t>
+            </w:r>
+          </w:p>
+        </w:tc>
+        <w:tc>
+          <w:p>
+            <w:pPr>
+              <w:pStyle w:val="Normal"/>
+              <w:jc w:val="center"/>
+            </w:pPr>
+            <w:r>
+              <w:t>-0.002 (0.007)</w:t>
+            </w:r>
+          </w:p>
+        </w:tc>
+      </w:tr>
+      <w:tr>
+        <w:tc>
+          <w:p>
+            <w:pPr>
+              <w:pStyle w:val="Normal"/>
+              <w:jc w:val="left"/>
+            </w:pPr>
+            <w:r>
+              <w:t>Environmental Chemistry</w:t>
+            </w:r>
+          </w:p>
+        </w:tc>
+        <w:tc>
+          <w:p>
+            <w:pPr>
+              <w:pStyle w:val="Normal"/>
+              <w:jc w:val="center"/>
+            </w:pPr>
+            <w:r>
+              <w:t/>
+            </w:r>
+          </w:p>
+        </w:tc>
+        <w:tc>
+          <w:p>
+            <w:pPr>
+              <w:pStyle w:val="Normal"/>
+              <w:jc w:val="center"/>
+            </w:pPr>
+            <w:r>
+              <w:t>-0.033 (0.032)</w:t>
+            </w:r>
+          </w:p>
+        </w:tc>
+        <w:tc>
+          <w:p>
+            <w:pPr>
+              <w:pStyle w:val="Normal"/>
+              <w:jc w:val="center"/>
+            </w:pPr>
+            <w:r>
+              <w:t/>
+            </w:r>
+          </w:p>
+        </w:tc>
+        <w:tc>
+          <w:p>
+            <w:pPr>
+              <w:pStyle w:val="Normal"/>
+              <w:jc w:val="center"/>
+            </w:pPr>
+            <w:r>
+              <w:t>-0.084** (0.033)</w:t>
+            </w:r>
+          </w:p>
+        </w:tc>
+      </w:tr>
+      <w:tr>
+        <w:tc>
+          <w:p>
+            <w:pPr>
+              <w:pStyle w:val="Normal"/>
+              <w:jc w:val="left"/>
+            </w:pPr>
+            <w:r>
+              <w:t>Environmental Engineering</w:t>
+            </w:r>
+          </w:p>
+        </w:tc>
+        <w:tc>
+          <w:p>
+            <w:pPr>
+              <w:pStyle w:val="Normal"/>
+              <w:jc w:val="center"/>
+            </w:pPr>
+            <w:r>
+              <w:t/>
+            </w:r>
+          </w:p>
+        </w:tc>
+        <w:tc>
+          <w:p>
+            <w:pPr>
+              <w:pStyle w:val="Normal"/>
+              <w:jc w:val="center"/>
+            </w:pPr>
+            <w:r>
+              <w:t>-0.031 (0.043)</w:t>
+            </w:r>
+          </w:p>
+        </w:tc>
+        <w:tc>
+          <w:p>
+            <w:pPr>
+              <w:pStyle w:val="Normal"/>
+              <w:jc w:val="center"/>
+            </w:pPr>
+            <w:r>
+              <w:t/>
+            </w:r>
+          </w:p>
+        </w:tc>
+        <w:tc>
+          <w:p>
+            <w:pPr>
+              <w:pStyle w:val="Normal"/>
+              <w:jc w:val="center"/>
+            </w:pPr>
+            <w:r>
+              <w:t>-0.070* (0.041)</w:t>
+            </w:r>
+          </w:p>
+        </w:tc>
+      </w:tr>
+      <w:tr>
+        <w:tc>
+          <w:p>
+            <w:pPr>
+              <w:pStyle w:val="Normal"/>
+              <w:jc w:val="left"/>
+            </w:pPr>
+            <w:r>
+              <w:t>Health, Toxicology and Mutagenesis</w:t>
+            </w:r>
+          </w:p>
+        </w:tc>
+        <w:tc>
+          <w:p>
+            <w:pPr>
+              <w:pStyle w:val="Normal"/>
+              <w:jc w:val="center"/>
+            </w:pPr>
+            <w:r>
+              <w:t/>
+            </w:r>
+          </w:p>
+        </w:tc>
+        <w:tc>
+          <w:p>
+            <w:pPr>
+              <w:pStyle w:val="Normal"/>
+              <w:jc w:val="center"/>
+            </w:pPr>
+            <w:r>
+              <w:t>-0.065 (0.065)</w:t>
+            </w:r>
+          </w:p>
+        </w:tc>
+        <w:tc>
+          <w:p>
+            <w:pPr>
+              <w:pStyle w:val="Normal"/>
+              <w:jc w:val="center"/>
+            </w:pPr>
+            <w:r>
+              <w:t/>
+            </w:r>
+          </w:p>
+        </w:tc>
+        <w:tc>
+          <w:p>
+            <w:pPr>
+              <w:pStyle w:val="Normal"/>
+              <w:jc w:val="center"/>
+            </w:pPr>
+            <w:r>
+              <w:t>-0.041 (0.049)</w:t>
+            </w:r>
+          </w:p>
+        </w:tc>
+      </w:tr>
+      <w:tr>
+        <w:tc>
+          <w:p>
+            <w:pPr>
+              <w:pStyle w:val="Normal"/>
+              <w:jc w:val="left"/>
+            </w:pPr>
+            <w:r>
+              <w:t>Management, Monitoring, Policy and Law</w:t>
+            </w:r>
+          </w:p>
+        </w:tc>
+        <w:tc>
+          <w:p>
+            <w:pPr>
+              <w:pStyle w:val="Normal"/>
+              <w:jc w:val="center"/>
+            </w:pPr>
+            <w:r>
+              <w:t/>
+            </w:r>
+          </w:p>
+        </w:tc>
+        <w:tc>
+          <w:p>
+            <w:pPr>
+              <w:pStyle w:val="Normal"/>
+              <w:jc w:val="center"/>
+            </w:pPr>
+            <w:r>
+              <w:t>0.044 (0.047)</w:t>
+            </w:r>
+          </w:p>
+        </w:tc>
+        <w:tc>
+          <w:p>
+            <w:pPr>
+              <w:pStyle w:val="Normal"/>
+              <w:jc w:val="center"/>
+            </w:pPr>
+            <w:r>
+              <w:t/>
+            </w:r>
+          </w:p>
+        </w:tc>
+        <w:tc>
+          <w:p>
+            <w:pPr>
+              <w:pStyle w:val="Normal"/>
+              <w:jc w:val="center"/>
+            </w:pPr>
+            <w:r>
+              <w:t>0.078* (0.041)</w:t>
+            </w:r>
+          </w:p>
+        </w:tc>
+      </w:tr>
+      <w:tr>
+        <w:tc>
+          <w:p>
+            <w:pPr>
+              <w:pStyle w:val="Normal"/>
+              <w:jc w:val="left"/>
+            </w:pPr>
+            <w:r>
+              <w:t>Nature and Landscape Conservation</w:t>
+            </w:r>
+          </w:p>
+        </w:tc>
+        <w:tc>
+          <w:p>
+            <w:pPr>
+              <w:pStyle w:val="Normal"/>
+              <w:jc w:val="center"/>
+            </w:pPr>
+            <w:r>
+              <w:t/>
+            </w:r>
+          </w:p>
+        </w:tc>
+        <w:tc>
+          <w:p>
+            <w:pPr>
+              <w:pStyle w:val="Normal"/>
+              <w:jc w:val="center"/>
+            </w:pPr>
+            <w:r>
+              <w:t>-0.020 (0.047)</w:t>
+            </w:r>
+          </w:p>
+        </w:tc>
+        <w:tc>
+          <w:p>
+            <w:pPr>
+              <w:pStyle w:val="Normal"/>
+              <w:jc w:val="center"/>
+            </w:pPr>
+            <w:r>
+              <w:t/>
+            </w:r>
+          </w:p>
+        </w:tc>
+        <w:tc>
+          <w:p>
+            <w:pPr>
+              <w:pStyle w:val="Normal"/>
+              <w:jc w:val="center"/>
+            </w:pPr>
+            <w:r>
+              <w:t>-0.011 (0.042)</w:t>
+            </w:r>
+          </w:p>
+        </w:tc>
+      </w:tr>
+      <w:tr>
+        <w:tc>
+          <w:p>
+            <w:pPr>
+              <w:pStyle w:val="Normal"/>
+              <w:jc w:val="left"/>
+            </w:pPr>
+            <w:r>
               <w:t>Water Science and Technology</w:t>
             </w:r>
           </w:p>
@@ -839,84 +829,211 @@
               <w:jc w:val="center"/>
             </w:pPr>
             <w:r>
-              <w:t>41</w:t>
-            </w:r>
-          </w:p>
-        </w:tc>
-        <w:tc>
-          <w:p>
-            <w:pPr>
-              <w:pStyle w:val="Normal"/>
-              <w:jc w:val="center"/>
-            </w:pPr>
-            <w:r>
-              <w:t> 463</w:t>
-            </w:r>
-          </w:p>
-        </w:tc>
-        <w:tc>
-          <w:p>
-            <w:pPr>
-              <w:pStyle w:val="Normal"/>
-              <w:jc w:val="center"/>
-            </w:pPr>
-            <w:r>
-              <w:t>0.22</w:t>
-            </w:r>
-          </w:p>
-        </w:tc>
-        <w:tc>
-          <w:p>
-            <w:pPr>
-              <w:pStyle w:val="Normal"/>
-              <w:jc w:val="center"/>
-            </w:pPr>
-            <w:r>
-              <w:t>0.45</w:t>
-            </w:r>
-          </w:p>
-        </w:tc>
-        <w:tc>
-          <w:p>
-            <w:pPr>
-              <w:pStyle w:val="Normal"/>
-              <w:jc w:val="center"/>
-            </w:pPr>
-            <w:r>
-              <w:t>0.53</w:t>
-            </w:r>
-          </w:p>
-        </w:tc>
-        <w:tc>
-          <w:p>
-            <w:pPr>
-              <w:pStyle w:val="Normal"/>
-              <w:jc w:val="center"/>
-            </w:pPr>
-            <w:r>
-              <w:t>0.17</w:t>
-            </w:r>
-          </w:p>
-        </w:tc>
-        <w:tc>
-          <w:p>
-            <w:pPr>
-              <w:pStyle w:val="Normal"/>
-              <w:jc w:val="center"/>
-            </w:pPr>
-            <w:r>
-              <w:t>0.97</w:t>
-            </w:r>
-          </w:p>
-        </w:tc>
-        <w:tc>
-          <w:p>
-            <w:pPr>
-              <w:pStyle w:val="Normal"/>
-              <w:jc w:val="center"/>
-            </w:pPr>
-            <w:r>
-              <w:t>0.36</w:t>
+              <w:t/>
+            </w:r>
+          </w:p>
+        </w:tc>
+        <w:tc>
+          <w:p>
+            <w:pPr>
+              <w:pStyle w:val="Normal"/>
+              <w:jc w:val="center"/>
+            </w:pPr>
+            <w:r>
+              <w:t>-0.036 (0.062)</w:t>
+            </w:r>
+          </w:p>
+        </w:tc>
+        <w:tc>
+          <w:p>
+            <w:pPr>
+              <w:pStyle w:val="Normal"/>
+              <w:jc w:val="center"/>
+            </w:pPr>
+            <w:r>
+              <w:t/>
+            </w:r>
+          </w:p>
+        </w:tc>
+        <w:tc>
+          <w:p>
+            <w:pPr>
+              <w:pStyle w:val="Normal"/>
+              <w:jc w:val="center"/>
+            </w:pPr>
+            <w:r>
+              <w:t>-0.047 (0.066)</w:t>
+            </w:r>
+          </w:p>
+        </w:tc>
+      </w:tr>
+      <w:tr>
+        <w:tc>
+          <w:p>
+            <w:pPr>
+              <w:pStyle w:val="Normal"/>
+              <w:jc w:val="left"/>
+            </w:pPr>
+            <w:r>
+              <w:t>Effect size type</w:t>
+            </w:r>
+          </w:p>
+        </w:tc>
+        <w:tc>
+          <w:p>
+            <w:pPr>
+              <w:pStyle w:val="Normal"/>
+              <w:jc w:val="center"/>
+            </w:pPr>
+            <w:r>
+              <w:t>Yes</w:t>
+            </w:r>
+          </w:p>
+        </w:tc>
+        <w:tc>
+          <w:p>
+            <w:pPr>
+              <w:pStyle w:val="Normal"/>
+              <w:jc w:val="center"/>
+            </w:pPr>
+            <w:r>
+              <w:t>Yes</w:t>
+            </w:r>
+          </w:p>
+        </w:tc>
+        <w:tc>
+          <w:p>
+            <w:pPr>
+              <w:pStyle w:val="Normal"/>
+              <w:jc w:val="center"/>
+            </w:pPr>
+            <w:r>
+              <w:t>Yes</w:t>
+            </w:r>
+          </w:p>
+        </w:tc>
+        <w:tc>
+          <w:p>
+            <w:pPr>
+              <w:pStyle w:val="Normal"/>
+              <w:jc w:val="center"/>
+            </w:pPr>
+            <w:r>
+              <w:t>Yes</w:t>
+            </w:r>
+          </w:p>
+        </w:tc>
+      </w:tr>
+      <w:tr>
+        <w:tc>
+          <w:p>
+            <w:pPr>
+              <w:pStyle w:val="Normal"/>
+              <w:jc w:val="left"/>
+            </w:pPr>
+            <w:r>
+              <w:t>Adjusted R-squared</w:t>
+            </w:r>
+          </w:p>
+        </w:tc>
+        <w:tc>
+          <w:p>
+            <w:pPr>
+              <w:pStyle w:val="Normal"/>
+              <w:jc w:val="center"/>
+            </w:pPr>
+            <w:r>
+              <w:t>0.401</w:t>
+            </w:r>
+          </w:p>
+        </w:tc>
+        <w:tc>
+          <w:p>
+            <w:pPr>
+              <w:pStyle w:val="Normal"/>
+              <w:jc w:val="center"/>
+            </w:pPr>
+            <w:r>
+              <w:t>0.400</w:t>
+            </w:r>
+          </w:p>
+        </w:tc>
+        <w:tc>
+          <w:p>
+            <w:pPr>
+              <w:pStyle w:val="Normal"/>
+              <w:jc w:val="center"/>
+            </w:pPr>
+            <w:r>
+              <w:t>0.143</w:t>
+            </w:r>
+          </w:p>
+        </w:tc>
+        <w:tc>
+          <w:p>
+            <w:pPr>
+              <w:pStyle w:val="Normal"/>
+              <w:jc w:val="center"/>
+            </w:pPr>
+            <w:r>
+              <w:t>0.148</w:t>
+            </w:r>
+          </w:p>
+        </w:tc>
+      </w:tr>
+      <w:tr>
+        <w:tc>
+          <w:p>
+            <w:pPr>
+              <w:pStyle w:val="Normal"/>
+              <w:jc w:val="left"/>
+            </w:pPr>
+            <w:r>
+              <w:t>No. of meta-analyses</w:t>
+            </w:r>
+          </w:p>
+        </w:tc>
+        <w:tc>
+          <w:p>
+            <w:pPr>
+              <w:pStyle w:val="Normal"/>
+              <w:jc w:val="center"/>
+            </w:pPr>
+            <w:r>
+              <w:t>708</w:t>
+            </w:r>
+          </w:p>
+        </w:tc>
+        <w:tc>
+          <w:p>
+            <w:pPr>
+              <w:pStyle w:val="Normal"/>
+              <w:jc w:val="center"/>
+            </w:pPr>
+            <w:r>
+              <w:t>708</w:t>
+            </w:r>
+          </w:p>
+        </w:tc>
+        <w:tc>
+          <w:p>
+            <w:pPr>
+              <w:pStyle w:val="Normal"/>
+              <w:jc w:val="center"/>
+            </w:pPr>
+            <w:r>
+              <w:t>708</w:t>
+            </w:r>
+          </w:p>
+        </w:tc>
+        <w:tc>
+          <w:p>
+            <w:pPr>
+              <w:pStyle w:val="Normal"/>
+              <w:jc w:val="center"/>
+            </w:pPr>
+            <w:r>
+              <w:t>708</w:t>
             </w:r>
           </w:p>
         </w:tc>

--- a/results/supplement/Table_S5.docx
+++ b/results/supplement/Table_S5.docx
@@ -31,40 +31,40 @@
               <w:jc w:val="center"/>
             </w:pPr>
             <w:r>
-              <w:t>0% heterogeneity: Model 1 Estimate (SE)</w:t>
-            </w:r>
-          </w:p>
-        </w:tc>
-        <w:tc>
-          <w:p>
-            <w:pPr>
-              <w:pStyle w:val="Normal"/>
-              <w:jc w:val="center"/>
-            </w:pPr>
-            <w:r>
-              <w:t>0% heterogeneity: Model 2 Estimate (SE)</w:t>
-            </w:r>
-          </w:p>
-        </w:tc>
-        <w:tc>
-          <w:p>
-            <w:pPr>
-              <w:pStyle w:val="Normal"/>
-              <w:jc w:val="center"/>
-            </w:pPr>
-            <w:r>
-              <w:t>50% heterogeneity: Model 1 Estimate (SE)</w:t>
-            </w:r>
-          </w:p>
-        </w:tc>
-        <w:tc>
-          <w:p>
-            <w:pPr>
-              <w:pStyle w:val="Normal"/>
-              <w:jc w:val="center"/>
-            </w:pPr>
-            <w:r>
-              <w:t>50% heterogeneity: Model 2 Estimate (SE)</w:t>
+              <w:t>0% genuine heterogeneity: Model 1 Estimate (SE)</w:t>
+            </w:r>
+          </w:p>
+        </w:tc>
+        <w:tc>
+          <w:p>
+            <w:pPr>
+              <w:pStyle w:val="Normal"/>
+              <w:jc w:val="center"/>
+            </w:pPr>
+            <w:r>
+              <w:t>0% genuine heterogeneity: Model 2 Estimate (SE)</w:t>
+            </w:r>
+          </w:p>
+        </w:tc>
+        <w:tc>
+          <w:p>
+            <w:pPr>
+              <w:pStyle w:val="Normal"/>
+              <w:jc w:val="center"/>
+            </w:pPr>
+            <w:r>
+              <w:t>50% genuine heterogeneity: Model 1 Estimate (SE)</w:t>
+            </w:r>
+          </w:p>
+        </w:tc>
+        <w:tc>
+          <w:p>
+            <w:pPr>
+              <w:pStyle w:val="Normal"/>
+              <w:jc w:val="center"/>
+            </w:pPr>
+            <w:r>
+              <w:t>50% genuine heterogeneity: Model 2 Estimate (SE)</w:t>
             </w:r>
           </w:p>
         </w:tc>
